--- a/全校选修课/样章_人工智能职业素养_项目1.docx
+++ b/全校选修课/样章_人工智能职业素养_项目1.docx
@@ -7,7 +7,7 @@
         <w:pStyle w:val="Title"/>
       </w:pPr>
       <w:r>
-        <w:t>人工智能职业素养</w:t>
+        <w:t>样章：人工智能职业素养　项目1</w:t>
       </w:r>
     </w:p>
     <w:p>
@@ -30,12 +30,22 @@
     </w:p>
     <w:p>
       <w:r>
-        <w:t>生成式人工智能已经进入学习、求职和工作的日常环节。写求职信、整理会议纪要、起草工作方案、查找资料，都可以交给AI完成。但是，AI输出的内容并不自动正确，也不会为结果承担责任。学生在使用AI时，最常见的问题不是"不会用"，而是"不知道哪些事情应当由自己负责"：有人把编造的经历写进简历，有人把未经核实的数据放进报告，也有人把AI的判断直接当成最终决定。</w:t>
+        <w:t>生成式人工智能已经进入学习、求职和工作的日常环节。写求职信、整理会议纪要、起草工作方案、查找资料，都可以交给AI完成，而且速度明显快于人工。然而，AI输出的内容并不自动正确，也不会为结果承担责任。学生在使用AI时，最常见的问题往往不是"不会用"，而是"不知道哪些事情应当由自己负责"。</w:t>
       </w:r>
     </w:p>
     <w:p>
       <w:r>
-        <w:t>本项目要解决的问题是：哪些任务可以委托给AI，哪些任务必须由本人负责。项目以"任务情境—AI处理—人工核验—留痕—复盘"为主线，通过一次完整的求职准备案例，帮助学生建立判断的依据，并养成留痕的习惯。</w:t>
+        <w:t>在真实场景中，这类问题已经多次出现。有人把AI编造的实习经历写进简历，面试时无法说明；有人把未经核实的行业数据放进课程报告，导致结论站不住脚；也有人直接把AI给出的"建议录用"或"建议放弃"当成决定，忽略了自己的判断。这些问题的共同点是：使用者把"工具生成"当成了"已经核实"，把"可以委托"当成了"无需负责"。</w:t>
+      </w:r>
+    </w:p>
+    <w:p>
+      <w:r>
+        <w:t>本项目要解决的核心问题是：哪些任务可以委托给AI，哪些任务必须由本人负责，判断的依据是什么，以及如何把这种判断变成可以检查的记录。项目以"任务情境—AI处理—人工核验—留痕—复盘"为主线，通过一位大学生准备暑期实习的完整案例，把抽象的责任概念落实到具体的操作中。</w:t>
+      </w:r>
+    </w:p>
+    <w:p>
+      <w:r>
+        <w:t>学完本项目，学生不一定能够成为AI专家，但应当能够做到三件事：说清楚一项任务的风险在哪里；说清楚自己为什么把某一步交给AI，又为什么必须自己确认；并且把这些判断记录下来，供老师、单位或自己日后复查。这三件事，正是职业素养在人工智能时代的具体体现。</w:t>
       </w:r>
     </w:p>
     <w:p>
@@ -60,17 +70,33 @@
     </w:p>
     <w:p>
       <w:r>
-        <w:t>2. 能够区分"委托"与"负责"两个概念，说明责任在使用者与工具提供者之间的分布；</w:t>
+        <w:t>2. 能够区分"委托"与"负责"两个概念，说明责任在工具提供者、使用者和接收者之间的分布；</w:t>
       </w:r>
     </w:p>
     <w:p>
       <w:r>
-        <w:t>3. 能够依据风险类型和判断流程，对一项任务的委托程度作出判断，并给出理由；</w:t>
+        <w:t>3. 能够了解与AI使用相关的基本制度要求，包括生成式人工智能服务管理、个人信息保护和AI生成内容标识等方面的规定；</w:t>
       </w:r>
     </w:p>
     <w:p>
       <w:r>
-        <w:t>4. 能够完成一次AI辅助任务的核验，并填写任务责任表。</w:t>
+        <w:rPr>
+          <w:b/>
+        </w:rPr>
+        <w:t>能力目标：</w:t>
+      </w:r>
+      <w:r>
+        <w:t>4. 能够依据风险类型和判断流程，对一项任务的委托程度作出判断，并给出理由；</w:t>
+      </w:r>
+    </w:p>
+    <w:p>
+      <w:r>
+        <w:t>5. 能够完成一次AI辅助任务的核验，修改输出中的问题，并填写任务责任表；</w:t>
+      </w:r>
+    </w:p>
+    <w:p>
+      <w:r>
+        <w:t>6. 能够在课堂讨论和求职准备中，清楚说明自己对AI输出内容的把关情况。</w:t>
       </w:r>
     </w:p>
     <w:p>
@@ -81,12 +107,7 @@
         <w:t>素养目标：</w:t>
       </w:r>
       <w:r>
-        <w:t>5. 能够在求职和工作场景中，主动说明自己对AI输出内容的把关情况。</w:t>
-      </w:r>
-    </w:p>
-    <w:p>
-      <w:r>
-        <w:t>学习本项目后，学生应形成一个基本判断：AI可以帮助我们更快地完成工作，但"最终对结果负责"的人始终是自己。</w:t>
+        <w:t>7. 形成"AI提供草稿，本人对结果负责"的职业习惯，并能主动留存核验记录。</w:t>
       </w:r>
     </w:p>
     <w:p>
@@ -100,7 +121,7 @@
     </w:p>
     <w:p>
       <w:r>
-        <w:t>本项目建议 4 学时，理论讲解不超过 1 学时，其余时间用于任务操作、核验和讨论。各环节的学时与产出见表1-1。</w:t>
+        <w:t>本项目建议 4 学时。理论讲解不超过 1 学时，其余时间用于任务操作、核验和讨论。各环节的学时、活动与产出见表1-1。</w:t>
       </w:r>
     </w:p>
     <w:p>
@@ -216,7 +237,7 @@
               <w:rPr>
                 <w:sz w:val="19"/>
               </w:rPr>
-              <w:t>任务一 认识大模型</w:t>
+              <w:t>任务一　认识大模型</w:t>
             </w:r>
           </w:p>
         </w:tc>
@@ -286,7 +307,7 @@
               <w:rPr>
                 <w:sz w:val="19"/>
               </w:rPr>
-              <w:t>任务二 区分委托与负责</w:t>
+              <w:t>任务二　区分委托与负责</w:t>
             </w:r>
           </w:p>
         </w:tc>
@@ -320,7 +341,7 @@
               <w:rPr>
                 <w:sz w:val="19"/>
               </w:rPr>
-              <w:t>概念辨析，小组讨论责任分布</w:t>
+              <w:t>概念辨析，学习制度依据，小组讨论责任分布</w:t>
             </w:r>
           </w:p>
         </w:tc>
@@ -356,7 +377,7 @@
               <w:rPr>
                 <w:sz w:val="19"/>
               </w:rPr>
-              <w:t>任务三 判断任务归属</w:t>
+              <w:t>任务三　判断任务归属</w:t>
             </w:r>
           </w:p>
         </w:tc>
@@ -390,7 +411,7 @@
               <w:rPr>
                 <w:sz w:val="19"/>
               </w:rPr>
-              <w:t>风险分析，按流程判断三类任务</w:t>
+              <w:t>风险分析，按流程判断三类典型任务</w:t>
             </w:r>
           </w:p>
         </w:tc>
@@ -426,7 +447,7 @@
               <w:rPr>
                 <w:sz w:val="19"/>
               </w:rPr>
-              <w:t>任务四 实操与核验</w:t>
+              <w:t>任务四　实操与核验</w:t>
             </w:r>
           </w:p>
         </w:tc>
@@ -460,7 +481,7 @@
               <w:rPr>
                 <w:sz w:val="19"/>
               </w:rPr>
-              <w:t>完成任务单，逐条核验AI输出</w:t>
+              <w:t>完成任务单，逐条核验AI输出，修改定稿</w:t>
             </w:r>
           </w:p>
         </w:tc>
@@ -496,7 +517,7 @@
               <w:rPr>
                 <w:sz w:val="19"/>
               </w:rPr>
-              <w:t>任务五 留痕与复盘</w:t>
+              <w:t>任务五　留痕与复盘</w:t>
             </w:r>
           </w:p>
         </w:tc>
@@ -513,7 +534,7 @@
               <w:rPr>
                 <w:sz w:val="19"/>
               </w:rPr>
-              <w:t>1</w:t>
+              <w:t>0.5</w:t>
             </w:r>
           </w:p>
         </w:tc>
@@ -552,11 +573,86 @@
           </w:p>
         </w:tc>
       </w:tr>
+      <w:tr>
+        <w:tc>
+          <w:tcPr>
+            <w:tcW w:type="dxa" w:w="2160"/>
+          </w:tcPr>
+          <w:p>
+            <w:pPr>
+              <w:spacing w:line="288" w:lineRule="auto"/>
+              <w:ind w:firstLine="0"/>
+            </w:pPr>
+            <w:r>
+              <w:rPr>
+                <w:sz w:val="19"/>
+              </w:rPr>
+              <w:t>案例讨论</w:t>
+            </w:r>
+          </w:p>
+        </w:tc>
+        <w:tc>
+          <w:tcPr>
+            <w:tcW w:type="dxa" w:w="2160"/>
+          </w:tcPr>
+          <w:p>
+            <w:pPr>
+              <w:spacing w:line="288" w:lineRule="auto"/>
+              <w:ind w:firstLine="0"/>
+            </w:pPr>
+            <w:r>
+              <w:rPr>
+                <w:sz w:val="19"/>
+              </w:rPr>
+              <w:t>0.5</w:t>
+            </w:r>
+          </w:p>
+        </w:tc>
+        <w:tc>
+          <w:tcPr>
+            <w:tcW w:type="dxa" w:w="2160"/>
+          </w:tcPr>
+          <w:p>
+            <w:pPr>
+              <w:spacing w:line="288" w:lineRule="auto"/>
+              <w:ind w:firstLine="0"/>
+            </w:pPr>
+            <w:r>
+              <w:rPr>
+                <w:sz w:val="19"/>
+              </w:rPr>
+              <w:t>分析班级活动公告的风险，提出核对流程</w:t>
+            </w:r>
+          </w:p>
+        </w:tc>
+        <w:tc>
+          <w:tcPr>
+            <w:tcW w:type="dxa" w:w="2160"/>
+          </w:tcPr>
+          <w:p>
+            <w:pPr>
+              <w:spacing w:line="288" w:lineRule="auto"/>
+              <w:ind w:firstLine="0"/>
+            </w:pPr>
+            <w:r>
+              <w:rPr>
+                <w:sz w:val="19"/>
+              </w:rPr>
+              <w:t>核对流程草图</w:t>
+            </w:r>
+          </w:p>
+        </w:tc>
+      </w:tr>
     </w:tbl>
     <w:p>
       <w:pPr>
         <w:ind w:firstLine="0"/>
       </w:pPr>
+    </w:p>
+    <w:p>
+      <w:r>
+        <w:t>需要说明的是，学时安排可以根据班级情况调整。若学生已有大模型使用经验，任务一可压缩为 0.5 学时；若课堂讨论充分，任务三和案例讨论可以合并。</w:t>
+      </w:r>
     </w:p>
     <w:p>
       <w:pPr>
@@ -569,7 +665,7 @@
     </w:p>
     <w:p>
       <w:r>
-        <w:t>很多学生认为，AI"知道"答案，因此它的回答应该是正确的。要理解为什么这种想法不可靠，需要先了解大模型生成文本的基本方式。</w:t>
+        <w:t>很多学生认为，AI"知道"答案，因此它的回答应该是正确的。这种直觉在日常生活中并不罕见：搜索引擎返回的结果通常有来源，百科条目经过编辑，因此人们容易把AI的回答也当作一种"查询结果"。要理解为什么这种想法不可靠，需要先了解大模型生成文本的基本方式。</w:t>
       </w:r>
     </w:p>
     <w:p>
@@ -583,7 +679,7 @@
     </w:p>
     <w:p>
       <w:r>
-        <w:t>大模型处理文字时，并不是像查字典一样从数据库中找到现成的句子。它先把输入的文字切分为词元（token），即模型处理文字的最小单位；然后根据前文，逐个预测下一个词元最可能出现的概率；最后把这些词元组合为一段完整的文本。图1-1展示了这一过程。</w:t>
+        <w:t>大模型处理文字时，并不是像查字典一样，从数据库中找到现成的句子再返回给用户。它的工作方式可以概括为四个步骤，如图1-1所示。第一步，模型接收输入，包括用户的提示词、上传的材料以及此前的对话内容。第二步，模型把这些文字切分为词元（token），词元是模型处理文字的最小单位，可能是一个字、一个词，也可能是词的一部分。第三步，模型根据前面的全部词元，逐个预测下一个词元最可能出现的概率。第四步，模型把被选中的词元依次组合，形成完整的文本。</w:t>
       </w:r>
     </w:p>
     <w:p>
@@ -641,7 +737,12 @@
     </w:p>
     <w:p>
       <w:r>
-        <w:t>这一过程有两个直接结论。第一，模型的回答是"合理的续写"，不是"经过核实的事实"。第二，同样的问题，换一种问法或再问一次，回答可能不同。因此，AI输出的内容需要人工核实，不能直接作为证据使用。</w:t>
+        <w:t>图1-1中的第三步是理解大模型局限的关键。模型在每一步都是在"预测合理的下一个词"，而不是"核对事实是否正确"。因此，一段文字可以语句通顺、结构完整、细节具体，同时又与事实不符。这也是为什么，模型的回答应当被理解为"合理的续写"，而不是"经过核实的结论"。</w:t>
+      </w:r>
+    </w:p>
+    <w:p>
+      <w:r>
+        <w:t>这一过程还有另一个结论：同样的问题，换一种问法、或者再问一次，回答可能会有所不同。对于创作类任务，这种变化可能是优点，因为它能带来多种思路；但对于事实类任务，这种变化意味着输出是不稳定的，不能仅凭一次回答就作为依据。</w:t>
       </w:r>
     </w:p>
     <w:p>
@@ -655,7 +756,7 @@
     </w:p>
     <w:p>
       <w:r>
-        <w:t>大模型在整理、改写、归纳和举例方面表现较好，但在事实核实、时效信息和个人经历等方面存在明显局限。表1-2列出了常见的能力与局限，并说明它们对求职材料写作的启示。</w:t>
+        <w:t>大模型在整理、改写、归纳、举例和列举备选方案方面表现较好，因此在求职、学习和工作中有很大的使用价值。但它在事实核实、时效信息、个人经历和具体数据等方面存在明显局限。表1-2列出了这些能力与局限，并说明它们对求职材料写作的启示。</w:t>
       </w:r>
     </w:p>
     <w:p>
@@ -752,7 +853,7 @@
               <w:rPr>
                 <w:sz w:val="19"/>
               </w:rPr>
-              <w:t>擅长</w:t>
+              <w:t>擅长：语言加工</w:t>
             </w:r>
           </w:p>
         </w:tc>
@@ -769,7 +870,7 @@
               <w:rPr>
                 <w:sz w:val="19"/>
               </w:rPr>
-              <w:t>语言改写、结构整理、列举备选方案、转换表达风格</w:t>
+              <w:t>改写语句、调整语气、统一格式、转换表达风格</w:t>
             </w:r>
           </w:p>
         </w:tc>
@@ -786,7 +887,60 @@
               <w:rPr>
                 <w:sz w:val="19"/>
               </w:rPr>
-              <w:t>可以委托给AI做格式与语言润色</w:t>
+              <w:t>可以较多地委托给AI，但仍需检查意思是否改变</w:t>
+            </w:r>
+          </w:p>
+        </w:tc>
+      </w:tr>
+      <w:tr>
+        <w:tc>
+          <w:tcPr>
+            <w:tcW w:type="dxa" w:w="2880"/>
+          </w:tcPr>
+          <w:p>
+            <w:pPr>
+              <w:spacing w:line="288" w:lineRule="auto"/>
+              <w:ind w:firstLine="0"/>
+            </w:pPr>
+            <w:r>
+              <w:rPr>
+                <w:sz w:val="19"/>
+              </w:rPr>
+              <w:t>擅长：结构整理</w:t>
+            </w:r>
+          </w:p>
+        </w:tc>
+        <w:tc>
+          <w:tcPr>
+            <w:tcW w:type="dxa" w:w="2880"/>
+          </w:tcPr>
+          <w:p>
+            <w:pPr>
+              <w:spacing w:line="288" w:lineRule="auto"/>
+              <w:ind w:firstLine="0"/>
+            </w:pPr>
+            <w:r>
+              <w:rPr>
+                <w:sz w:val="19"/>
+              </w:rPr>
+              <w:t>归纳要点、列出提纲、排列备选方案</w:t>
+            </w:r>
+          </w:p>
+        </w:tc>
+        <w:tc>
+          <w:tcPr>
+            <w:tcW w:type="dxa" w:w="2880"/>
+          </w:tcPr>
+          <w:p>
+            <w:pPr>
+              <w:spacing w:line="288" w:lineRule="auto"/>
+              <w:ind w:firstLine="0"/>
+            </w:pPr>
+            <w:r>
+              <w:rPr>
+                <w:sz w:val="19"/>
+              </w:rPr>
+              <w:t>适合用于草拟框架，具体内容由本人补充</w:t>
             </w:r>
           </w:p>
         </w:tc>
@@ -822,7 +976,7 @@
               <w:rPr>
                 <w:sz w:val="19"/>
               </w:rPr>
-              <w:t>编造不存在的经历、数字、奖项或出处</w:t>
+              <w:t>编造不存在的经历、数字、奖项、出处或文献</w:t>
             </w:r>
           </w:p>
         </w:tc>
@@ -875,7 +1029,7 @@
               <w:rPr>
                 <w:sz w:val="19"/>
               </w:rPr>
-              <w:t>训练数据有截止时间，对近期政策、岗位要求不了解</w:t>
+              <w:t>训练数据有截止时间，对近期政策、岗位要求和行业动态了解有限</w:t>
             </w:r>
           </w:p>
         </w:tc>
@@ -892,7 +1046,7 @@
               <w:rPr>
                 <w:sz w:val="19"/>
               </w:rPr>
-              <w:t>涉及政策和岗位要求，以官方或企业发布的信息为准</w:t>
+              <w:t>涉及政策和岗位要求时，以官方或企业发布的信息为准</w:t>
             </w:r>
           </w:p>
         </w:tc>
@@ -928,7 +1082,7 @@
               <w:rPr>
                 <w:sz w:val="19"/>
               </w:rPr>
-              <w:t>表达流畅、自信，容易让人误以为内容可靠</w:t>
+              <w:t>表达流畅、自信，容易让人误认为内容可靠</w:t>
             </w:r>
           </w:p>
         </w:tc>
@@ -945,7 +1099,60 @@
               <w:rPr>
                 <w:sz w:val="19"/>
               </w:rPr>
-              <w:t>语言越顺畅，越要检查事实部分</w:t>
+              <w:t>语言越顺畅，越要检查事实部分，而不是依据语气作判断</w:t>
+            </w:r>
+          </w:p>
+        </w:tc>
+      </w:tr>
+      <w:tr>
+        <w:tc>
+          <w:tcPr>
+            <w:tcW w:type="dxa" w:w="2880"/>
+          </w:tcPr>
+          <w:p>
+            <w:pPr>
+              <w:spacing w:line="288" w:lineRule="auto"/>
+              <w:ind w:firstLine="0"/>
+            </w:pPr>
+            <w:r>
+              <w:rPr>
+                <w:sz w:val="19"/>
+              </w:rPr>
+              <w:t>局限四：个人信息</w:t>
+            </w:r>
+          </w:p>
+        </w:tc>
+        <w:tc>
+          <w:tcPr>
+            <w:tcW w:type="dxa" w:w="2880"/>
+          </w:tcPr>
+          <w:p>
+            <w:pPr>
+              <w:spacing w:line="288" w:lineRule="auto"/>
+              <w:ind w:firstLine="0"/>
+            </w:pPr>
+            <w:r>
+              <w:rPr>
+                <w:sz w:val="19"/>
+              </w:rPr>
+              <w:t>模型不了解使用者的真实经历，只能依据输入材料推断</w:t>
+            </w:r>
+          </w:p>
+        </w:tc>
+        <w:tc>
+          <w:tcPr>
+            <w:tcW w:type="dxa" w:w="2880"/>
+          </w:tcPr>
+          <w:p>
+            <w:pPr>
+              <w:spacing w:line="288" w:lineRule="auto"/>
+              <w:ind w:firstLine="0"/>
+            </w:pPr>
+            <w:r>
+              <w:rPr>
+                <w:sz w:val="19"/>
+              </w:rPr>
+              <w:t>个人经历只能来自本人提供的原始材料，不能由AI补全</w:t>
             </w:r>
           </w:p>
         </w:tc>
@@ -955,6 +1162,11 @@
       <w:pPr>
         <w:ind w:firstLine="0"/>
       </w:pPr>
+    </w:p>
+    <w:p>
+      <w:r>
+        <w:t>表1-2中的四类局限，并非所有AI工具都同样明显，也不会在每次输出中都出现。但是，使用者无法事先判断某一次输出是否存在问题，因此必须把核验当作每次使用的固定环节，而不是"出错时才检查"。</w:t>
+      </w:r>
     </w:p>
     <w:p>
       <w:pPr>
@@ -967,7 +1179,21 @@
         <w:t xml:space="preserve">【知识卡片】幻觉　</w:t>
       </w:r>
       <w:r>
-        <w:t>指模型生成的内容看似合理，实际上与事实不符，甚至完全虚构。对使用者来说，最危险的往往不是明显的错误，而是语气可信、细节具体但没有依据的内容。</w:t>
+        <w:t>指模型生成的内容看似合理，实际上与事实不符，甚至完全虚构。对使用者来说，最危险的往往不是明显的错误，而是语气可信、细节具体但没有依据的内容。例如，AI可能写出"在某次竞赛中获得二等奖"这样的句子，但该竞赛并不存在，或者使用者从未参加过。</w:t>
+      </w:r>
+    </w:p>
+    <w:p>
+      <w:pPr>
+        <w:ind w:firstLine="0" w:left="240"/>
+      </w:pPr>
+      <w:r>
+        <w:rPr>
+          <w:b/>
+        </w:rPr>
+        <w:t xml:space="preserve">【知识卡片】时效性　</w:t>
+      </w:r>
+      <w:r>
+        <w:t>大模型的知识来自训练数据，训练数据有时间截止点。涉及近期政策、行业标准、招聘要求和价格信息的内容，可能已经过时。遇到这类内容，应当以官方发布或企业公告为准，并在留痕中注明信息来源。</w:t>
       </w:r>
     </w:p>
     <w:p>
@@ -981,7 +1207,7 @@
     </w:p>
     <w:p>
       <w:r>
-        <w:t>"委托"和"负责"是本项目的两个基本概念。委托是指把某个步骤的执行交给AI；负责是指对最终结果承担后果，包括事实是否真实、结论是否可靠、内容是否合规。两者的区别见表1-3。</w:t>
+        <w:t>"委托"和"负责"是本项目最重要的两个概念。委托，是指把某个步骤的执行交给AI完成；负责，是指对最终结果承担后果，包括事实是否真实、结论是否可靠、内容是否合规，以及结果被他人使用后产生的影响。两者既有联系，又有明显区别。</w:t>
       </w:r>
     </w:p>
     <w:p>
@@ -991,6 +1217,11 @@
       </w:pPr>
       <w:r>
         <w:t>2.1 两个概念的区别</w:t>
+      </w:r>
+    </w:p>
+    <w:p>
+      <w:r>
+        <w:t>委托是"做事情"的分工，负责是"担后果"的分工。一项工作可以由AI完成其中的很多步骤，但最终结果由谁负责，并不会因为步骤分配而改变。表1-3对两个概念作了对照。</w:t>
       </w:r>
     </w:p>
     <w:p>
@@ -1123,7 +1354,7 @@
               <w:rPr>
                 <w:sz w:val="19"/>
               </w:rPr>
-              <w:t>把某一步骤的执行交给AI</w:t>
+              <w:t>把某一步骤的执行交给AI完成</w:t>
             </w:r>
           </w:p>
         </w:tc>
@@ -1157,7 +1388,7 @@
               <w:rPr>
                 <w:sz w:val="19"/>
               </w:rPr>
-              <w:t>让AI调整段落顺序、统一格式</w:t>
+              <w:t>让AI调整段落顺序、统一格式、生成备选标题</w:t>
             </w:r>
           </w:p>
         </w:tc>
@@ -1227,7 +1458,77 @@
               <w:rPr>
                 <w:sz w:val="19"/>
               </w:rPr>
-              <w:t>确认简历中的每一项经历真实存在</w:t>
+              <w:t>确认简历中每一项经历真实存在，并能够口头说明</w:t>
+            </w:r>
+          </w:p>
+        </w:tc>
+      </w:tr>
+      <w:tr>
+        <w:tc>
+          <w:tcPr>
+            <w:tcW w:type="dxa" w:w="2160"/>
+          </w:tcPr>
+          <w:p>
+            <w:pPr>
+              <w:spacing w:line="288" w:lineRule="auto"/>
+              <w:ind w:firstLine="0"/>
+            </w:pPr>
+            <w:r>
+              <w:rPr>
+                <w:sz w:val="19"/>
+              </w:rPr>
+              <w:t>共同点</w:t>
+            </w:r>
+          </w:p>
+        </w:tc>
+        <w:tc>
+          <w:tcPr>
+            <w:tcW w:type="dxa" w:w="2160"/>
+          </w:tcPr>
+          <w:p>
+            <w:pPr>
+              <w:spacing w:line="288" w:lineRule="auto"/>
+              <w:ind w:firstLine="0"/>
+            </w:pPr>
+            <w:r>
+              <w:rPr>
+                <w:sz w:val="19"/>
+              </w:rPr>
+              <w:t>两者都发生在同一项工作中</w:t>
+            </w:r>
+          </w:p>
+        </w:tc>
+        <w:tc>
+          <w:tcPr>
+            <w:tcW w:type="dxa" w:w="2160"/>
+          </w:tcPr>
+          <w:p>
+            <w:pPr>
+              <w:spacing w:line="288" w:lineRule="auto"/>
+              <w:ind w:firstLine="0"/>
+            </w:pPr>
+            <w:r>
+              <w:rPr>
+                <w:sz w:val="19"/>
+              </w:rPr>
+              <w:t>委托不转移责任，只转移执行</w:t>
+            </w:r>
+          </w:p>
+        </w:tc>
+        <w:tc>
+          <w:tcPr>
+            <w:tcW w:type="dxa" w:w="2160"/>
+          </w:tcPr>
+          <w:p>
+            <w:pPr>
+              <w:spacing w:line="288" w:lineRule="auto"/>
+              <w:ind w:firstLine="0"/>
+            </w:pPr>
+            <w:r>
+              <w:rPr>
+                <w:sz w:val="19"/>
+              </w:rPr>
+              <w:t>"AI写的"不能作为出错的理由</w:t>
             </w:r>
           </w:p>
         </w:tc>
@@ -1240,7 +1541,12 @@
     </w:p>
     <w:p>
       <w:r>
-        <w:t>一个简单的判断是：如果一项工作出现错误，并且错误会影响他人或本人的利益，那么这项工作的最终结果就需要由本人负责，无论其中哪一步由AI完成。</w:t>
+        <w:t>一个简单的判断标准是：如果一项工作出现错误，并且错误会影响他人或本人的利益，那么这项工作的最终结果就需要由本人负责，无论其中哪一步由AI完成。这一标准看似简单，但在实际操作中经常被忽略。很多学生认为，只要自己"改过"AI的输出，就已经完成了负责；实际上，改写语句与核实事实是两回事。</w:t>
+      </w:r>
+    </w:p>
+    <w:p>
+      <w:r>
+        <w:t>还需要注意的是，"委托"并不意味着"放任"。在把任务交给AI之前，使用者应当明确任务的目标、材料的范围和输出的要求；在拿到输出之后，应当检查每一句话的依据。如果缺少这两个环节，委托就会变成把责任交给了一个无法承担责任的对象。</w:t>
       </w:r>
     </w:p>
     <w:p>
@@ -1254,7 +1560,7 @@
     </w:p>
     <w:p>
       <w:r>
-        <w:t>在使用AI的过程中，责任分布在三类主体之间：提供AI工具的平台承担安全和合规方面的义务；使用者决定如何提问、采用哪些输出、以什么身份对外提交；接收输出的老师、单位或读者依赖这些内容作出判断。图1-2展示了这种分布关系。</w:t>
+        <w:t>在使用AI的过程中，责任分布在三类主体之间。第一类是AI工具的提供者，即开发和运营模型的企业或机构，它们承担平台的安全、合规和内容管理方面的义务。第二类是使用者，即提出任务、采用输出并以某种身份对外提交的人，也就是本项目中的学生。第三类是接收者，即老师、用人单位、读者或其他依赖输出作出判断的人。图1-2展示了这种分布关系。</w:t>
       </w:r>
     </w:p>
     <w:p>
@@ -1312,7 +1618,64 @@
     </w:p>
     <w:p>
       <w:r>
-        <w:t>需要注意的是，平台的义务不能替代使用者的责任。平台可以设置过滤和提示，但无法替代使用者核实自己的经历。根据《中华人民共和国个人信息保护法》（2021年11月1日施行），处理个人信息应当遵循合法、正当、必要原则；把他人的个人信息输入AI工具，本身就需要使用者承担注意义务。</w:t>
+        <w:t>图1-2中的三类主体，各自承担不同的义务。提供者需要通过技术和制度手段，减少有害内容和虚假信息的产生；使用者需要在采用输出之前完成核验，并对自己提交的内容负责；接收者需要根据情况判断输出的可信程度，并在必要时向使用者核实。三类主体的义务相互补充，但彼此不能替代。</w:t>
+      </w:r>
+    </w:p>
+    <w:p>
+      <w:r>
+        <w:t>需要特别强调的是，平台的义务不能替代使用者的责任。平台可以设置过滤、提示和标识，但它无法知道使用者的真实经历，也无法替使用者核实每一句与自己有关的内容。因此，即使平台的产品设计已经尽可能降低风险，使用者仍然需要对自己采用的内容负责。</w:t>
+      </w:r>
+    </w:p>
+    <w:p>
+      <w:pPr>
+        <w:pStyle w:val="Heading3"/>
+        <w:ind w:firstLine="0"/>
+      </w:pPr>
+      <w:r>
+        <w:t>2.3 制度依据</w:t>
+      </w:r>
+    </w:p>
+    <w:p>
+      <w:r>
+        <w:t>责任边界并非只是一种道德要求，也有相应的制度依据。下面三部规定与学生的日常使用直接相关，学生应当了解其基本要求，但无需记住条文原文。</w:t>
+      </w:r>
+    </w:p>
+    <w:p>
+      <w:r>
+        <w:rPr>
+          <w:b/>
+        </w:rPr>
+        <w:t>第一，</w:t>
+      </w:r>
+      <w:r>
+        <w:t>《生成式人工智能服务管理暂行办法》于2023年7月公布，自2023年8月15日起施行。该办法规定，利用生成式人工智能提供服务的提供者，应当采取有效措施，提升生成内容的准确性和可靠性，并依法对生成内容进行标识。这一规定说明，制度对提供者提出了明确要求，但它并不免除使用者在具体工作中的核验义务。</w:t>
+      </w:r>
+    </w:p>
+    <w:p>
+      <w:r>
+        <w:rPr>
+          <w:b/>
+        </w:rPr>
+        <w:t>第二，</w:t>
+      </w:r>
+      <w:r>
+        <w:t>《中华人民共和国个人信息保护法》自2021年11月1日起施行。该法对个人信息的处理规定了合法、正当、必要等原则。对学生来说，最直接的含义是：把他人的姓名、电话、身份证号、成绩或病历等信息输入AI工具，本身就需要考虑是否获得了相应授权，以及是否真正有必要。</w:t>
+      </w:r>
+    </w:p>
+    <w:p>
+      <w:r>
+        <w:rPr>
+          <w:b/>
+        </w:rPr>
+        <w:t>第三，</w:t>
+      </w:r>
+      <w:r>
+        <w:t>《互联网信息服务深度合成管理规定》自2023年1月10日起施行。该规定要求对深度合成服务生成的内容进行标识，使公众能够识别内容是否由人工智能生成。对学生来说，这意味着在课程作业、竞赛作品或对外发布的材料中，如果使用了AI生成的内容，应当按照要求或学校规定予以说明。</w:t>
+      </w:r>
+    </w:p>
+    <w:p>
+      <w:r>
+        <w:t>除上述国家层面的规定外，各学校通常还会发布本校关于AI使用的管理办法，包括课程作业、毕业设计和学术论文中的使用边界。学生应当以本校规定为准。当国家规定与学校规定的要求不一致时，应当主动向老师咨询，而不是自行判断。</w:t>
       </w:r>
     </w:p>
     <w:p>
@@ -1326,7 +1689,7 @@
         <w:t xml:space="preserve">【知识卡片】责任不因工具而转移　</w:t>
       </w:r>
       <w:r>
-        <w:t>使用AI完成的工作，署名者仍然是使用者。"AI写的"不能作为出错的理由，也不能作为免除核实义务的理由。</w:t>
+        <w:t>使用AI完成的工作，署名者仍然是使用者。"AI写的"不能作为出错的理由，也不能作为免除核实义务的理由。在求职、课程和工作中，人们评价的是你提交的结果，而不是你使用了什么工具。</w:t>
       </w:r>
     </w:p>
     <w:p>
@@ -1340,7 +1703,7 @@
     </w:p>
     <w:p>
       <w:r>
-        <w:t>面对一项具体任务，学生需要先判断它的风险类型，再决定可以委托到什么程度。</w:t>
+        <w:t>面对一项具体任务，学生需要先判断它的风险类型，再决定可以把哪些步骤委托出去。这一判断并不依赖于AI工具的好坏，而取决于任务本身的性质：它是否依赖真实事实，是否涉及他人的权益，输出是否会直接用于他人的决定。</w:t>
       </w:r>
     </w:p>
     <w:p>
@@ -1354,7 +1717,7 @@
     </w:p>
     <w:p>
       <w:r>
-        <w:t>根据任务的性质，常见风险可以分为四类。表1-4列出了各类风险的表现，以及对应的核验方法。</w:t>
+        <w:t>根据任务的性质，常见风险可以分为四类：事实风险、权益风险、决策风险和合规风险。同一项任务往往同时包含几类风险，需要逐一识别。表1-4列出了各类风险的典型表现和对应的核验方法。</w:t>
       </w:r>
     </w:p>
     <w:p>
@@ -1468,7 +1831,7 @@
               <w:rPr>
                 <w:sz w:val="19"/>
               </w:rPr>
-              <w:t>经历、数字、奖项、时间与原始材料不一致</w:t>
+              <w:t>经历、数字、奖项、时间与原始材料不一致，或无依据</w:t>
             </w:r>
           </w:p>
         </w:tc>
@@ -1485,7 +1848,7 @@
               <w:rPr>
                 <w:sz w:val="19"/>
               </w:rPr>
-              <w:t>逐条对照原始证明材料</w:t>
+              <w:t>逐条对照原始证明材料，无法对照的内容一律删除或标注待确认</w:t>
             </w:r>
           </w:p>
         </w:tc>
@@ -1521,7 +1884,7 @@
               <w:rPr>
                 <w:sz w:val="19"/>
               </w:rPr>
-              <w:t>涉及他人隐私、商业秘密或他人作品</w:t>
+              <w:t>涉及他人隐私、商业秘密、他人作品或肖像</w:t>
             </w:r>
           </w:p>
         </w:tc>
@@ -1538,7 +1901,7 @@
               <w:rPr>
                 <w:sz w:val="19"/>
               </w:rPr>
-              <w:t>删除敏感信息，确认使用授权</w:t>
+              <w:t>删除敏感信息，确认使用授权，不把他人资料输入未经授权的工具</w:t>
             </w:r>
           </w:p>
         </w:tc>
@@ -1574,7 +1937,7 @@
               <w:rPr>
                 <w:sz w:val="19"/>
               </w:rPr>
-              <w:t>输出直接用于录用、投资、报销等决定</w:t>
+              <w:t>输出直接用于录用、投资、报销、评优等决定</w:t>
             </w:r>
           </w:p>
         </w:tc>
@@ -1591,7 +1954,7 @@
               <w:rPr>
                 <w:sz w:val="19"/>
               </w:rPr>
-              <w:t>由本人独立判断，不以AI结论代替决定</w:t>
+              <w:t>由本人独立判断，不以AI结论代替决定，并保留判断依据</w:t>
             </w:r>
           </w:p>
         </w:tc>
@@ -1644,7 +2007,7 @@
               <w:rPr>
                 <w:sz w:val="19"/>
               </w:rPr>
-              <w:t>对照规定逐条检查，必要时咨询老师</w:t>
+              <w:t>对照规定逐条检查，必要时向老师或相关部门咨询</w:t>
             </w:r>
           </w:p>
         </w:tc>
@@ -1654,6 +2017,11 @@
       <w:pPr>
         <w:ind w:firstLine="0"/>
       </w:pPr>
+    </w:p>
+    <w:p>
+      <w:r>
+        <w:t>事实风险是学生使用AI时最常见的风险，也是最容易被忽视的风险。因为AI输出的文字通常通顺，学生往往会把"看起来像事实"当成了"是事实"。权益风险则容易在不经意间发生，例如把同学的成绩表或朋友的聊天记录直接粘贴到AI中，以便"分析一下"。</w:t>
+      </w:r>
     </w:p>
     <w:p>
       <w:pPr>
@@ -1666,7 +2034,7 @@
     </w:p>
     <w:p>
       <w:r>
-        <w:t>学生可以依据图1-3所示的流程，判断一项任务的委托程度。流程先看任务是否依赖真实事实或影响他人权益，再看输出是否会直接用于他人的决定。只有在两个问题的回答都为"否"时，任务才适合较高程度的委托。</w:t>
+        <w:t>为了让判断有章可循，学生可以依据图1-3所示的流程，对一项任务的委托程度作出判断。流程的第一个问题是：任务是否依赖真实事实，或者是否影响他人的权益。如果回答是"是"，则该任务的事实部分必须由本人核实并负责。第二个问题是：输出是否会直接用于他人的决定。如果回答是"是"，则最终结论必须由本人确认并承担后果。只有两个问题的回答都为"否"，任务才适合较高程度的委托，但仍需人工抽查。</w:t>
       </w:r>
     </w:p>
     <w:p>
@@ -1723,6 +2091,16 @@
       </w:r>
     </w:p>
     <w:p>
+      <w:r>
+        <w:t>图1-3的逻辑有两点需要特别说明。第一，流程的判断对象是"任务"，而不是"工具"。同一个AI工具，既可以用于整理格式，也可以用于编造经历，两者的风险截然不同。第二，流程给出的是底线，而不是全部要求。即使任务通过了流程，学生仍应当保持基本的警觉，并在提交前完成必要的检查。</w:t>
+      </w:r>
+    </w:p>
+    <w:p>
+      <w:r>
+        <w:t>在实际使用中，学生可能会遇到难以判断的情况。此时，最稳妥的做法是按照风险较高的一端来处理，即先假设该任务需要本人负责，再与老师或同学讨论是否可以放宽。这一做法看似保守，但可以避免因判断失误而造成的后果。</w:t>
+      </w:r>
+    </w:p>
+    <w:p>
       <w:pPr>
         <w:pStyle w:val="Heading3"/>
         <w:ind w:firstLine="0"/>
@@ -1733,40 +2111,351 @@
     </w:p>
     <w:p>
       <w:r>
-        <w:t>以下三项任务是学生在求职和课程学习中常见的任务，可以用图1-3的流程加以判断。</w:t>
+        <w:t>表1-5选取了学生在求职和课程学习中常见的三类任务，列出了它们的风险类型和委托程度，便于学生对照理解。</w:t>
+      </w:r>
+    </w:p>
+    <w:p>
+      <w:pPr>
+        <w:ind w:firstLine="0"/>
+        <w:jc w:val="center"/>
+      </w:pPr>
+      <w:r>
+        <w:rPr>
+          <w:b/>
+          <w:sz w:val="20"/>
+        </w:rPr>
+        <w:t>表1-5　三类典型任务的风险与委托程度</w:t>
+      </w:r>
+    </w:p>
+    <w:tbl>
+      <w:tblPr>
+        <w:tblStyle w:val="TableGrid"/>
+        <w:tblW w:type="auto" w:w="0"/>
+        <w:tblLook w:firstColumn="1" w:firstRow="1" w:lastColumn="0" w:lastRow="0" w:noHBand="0" w:noVBand="1" w:val="04A0"/>
+      </w:tblPr>
+      <w:tblGrid>
+        <w:gridCol w:w="2160"/>
+        <w:gridCol w:w="2160"/>
+        <w:gridCol w:w="2160"/>
+        <w:gridCol w:w="2160"/>
+      </w:tblGrid>
+      <w:tr>
+        <w:tc>
+          <w:tcPr>
+            <w:tcW w:type="dxa" w:w="2160"/>
+          </w:tcPr>
+          <w:p>
+            <w:pPr>
+              <w:spacing w:line="288" w:lineRule="auto"/>
+              <w:ind w:firstLine="0"/>
+            </w:pPr>
+            <w:r>
+              <w:rPr>
+                <w:b/>
+                <w:sz w:val="19"/>
+              </w:rPr>
+              <w:t>任务</w:t>
+            </w:r>
+          </w:p>
+        </w:tc>
+        <w:tc>
+          <w:tcPr>
+            <w:tcW w:type="dxa" w:w="2160"/>
+          </w:tcPr>
+          <w:p>
+            <w:pPr>
+              <w:spacing w:line="288" w:lineRule="auto"/>
+              <w:ind w:firstLine="0"/>
+            </w:pPr>
+            <w:r>
+              <w:rPr>
+                <w:b/>
+                <w:sz w:val="19"/>
+              </w:rPr>
+              <w:t>主要风险</w:t>
+            </w:r>
+          </w:p>
+        </w:tc>
+        <w:tc>
+          <w:tcPr>
+            <w:tcW w:type="dxa" w:w="2160"/>
+          </w:tcPr>
+          <w:p>
+            <w:pPr>
+              <w:spacing w:line="288" w:lineRule="auto"/>
+              <w:ind w:firstLine="0"/>
+            </w:pPr>
+            <w:r>
+              <w:rPr>
+                <w:b/>
+                <w:sz w:val="19"/>
+              </w:rPr>
+              <w:t>可委托的部分</w:t>
+            </w:r>
+          </w:p>
+        </w:tc>
+        <w:tc>
+          <w:tcPr>
+            <w:tcW w:type="dxa" w:w="2160"/>
+          </w:tcPr>
+          <w:p>
+            <w:pPr>
+              <w:spacing w:line="288" w:lineRule="auto"/>
+              <w:ind w:firstLine="0"/>
+            </w:pPr>
+            <w:r>
+              <w:rPr>
+                <w:b/>
+                <w:sz w:val="19"/>
+              </w:rPr>
+              <w:t>必须负责的部分</w:t>
+            </w:r>
+          </w:p>
+        </w:tc>
+      </w:tr>
+      <w:tr>
+        <w:tc>
+          <w:tcPr>
+            <w:tcW w:type="dxa" w:w="2160"/>
+          </w:tcPr>
+          <w:p>
+            <w:pPr>
+              <w:spacing w:line="288" w:lineRule="auto"/>
+              <w:ind w:firstLine="0"/>
+            </w:pPr>
+            <w:r>
+              <w:rPr>
+                <w:sz w:val="19"/>
+              </w:rPr>
+              <w:t>甲：整理课程设计的项目经历</w:t>
+            </w:r>
+          </w:p>
+        </w:tc>
+        <w:tc>
+          <w:tcPr>
+            <w:tcW w:type="dxa" w:w="2160"/>
+          </w:tcPr>
+          <w:p>
+            <w:pPr>
+              <w:spacing w:line="288" w:lineRule="auto"/>
+              <w:ind w:firstLine="0"/>
+            </w:pPr>
+            <w:r>
+              <w:rPr>
+                <w:sz w:val="19"/>
+              </w:rPr>
+              <w:t>事实风险、决策风险</w:t>
+            </w:r>
+          </w:p>
+        </w:tc>
+        <w:tc>
+          <w:tcPr>
+            <w:tcW w:type="dxa" w:w="2160"/>
+          </w:tcPr>
+          <w:p>
+            <w:pPr>
+              <w:spacing w:line="288" w:lineRule="auto"/>
+              <w:ind w:firstLine="0"/>
+            </w:pPr>
+            <w:r>
+              <w:rPr>
+                <w:sz w:val="19"/>
+              </w:rPr>
+              <w:t>调整语言、统一格式、压缩字数</w:t>
+            </w:r>
+          </w:p>
+        </w:tc>
+        <w:tc>
+          <w:tcPr>
+            <w:tcW w:type="dxa" w:w="2160"/>
+          </w:tcPr>
+          <w:p>
+            <w:pPr>
+              <w:spacing w:line="288" w:lineRule="auto"/>
+              <w:ind w:firstLine="0"/>
+            </w:pPr>
+            <w:r>
+              <w:rPr>
+                <w:sz w:val="19"/>
+              </w:rPr>
+              <w:t>每一条事实的真实性，以及写入简历的决定</w:t>
+            </w:r>
+          </w:p>
+        </w:tc>
+      </w:tr>
+      <w:tr>
+        <w:tc>
+          <w:tcPr>
+            <w:tcW w:type="dxa" w:w="2160"/>
+          </w:tcPr>
+          <w:p>
+            <w:pPr>
+              <w:spacing w:line="288" w:lineRule="auto"/>
+              <w:ind w:firstLine="0"/>
+            </w:pPr>
+            <w:r>
+              <w:rPr>
+                <w:sz w:val="19"/>
+              </w:rPr>
+              <w:t>乙：列出面试中可能被问到的问题</w:t>
+            </w:r>
+          </w:p>
+        </w:tc>
+        <w:tc>
+          <w:tcPr>
+            <w:tcW w:type="dxa" w:w="2160"/>
+          </w:tcPr>
+          <w:p>
+            <w:pPr>
+              <w:spacing w:line="288" w:lineRule="auto"/>
+              <w:ind w:firstLine="0"/>
+            </w:pPr>
+            <w:r>
+              <w:rPr>
+                <w:sz w:val="19"/>
+              </w:rPr>
+              <w:t>较低，仅用于准备</w:t>
+            </w:r>
+          </w:p>
+        </w:tc>
+        <w:tc>
+          <w:tcPr>
+            <w:tcW w:type="dxa" w:w="2160"/>
+          </w:tcPr>
+          <w:p>
+            <w:pPr>
+              <w:spacing w:line="288" w:lineRule="auto"/>
+              <w:ind w:firstLine="0"/>
+            </w:pPr>
+            <w:r>
+              <w:rPr>
+                <w:sz w:val="19"/>
+              </w:rPr>
+              <w:t>列出问题清单、提供回答思路</w:t>
+            </w:r>
+          </w:p>
+        </w:tc>
+        <w:tc>
+          <w:tcPr>
+            <w:tcW w:type="dxa" w:w="2160"/>
+          </w:tcPr>
+          <w:p>
+            <w:pPr>
+              <w:spacing w:line="288" w:lineRule="auto"/>
+              <w:ind w:firstLine="0"/>
+            </w:pPr>
+            <w:r>
+              <w:rPr>
+                <w:sz w:val="19"/>
+              </w:rPr>
+              <w:t>用自己的经历组织回答，并能够口头说明</w:t>
+            </w:r>
+          </w:p>
+        </w:tc>
+      </w:tr>
+      <w:tr>
+        <w:tc>
+          <w:tcPr>
+            <w:tcW w:type="dxa" w:w="2160"/>
+          </w:tcPr>
+          <w:p>
+            <w:pPr>
+              <w:spacing w:line="288" w:lineRule="auto"/>
+              <w:ind w:firstLine="0"/>
+            </w:pPr>
+            <w:r>
+              <w:rPr>
+                <w:sz w:val="19"/>
+              </w:rPr>
+              <w:t>丙：决定是否投递某个岗位</w:t>
+            </w:r>
+          </w:p>
+        </w:tc>
+        <w:tc>
+          <w:tcPr>
+            <w:tcW w:type="dxa" w:w="2160"/>
+          </w:tcPr>
+          <w:p>
+            <w:pPr>
+              <w:spacing w:line="288" w:lineRule="auto"/>
+              <w:ind w:firstLine="0"/>
+            </w:pPr>
+            <w:r>
+              <w:rPr>
+                <w:sz w:val="19"/>
+              </w:rPr>
+              <w:t>决策风险</w:t>
+            </w:r>
+          </w:p>
+        </w:tc>
+        <w:tc>
+          <w:tcPr>
+            <w:tcW w:type="dxa" w:w="2160"/>
+          </w:tcPr>
+          <w:p>
+            <w:pPr>
+              <w:spacing w:line="288" w:lineRule="auto"/>
+              <w:ind w:firstLine="0"/>
+            </w:pPr>
+            <w:r>
+              <w:rPr>
+                <w:sz w:val="19"/>
+              </w:rPr>
+              <w:t>整理岗位信息与公开的比较资料</w:t>
+            </w:r>
+          </w:p>
+        </w:tc>
+        <w:tc>
+          <w:tcPr>
+            <w:tcW w:type="dxa" w:w="2160"/>
+          </w:tcPr>
+          <w:p>
+            <w:pPr>
+              <w:spacing w:line="288" w:lineRule="auto"/>
+              <w:ind w:firstLine="0"/>
+            </w:pPr>
+            <w:r>
+              <w:rPr>
+                <w:sz w:val="19"/>
+              </w:rPr>
+              <w:t>全部决定，包括投递与否的判断及其后果</w:t>
+            </w:r>
+          </w:p>
+        </w:tc>
+      </w:tr>
+    </w:tbl>
+    <w:p>
+      <w:pPr>
+        <w:ind w:firstLine="0"/>
+      </w:pPr>
+    </w:p>
+    <w:p>
+      <w:r>
+        <w:t>任务甲是最典型的情形。学生希望把课程设计写成简历中的项目经历，这项工作既包含语言加工，也包含事实陈述。前者可以委托给AI，后者必须由本人核实。在实际操作中，许多学生会把两者混在一起处理，结果是既没有提高质量，也没有保证真实。</w:t>
       </w:r>
     </w:p>
     <w:p>
       <w:r>
-        <w:rPr>
-          <w:b/>
-        </w:rPr>
-        <w:t>任务甲：</w:t>
-      </w:r>
-      <w:r>
-        <w:t>（1）整理课程设计的项目经历。这项任务依赖真实事实，并且会写入简历，因此需要本人核实每一条内容。AI可以帮助调整语言，但不能增加原始材料中没有的成果。</w:t>
+        <w:t>任务乙的风险相对较低，因为面试问题清单仅用于准备，不会对外提交。但是，如果学生直接背诵AI给出的标准答案，在真实面试中就会暴露问题。因此，AI可以帮助列出问题，回答必须由本人组织。这一区分体现了委托的边界：AI提供思路，本人负责表达，并对表达的内容承担后果。</w:t>
       </w:r>
     </w:p>
     <w:p>
       <w:r>
-        <w:rPr>
-          <w:b/>
-        </w:rPr>
-        <w:t>任务乙：</w:t>
-      </w:r>
-      <w:r>
-        <w:t>（2）列出面试中可能被问到的问题。这项任务不直接依赖个人事实，输出仅用于准备，不对外提交，因此可以较高程度地委托给AI，但本人仍需要用自己的经历组织回答。</w:t>
+        <w:t>任务丙涉及个人决策，无论AI给出什么建议，结论都应由本人作出并承担后果。AI可以整理岗位信息、比较薪资和地点等公开数据，但不能替代本人对职业方向、个人条件和生活安排的判断。这类任务的核心在于"为自己负责"，因此不可委托。</w:t>
       </w:r>
     </w:p>
     <w:p>
+      <w:pPr>
+        <w:ind w:firstLine="0" w:left="240"/>
+      </w:pPr>
       <w:r>
         <w:rPr>
           <w:b/>
         </w:rPr>
-        <w:t>任务丙：</w:t>
+        <w:t xml:space="preserve">【知识卡片】委托的边界　</w:t>
       </w:r>
       <w:r>
-        <w:t>（3）决定是否投递某个岗位。这项任务涉及个人决策，无论AI给出什么建议，结论都由本人作出并承担后果，因此不可委托。</w:t>
+        <w:t>委托的边界不是由工具决定的，而是由任务的后果决定的。后果越大、越难以逆转，越需要本人负责；后果越小、越容易纠正，越可以较多地交给AI。</w:t>
       </w:r>
     </w:p>
     <w:p>
@@ -1779,27 +2468,8 @@
       </w:r>
     </w:p>
     <w:p>
-      <w:pPr>
-        <w:pStyle w:val="Heading3"/>
-        <w:ind w:firstLine="0"/>
-      </w:pPr>
       <w:r>
-        <w:t>4.1 任务情境与任务单</w:t>
-      </w:r>
-    </w:p>
-    <w:p>
-      <w:r>
-        <w:t>小林是计算机应用专业的二年级学生，即将申请一家企业的暑期实习。她的课程设计是一个小型数据分析项目，她希望用AI把这个项目写成一段简历中的"项目经历"，要求不超过100字。她手上的原始材料包括：课程设计报告、一份项目文件夹目录，以及老师在课程评语中写的"完成了数据清洗和三张图表的制作"。</w:t>
-      </w:r>
-    </w:p>
-    <w:p>
-      <w:r>
-        <w:t>小林设计的提示词如下：</w:t>
-      </w:r>
-    </w:p>
-    <w:p>
-      <w:r>
-        <w:t>"你是一名求职辅导老师。请根据下面的课程设计摘要，为我写一段不超过100字的项目经历。要求：只使用摘要中已有的信息，不得添加摘要中没有的数据或成果；如果信息不足，请列出需要我补充的问题。"</w:t>
+        <w:t>本任务以一位学生的真实型情境为例，完成从任务设计、AI处理到核验修改的完整流程。学生在学习时，应当逐步跟随操作，并在每一步记录自己的判断。</w:t>
       </w:r>
     </w:p>
     <w:p>
@@ -1808,22 +2478,22 @@
         <w:ind w:firstLine="0"/>
       </w:pPr>
       <w:r>
-        <w:t>4.2 AI输出与问题识别</w:t>
+        <w:t>4.1 任务情境与原始材料</w:t>
       </w:r>
     </w:p>
     <w:p>
       <w:r>
-        <w:t>AI输出的版本如下（节选，原文保留）：</w:t>
+        <w:t>小林是计算机应用专业的二年级学生，即将申请一家企业的暑期实习。她在学期中完成了一个小型数据分析项目，内容是对某地区一年内的销售数据进行清洗、统计和可视化。她希望利用AI，把这个项目写成简历中的"项目经历"，要求不超过100字。</w:t>
       </w:r>
     </w:p>
     <w:p>
       <w:r>
-        <w:t>"在课程设计中，我负责数据整理与清洗工作，使用表格工具完成了某区域销售数据的分析。项目共处理约12万条记录，制作了可视化图表，并提出了三项改进建议，获得老师好评。"</w:t>
+        <w:t>在开始之前，小林整理了三类原始材料：一是课程设计报告，其中包含项目背景、数据说明、处理步骤和图表；二是项目文件夹的目录，显示了数据文件、代码文件和图表文件的数量；三是老师在课程评语中写的"完成了数据清洗和三张图表的制作，结构清楚，结论基本合理"。这三类材料是后续核验的依据，缺一不可。</w:t>
       </w:r>
     </w:p>
     <w:p>
       <w:r>
-        <w:t>小林逐句检查后发现，其中至少有三处问题：一是"约12万条记录"在原始材料中没有依据；二是"提出了三项改进建议"没有出现在课程评语中；三是"获得老师好评"与评语内容不完全一致。AI的回复还附带了一句提示："摘要中未提供数据规模与成果，建议补充。"然而，她的提示词要求"不得添加摘要中没有的数据"，AI却仍然写入了数据规模，说明输出不能仅凭提示词的要求来保证。</w:t>
+        <w:t>小林的做法值得学习。很多学生在使用AI前，并不整理原始材料，而是直接让AI"根据我的经历写一段"。这样做的结果，必然是AI依据自己的想象进行补充。因此，在任务开始之前，先明确"依据是什么"，是负责的第一步。</w:t>
       </w:r>
     </w:p>
     <w:p>
@@ -1832,12 +2502,12 @@
         <w:ind w:firstLine="0"/>
       </w:pPr>
       <w:r>
-        <w:t>4.3 逐条核验</w:t>
+        <w:t>4.2 设计提示词</w:t>
       </w:r>
     </w:p>
     <w:p>
       <w:r>
-        <w:t>小林依据表1-5所列的核验清单，逐条对照原始材料进行检查。核验的目的不是判断AI"好不好"，而是确认每一项表述是否有依据。</w:t>
+        <w:t>提示词是使用者与AI沟通的方式，它决定了AI的工作范围。一条好的提示词，通常包含五个要素，如表1-6所示。</w:t>
       </w:r>
     </w:p>
     <w:p>
@@ -1850,7 +2520,411 @@
           <w:b/>
           <w:sz w:val="20"/>
         </w:rPr>
-        <w:t>表1-5　AI输出核验清单（以小林的核验为例）</w:t>
+        <w:t>表1-6　提示词的基本要素</w:t>
+      </w:r>
+    </w:p>
+    <w:tbl>
+      <w:tblPr>
+        <w:tblStyle w:val="TableGrid"/>
+        <w:tblW w:type="auto" w:w="0"/>
+        <w:tblLook w:firstColumn="1" w:firstRow="1" w:lastColumn="0" w:lastRow="0" w:noHBand="0" w:noVBand="1" w:val="04A0"/>
+      </w:tblPr>
+      <w:tblGrid>
+        <w:gridCol w:w="2880"/>
+        <w:gridCol w:w="2880"/>
+        <w:gridCol w:w="2880"/>
+      </w:tblGrid>
+      <w:tr>
+        <w:tc>
+          <w:tcPr>
+            <w:tcW w:type="dxa" w:w="2880"/>
+          </w:tcPr>
+          <w:p>
+            <w:pPr>
+              <w:spacing w:line="288" w:lineRule="auto"/>
+              <w:ind w:firstLine="0"/>
+            </w:pPr>
+            <w:r>
+              <w:rPr>
+                <w:b/>
+                <w:sz w:val="19"/>
+              </w:rPr>
+              <w:t>要素</w:t>
+            </w:r>
+          </w:p>
+        </w:tc>
+        <w:tc>
+          <w:tcPr>
+            <w:tcW w:type="dxa" w:w="2880"/>
+          </w:tcPr>
+          <w:p>
+            <w:pPr>
+              <w:spacing w:line="288" w:lineRule="auto"/>
+              <w:ind w:firstLine="0"/>
+            </w:pPr>
+            <w:r>
+              <w:rPr>
+                <w:b/>
+                <w:sz w:val="19"/>
+              </w:rPr>
+              <w:t>含义</w:t>
+            </w:r>
+          </w:p>
+        </w:tc>
+        <w:tc>
+          <w:tcPr>
+            <w:tcW w:type="dxa" w:w="2880"/>
+          </w:tcPr>
+          <w:p>
+            <w:pPr>
+              <w:spacing w:line="288" w:lineRule="auto"/>
+              <w:ind w:firstLine="0"/>
+            </w:pPr>
+            <w:r>
+              <w:rPr>
+                <w:b/>
+                <w:sz w:val="19"/>
+              </w:rPr>
+              <w:t>小林的提示词中的写法</w:t>
+            </w:r>
+          </w:p>
+        </w:tc>
+      </w:tr>
+      <w:tr>
+        <w:tc>
+          <w:tcPr>
+            <w:tcW w:type="dxa" w:w="2880"/>
+          </w:tcPr>
+          <w:p>
+            <w:pPr>
+              <w:spacing w:line="288" w:lineRule="auto"/>
+              <w:ind w:firstLine="0"/>
+            </w:pPr>
+            <w:r>
+              <w:rPr>
+                <w:sz w:val="19"/>
+              </w:rPr>
+              <w:t>角色</w:t>
+            </w:r>
+          </w:p>
+        </w:tc>
+        <w:tc>
+          <w:tcPr>
+            <w:tcW w:type="dxa" w:w="2880"/>
+          </w:tcPr>
+          <w:p>
+            <w:pPr>
+              <w:spacing w:line="288" w:lineRule="auto"/>
+              <w:ind w:firstLine="0"/>
+            </w:pPr>
+            <w:r>
+              <w:rPr>
+                <w:sz w:val="19"/>
+              </w:rPr>
+              <w:t>告诉AI以什么身份回答</w:t>
+            </w:r>
+          </w:p>
+        </w:tc>
+        <w:tc>
+          <w:tcPr>
+            <w:tcW w:type="dxa" w:w="2880"/>
+          </w:tcPr>
+          <w:p>
+            <w:pPr>
+              <w:spacing w:line="288" w:lineRule="auto"/>
+              <w:ind w:firstLine="0"/>
+            </w:pPr>
+            <w:r>
+              <w:rPr>
+                <w:sz w:val="19"/>
+              </w:rPr>
+              <w:t>"你是一名求职辅导老师"</w:t>
+            </w:r>
+          </w:p>
+        </w:tc>
+      </w:tr>
+      <w:tr>
+        <w:tc>
+          <w:tcPr>
+            <w:tcW w:type="dxa" w:w="2880"/>
+          </w:tcPr>
+          <w:p>
+            <w:pPr>
+              <w:spacing w:line="288" w:lineRule="auto"/>
+              <w:ind w:firstLine="0"/>
+            </w:pPr>
+            <w:r>
+              <w:rPr>
+                <w:sz w:val="19"/>
+              </w:rPr>
+              <w:t>任务</w:t>
+            </w:r>
+          </w:p>
+        </w:tc>
+        <w:tc>
+          <w:tcPr>
+            <w:tcW w:type="dxa" w:w="2880"/>
+          </w:tcPr>
+          <w:p>
+            <w:pPr>
+              <w:spacing w:line="288" w:lineRule="auto"/>
+              <w:ind w:firstLine="0"/>
+            </w:pPr>
+            <w:r>
+              <w:rPr>
+                <w:sz w:val="19"/>
+              </w:rPr>
+              <w:t>明确要完成的具体工作</w:t>
+            </w:r>
+          </w:p>
+        </w:tc>
+        <w:tc>
+          <w:tcPr>
+            <w:tcW w:type="dxa" w:w="2880"/>
+          </w:tcPr>
+          <w:p>
+            <w:pPr>
+              <w:spacing w:line="288" w:lineRule="auto"/>
+              <w:ind w:firstLine="0"/>
+            </w:pPr>
+            <w:r>
+              <w:rPr>
+                <w:sz w:val="19"/>
+              </w:rPr>
+              <w:t>"为我写一段不超过100字的项目经历"</w:t>
+            </w:r>
+          </w:p>
+        </w:tc>
+      </w:tr>
+      <w:tr>
+        <w:tc>
+          <w:tcPr>
+            <w:tcW w:type="dxa" w:w="2880"/>
+          </w:tcPr>
+          <w:p>
+            <w:pPr>
+              <w:spacing w:line="288" w:lineRule="auto"/>
+              <w:ind w:firstLine="0"/>
+            </w:pPr>
+            <w:r>
+              <w:rPr>
+                <w:sz w:val="19"/>
+              </w:rPr>
+              <w:t>材料范围</w:t>
+            </w:r>
+          </w:p>
+        </w:tc>
+        <w:tc>
+          <w:tcPr>
+            <w:tcW w:type="dxa" w:w="2880"/>
+          </w:tcPr>
+          <w:p>
+            <w:pPr>
+              <w:spacing w:line="288" w:lineRule="auto"/>
+              <w:ind w:firstLine="0"/>
+            </w:pPr>
+            <w:r>
+              <w:rPr>
+                <w:sz w:val="19"/>
+              </w:rPr>
+              <w:t>限定AI可以使用的信息来源</w:t>
+            </w:r>
+          </w:p>
+        </w:tc>
+        <w:tc>
+          <w:tcPr>
+            <w:tcW w:type="dxa" w:w="2880"/>
+          </w:tcPr>
+          <w:p>
+            <w:pPr>
+              <w:spacing w:line="288" w:lineRule="auto"/>
+              <w:ind w:firstLine="0"/>
+            </w:pPr>
+            <w:r>
+              <w:rPr>
+                <w:sz w:val="19"/>
+              </w:rPr>
+              <w:t>"只使用摘要中已有的信息"</w:t>
+            </w:r>
+          </w:p>
+        </w:tc>
+      </w:tr>
+      <w:tr>
+        <w:tc>
+          <w:tcPr>
+            <w:tcW w:type="dxa" w:w="2880"/>
+          </w:tcPr>
+          <w:p>
+            <w:pPr>
+              <w:spacing w:line="288" w:lineRule="auto"/>
+              <w:ind w:firstLine="0"/>
+            </w:pPr>
+            <w:r>
+              <w:rPr>
+                <w:sz w:val="19"/>
+              </w:rPr>
+              <w:t>禁止事项</w:t>
+            </w:r>
+          </w:p>
+        </w:tc>
+        <w:tc>
+          <w:tcPr>
+            <w:tcW w:type="dxa" w:w="2880"/>
+          </w:tcPr>
+          <w:p>
+            <w:pPr>
+              <w:spacing w:line="288" w:lineRule="auto"/>
+              <w:ind w:firstLine="0"/>
+            </w:pPr>
+            <w:r>
+              <w:rPr>
+                <w:sz w:val="19"/>
+              </w:rPr>
+              <w:t>明确不能做的事情</w:t>
+            </w:r>
+          </w:p>
+        </w:tc>
+        <w:tc>
+          <w:tcPr>
+            <w:tcW w:type="dxa" w:w="2880"/>
+          </w:tcPr>
+          <w:p>
+            <w:pPr>
+              <w:spacing w:line="288" w:lineRule="auto"/>
+              <w:ind w:firstLine="0"/>
+            </w:pPr>
+            <w:r>
+              <w:rPr>
+                <w:sz w:val="19"/>
+              </w:rPr>
+              <w:t>"不得添加摘要中没有的数据或成果"</w:t>
+            </w:r>
+          </w:p>
+        </w:tc>
+      </w:tr>
+      <w:tr>
+        <w:tc>
+          <w:tcPr>
+            <w:tcW w:type="dxa" w:w="2880"/>
+          </w:tcPr>
+          <w:p>
+            <w:pPr>
+              <w:spacing w:line="288" w:lineRule="auto"/>
+              <w:ind w:firstLine="0"/>
+            </w:pPr>
+            <w:r>
+              <w:rPr>
+                <w:sz w:val="19"/>
+              </w:rPr>
+              <w:t>不足时的处理</w:t>
+            </w:r>
+          </w:p>
+        </w:tc>
+        <w:tc>
+          <w:tcPr>
+            <w:tcW w:type="dxa" w:w="2880"/>
+          </w:tcPr>
+          <w:p>
+            <w:pPr>
+              <w:spacing w:line="288" w:lineRule="auto"/>
+              <w:ind w:firstLine="0"/>
+            </w:pPr>
+            <w:r>
+              <w:rPr>
+                <w:sz w:val="19"/>
+              </w:rPr>
+              <w:t>规定信息不足时AI应当怎样做</w:t>
+            </w:r>
+          </w:p>
+        </w:tc>
+        <w:tc>
+          <w:tcPr>
+            <w:tcW w:type="dxa" w:w="2880"/>
+          </w:tcPr>
+          <w:p>
+            <w:pPr>
+              <w:spacing w:line="288" w:lineRule="auto"/>
+              <w:ind w:firstLine="0"/>
+            </w:pPr>
+            <w:r>
+              <w:rPr>
+                <w:sz w:val="19"/>
+              </w:rPr>
+              <w:t>"如果信息不足，请列出需要我补充的问题"</w:t>
+            </w:r>
+          </w:p>
+        </w:tc>
+      </w:tr>
+    </w:tbl>
+    <w:p>
+      <w:pPr>
+        <w:ind w:firstLine="0"/>
+      </w:pPr>
+    </w:p>
+    <w:p>
+      <w:r>
+        <w:t>小林的提示词中包含了表1-6中的五个要素，这说明她已经在努力控制AI的工作范围。但是，这并不意味着输出一定可靠。提示词只能降低风险，不能消除风险。AI在执行提示词时，仍然可能偏离要求，例如它可能在"不得添加数据"的前提下，依然写入了数据规模。因此，核验环节不可省略。</w:t>
+      </w:r>
+    </w:p>
+    <w:p>
+      <w:r>
+        <w:t>在设计提示词时，学生还应当注意两点。第一，不要在提示词中输入不必要的个人信息，例如身份证号、家庭住址或同学的姓名。第二，不要用提示词"诱导"AI给出想要的结论，例如"请写出我获得过奖学金"，这样的提示词本身就是在要求编造事实。</w:t>
+      </w:r>
+    </w:p>
+    <w:p>
+      <w:pPr>
+        <w:pStyle w:val="Heading3"/>
+        <w:ind w:firstLine="0"/>
+      </w:pPr>
+      <w:r>
+        <w:t>4.3 AI输出与问题识别</w:t>
+      </w:r>
+    </w:p>
+    <w:p>
+      <w:r>
+        <w:t>小林将提示词输入AI工具后，得到了如下输出（节选，保留原文）：</w:t>
+      </w:r>
+    </w:p>
+    <w:p>
+      <w:r>
+        <w:t>"在课程设计中，我负责数据整理与清洗工作，使用表格工具完成了某区域销售数据的分析。项目共处理约12万条记录，制作了可视化图表，并提出了三项改进建议，获得老师好评。"</w:t>
+      </w:r>
+    </w:p>
+    <w:p>
+      <w:r>
+        <w:t>小林逐句阅读后发现，这段文字存在四处需要核实的内容。第一，"约12万条记录"在原始材料中没有依据，报告中只写明了数据的时间范围，没有记录数量。第二，"提出了三项改进建议"没有出现在课程评语中，报告的结论部分也只有一段概括。第三，"获得老师好评"与评语的原文不完全一致，评语中说的是"结构清楚，结论基本合理"，并没有使用"好评"一词。第四，"使用表格工具"是否准确，需要与报告中的工具说明对照。</w:t>
+      </w:r>
+    </w:p>
+    <w:p>
+      <w:r>
+        <w:t>AI的回复还附带了一句提示："摘要中未提供数据规模与成果，建议补充。"这句提示说明AI"知道"自己缺少信息，但它仍然在正文中写入了数据规模。这一现象提醒学生：AI的自我提示不可靠，正文才是需要检查的对象。</w:t>
+      </w:r>
+    </w:p>
+    <w:p>
+      <w:pPr>
+        <w:pStyle w:val="Heading3"/>
+        <w:ind w:firstLine="0"/>
+      </w:pPr>
+      <w:r>
+        <w:t>4.4 逐条核验</w:t>
+      </w:r>
+    </w:p>
+    <w:p>
+      <w:r>
+        <w:t>小林依据表1-7所列的核验清单，对AI输出进行逐条检查。核验的目的不是判断AI的文字"好不好"，而是确认每一项表述是否有依据。每一项核验都应当记录方法和结果，这些记录将进入任务责任表。</w:t>
+      </w:r>
+    </w:p>
+    <w:p>
+      <w:pPr>
+        <w:ind w:firstLine="0"/>
+        <w:jc w:val="center"/>
+      </w:pPr>
+      <w:r>
+        <w:rPr>
+          <w:b/>
+          <w:sz w:val="20"/>
+        </w:rPr>
+        <w:t>表1-7　AI输出核验清单（以小林的核验为例）</w:t>
       </w:r>
     </w:p>
     <w:tbl>
@@ -1987,7 +3061,7 @@
               <w:rPr>
                 <w:sz w:val="19"/>
               </w:rPr>
-              <w:t>对照课程设计报告与评语</w:t>
+              <w:t>对照课程设计报告与老师评语</w:t>
             </w:r>
           </w:p>
         </w:tc>
@@ -2057,7 +3131,7 @@
               <w:rPr>
                 <w:sz w:val="19"/>
               </w:rPr>
-              <w:t>查找"12万条"在报告中的出现位置</w:t>
+              <w:t>在报告和目录中查找"12万条"</w:t>
             </w:r>
           </w:p>
         </w:tc>
@@ -2074,7 +3148,7 @@
               <w:rPr>
                 <w:sz w:val="19"/>
               </w:rPr>
-              <w:t>无依据，删除</w:t>
+              <w:t>无依据，删除该数字</w:t>
             </w:r>
           </w:p>
         </w:tc>
@@ -2127,7 +3201,7 @@
               <w:rPr>
                 <w:sz w:val="19"/>
               </w:rPr>
-              <w:t>对照老师评语</w:t>
+              <w:t>对照老师评语与报告结论</w:t>
             </w:r>
           </w:p>
         </w:tc>
@@ -2144,7 +3218,7 @@
               <w:rPr>
                 <w:sz w:val="19"/>
               </w:rPr>
-              <w:t>"提出三项改进建议"无依据，删除；"获得老师好评"与评语不符，改为评语原文</w:t>
+              <w:t>"提出三项改进建议"无依据，删除；"获得好评"与评语不符，改用评语原文</w:t>
             </w:r>
           </w:p>
         </w:tc>
@@ -2180,7 +3254,7 @@
               <w:rPr>
                 <w:sz w:val="19"/>
               </w:rPr>
-              <w:t>表述是否夸大</w:t>
+              <w:t>工具描述是否准确</w:t>
             </w:r>
           </w:p>
         </w:tc>
@@ -2197,7 +3271,7 @@
               <w:rPr>
                 <w:sz w:val="19"/>
               </w:rPr>
-              <w:t>检查"主导""独立完成"等词</w:t>
+              <w:t>对照报告中的工具说明</w:t>
             </w:r>
           </w:p>
         </w:tc>
@@ -2214,7 +3288,7 @@
               <w:rPr>
                 <w:sz w:val="19"/>
               </w:rPr>
-              <w:t>未发现，但将"使用表格工具"改为报告中写明的工具名称</w:t>
+              <w:t>原文为"表格处理软件"，改为与报告一致的表述</w:t>
             </w:r>
           </w:p>
         </w:tc>
@@ -2234,6 +3308,76 @@
                 <w:sz w:val="19"/>
               </w:rPr>
               <w:t>5</w:t>
+            </w:r>
+          </w:p>
+        </w:tc>
+        <w:tc>
+          <w:tcPr>
+            <w:tcW w:type="dxa" w:w="2160"/>
+          </w:tcPr>
+          <w:p>
+            <w:pPr>
+              <w:spacing w:line="288" w:lineRule="auto"/>
+              <w:ind w:firstLine="0"/>
+            </w:pPr>
+            <w:r>
+              <w:rPr>
+                <w:sz w:val="19"/>
+              </w:rPr>
+              <w:t>表述是否夸大</w:t>
+            </w:r>
+          </w:p>
+        </w:tc>
+        <w:tc>
+          <w:tcPr>
+            <w:tcW w:type="dxa" w:w="2160"/>
+          </w:tcPr>
+          <w:p>
+            <w:pPr>
+              <w:spacing w:line="288" w:lineRule="auto"/>
+              <w:ind w:firstLine="0"/>
+            </w:pPr>
+            <w:r>
+              <w:rPr>
+                <w:sz w:val="19"/>
+              </w:rPr>
+              <w:t>检查"主导""独立完成""显著提升"等词语</w:t>
+            </w:r>
+          </w:p>
+        </w:tc>
+        <w:tc>
+          <w:tcPr>
+            <w:tcW w:type="dxa" w:w="2160"/>
+          </w:tcPr>
+          <w:p>
+            <w:pPr>
+              <w:spacing w:line="288" w:lineRule="auto"/>
+              <w:ind w:firstLine="0"/>
+            </w:pPr>
+            <w:r>
+              <w:rPr>
+                <w:sz w:val="19"/>
+              </w:rPr>
+              <w:t>未发现明显夸大，但"可视化图表"改为"三张图表"，与目录一致</w:t>
+            </w:r>
+          </w:p>
+        </w:tc>
+      </w:tr>
+      <w:tr>
+        <w:tc>
+          <w:tcPr>
+            <w:tcW w:type="dxa" w:w="2160"/>
+          </w:tcPr>
+          <w:p>
+            <w:pPr>
+              <w:spacing w:line="288" w:lineRule="auto"/>
+              <w:ind w:firstLine="0"/>
+            </w:pPr>
+            <w:r>
+              <w:rPr>
+                <w:sz w:val="19"/>
+              </w:rPr>
+              <w:t>6</w:t>
             </w:r>
           </w:p>
         </w:tc>
@@ -2284,7 +3428,7 @@
               <w:rPr>
                 <w:sz w:val="19"/>
               </w:rPr>
-              <w:t>"数据清洗"的具体步骤需要补充，已在报告中找到依据并补写</w:t>
+              <w:t>"数据清洗"的具体步骤需要补充，已在报告中找到对应段落并据此补写</w:t>
             </w:r>
           </w:p>
         </w:tc>
@@ -2296,17 +3440,61 @@
       </w:pPr>
     </w:p>
     <w:p>
+      <w:r>
+        <w:t>表1-7中的核验过程，体现了本项目的核心要求：每一句涉及事实的内容，都必须能够追溯到原始材料；无法追溯的内容，要么删除，要么注明待确认。对于第5、6项，即使内容没有明显错误，也应当进行检查，因为求职材料最终要由本人在面试中解释。</w:t>
+      </w:r>
+    </w:p>
+    <w:p>
       <w:pPr>
         <w:pStyle w:val="Heading3"/>
         <w:ind w:firstLine="0"/>
       </w:pPr>
       <w:r>
-        <w:t>4.4 修改后的版本</w:t>
+        <w:t>4.5 修改与对比</w:t>
       </w:r>
     </w:p>
     <w:p>
       <w:r>
         <w:t>经过核验，小林保留了有依据的内容，删除了无依据的数字和成果，并补充了报告中已有的具体步骤。修改后的版本为："在课程设计中，我负责数据清洗与整理，使用报告中所述的工具完成了销售数据的分析，并制作了三张图表。"修改前后的差异，正是本项目希望学生看到的：AI提供了草稿，而最终的事实部分由本人负责。</w:t>
+      </w:r>
+    </w:p>
+    <w:p>
+      <w:r>
+        <w:t>值得注意的是，修改后的版本比原版更短，也更朴素。这并不说明AI的表达能力不足，而是说明：当事实被限定在可以核实的范围之内时，表述自然会收敛。对于求职材料来说，真实比华丽更重要。</w:t>
+      </w:r>
+    </w:p>
+    <w:p>
+      <w:pPr>
+        <w:pStyle w:val="Heading3"/>
+        <w:ind w:firstLine="0"/>
+      </w:pPr>
+      <w:r>
+        <w:t>4.6 常见的核验失误</w:t>
+      </w:r>
+    </w:p>
+    <w:p>
+      <w:r>
+        <w:t>在实际操作中，学生的核验往往存在一些失误，教师需要事先提醒。第一种失误是"只核验明显错误"。学生能够发现"12万条"这样明显无依据的数字，却容易忽略那些听起来合理的表述，例如"负责数据清洗与整理"。然而，即使这一表述基本属实，学生也应当确认"负责"的范围是否与实际相符，否则在面试中便难以解释。</w:t>
+      </w:r>
+    </w:p>
+    <w:p>
+      <w:r>
+        <w:t>第二种失误是"用AI核验AI"。部分学生在发现问题后，又让AI检查自己的输出，并以AI的回答作为核验结论。这种做法并不可靠，因为核验的依据应当是原始材料，而不是另一次生成的文本。AI可以帮助发现可能的问题，但是否属实，必须回到原始材料中确认。</w:t>
+      </w:r>
+    </w:p>
+    <w:p>
+      <w:r>
+        <w:t>第三种失误是"修改后不再复查"。学生在删除无依据内容后，往往直接认为文本已经正确，而没有重新检查修改后的句子是否引入了新的问题。例如，把"获得好评"改为"获得老师肯定"，看似只是换了措辞，实际上仍然需要对照评语原文。因此，每一次修改都应当重新走一遍核验清单。</w:t>
+      </w:r>
+    </w:p>
+    <w:p>
+      <w:r>
+        <w:t>第四种失误是"核验对象选择不当"。学生倾向于核验那些自己熟悉的内容，而忽略了自己不熟悉的专业术语或工具名称。事实上，后者的错误往往更难被发现，也更容易在面试或答辩中暴露。因此，表1-7中的第4项"工具描述是否准确"，应当被认真执行，不能因为内容"看起来很专业"就跳过。</w:t>
+      </w:r>
+    </w:p>
+    <w:p>
+      <w:r>
+        <w:t>针对以上失误，本任务建议学生采用"三遍核验"的做法：第一遍对照原始材料逐句检查；第二遍只检查修改过的句子；第三遍以口头方式向他人解释每一句话的依据。三遍核验完成后，才可以认为该任务的事实部分已经通过核验。</w:t>
       </w:r>
     </w:p>
     <w:p>
@@ -2319,8 +3507,36 @@
       </w:r>
     </w:p>
     <w:p>
+      <w:pPr>
+        <w:pStyle w:val="Heading3"/>
+        <w:ind w:firstLine="0"/>
+      </w:pPr>
       <w:r>
-        <w:t>留痕的目的，是让每一次使用AI的过程都可以被复查。学生完成任务后，应按表1-6逐项填写任务责任表，并对每一项判断给出理由。</w:t>
+        <w:t>5.1 留痕的作用</w:t>
+      </w:r>
+    </w:p>
+    <w:p>
+      <w:r>
+        <w:t>留痕，是指把使用AI的过程、判断依据和核验结果记录下来。留痕的作用有三个：一是可以复查，当材料出现问题时，能够追溯到具体环节；二是可以追责，明确每一项判断由谁作出、由谁负责；三是可以改进，通过回看记录，发现自己在哪些环节容易出错，并在下次任务中加以调整。</w:t>
+      </w:r>
+    </w:p>
+    <w:p>
+      <w:r>
+        <w:t>留痕的形式不必复杂，但必须完整。在本项目中，留痕的核心文件是任务责任表。学生完成每一项任务后，都应当填写该表，并对每一项判断给出理由。</w:t>
+      </w:r>
+    </w:p>
+    <w:p>
+      <w:pPr>
+        <w:pStyle w:val="Heading3"/>
+        <w:ind w:firstLine="0"/>
+      </w:pPr>
+      <w:r>
+        <w:t>5.2 任务责任表</w:t>
+      </w:r>
+    </w:p>
+    <w:p>
+      <w:r>
+        <w:t>表1-8是小林完成任务后填写的任务责任表，供学生参考。填写时应注意：每一行对应一项具体任务；"可委托程度"只能选择"可委托""部分委托"或"不可委托"之一；"理由"必须能够解释上述判断；"核验人"一栏应当填写实际完成核验的人，本项目中通常为本人。</w:t>
       </w:r>
     </w:p>
     <w:p>
@@ -2333,7 +3549,7 @@
           <w:b/>
           <w:sz w:val="20"/>
         </w:rPr>
-        <w:t>表1-6　任务责任表（示例）</w:t>
+        <w:t>表1-8　任务责任表（示例）</w:t>
       </w:r>
     </w:p>
     <w:tbl>
@@ -2796,6 +4012,45 @@
       </w:pPr>
     </w:p>
     <w:p>
+      <w:r>
+        <w:t>在课堂上，老师可以要求学生用自己的任务责任表进行分享。分享时，学生应当说明其中一项判断的依据，并回答同学提出的问题。这一环节的目标，不是比较谁用得好，而是比较谁的判断更有依据。</w:t>
+      </w:r>
+    </w:p>
+    <w:p>
+      <w:pPr>
+        <w:pStyle w:val="Heading3"/>
+        <w:ind w:firstLine="0"/>
+      </w:pPr>
+      <w:r>
+        <w:t>5.3 留痕中的常见问题</w:t>
+      </w:r>
+    </w:p>
+    <w:p>
+      <w:r>
+        <w:t>在实际教学中，任务责任表的质量参差不齐。最常见的问题是"只有结论，没有过程"。学生在表格中写下"已核实"，却不说明核实的对象是什么、以什么方式核实、得到了什么结果。这样的记录无法被他人复查，也无法帮助学生自己回顾。因此，每一项核验都应当写明"对照了哪份材料、发现了什么问题、如何处理"。</w:t>
+      </w:r>
+    </w:p>
+    <w:p>
+      <w:r>
+        <w:t>第二个常见问题是"理由与结论脱节"。例如，学生在"可委托程度"一栏写"可委托"，理由却写"AI写得很好"。好的写作质量并不能说明事实的真实性，理由应当回到任务的性质上来，即"任务是否依赖事实、是否影响他人、输出是否直接用于他人决定"。这一要求与图1-3的判断流程保持一致，也是任务责任表的评价重点。</w:t>
+      </w:r>
+    </w:p>
+    <w:p>
+      <w:r>
+        <w:t>第三个问题是"留痕被当作事后补写"。部分学生在任务完成后，才凭记忆补填任务责任表，导致记录与实际过程不符。为避免这一问题，教师可以要求学生在每次使用AI后立即记录关键步骤，例如保存提示词、保存原始输出，并记录修改的位置。原始输出的保存尤其重要，因为它是日后说明"AI最初写了什么"的唯一依据。</w:t>
+      </w:r>
+    </w:p>
+    <w:p>
+      <w:r>
+        <w:t>第四个问题涉及隐私。部分学生在留痕时，直接把原始材料或他人的信息复制进表格，造成新的信息泄露。留痕应当记录"做了什么"，而不必复制全部内容。例如，可以写"删除了两处他人姓名"，而不必写出姓名本身。这一做法既保留了可复查性，也符合个人信息保护的基本要求。</w:t>
+      </w:r>
+    </w:p>
+    <w:p>
+      <w:r>
+        <w:t>留痕的最终目的，是帮助学生形成可以迁移的工作习惯。当学生在后续项目中面对新的工具和新的任务时，他们应当能够自然地问出三个问题：这项任务依赖什么依据？我的哪一部分判断需要留下记录？如果出了问题，我能否说清楚是哪一步出的错？能够回答这三个问题，说明留痕已经从一项作业，转变为一种职业习惯。</w:t>
+      </w:r>
+    </w:p>
+    <w:p>
       <w:pPr>
         <w:pStyle w:val="Heading2"/>
         <w:ind w:firstLine="0"/>
@@ -2806,17 +4061,630 @@
     </w:p>
     <w:p>
       <w:r>
-        <w:t>某班计划组织一次志愿活动，班长用AI起草了一份通知。通知中写明了活动时间、地点和报名方式，但AI把"报名截止时间"写成了一个不存在的日期，并附上一句"经学校批准"。班长没有核对，直接发到了班级群。</w:t>
+        <w:t>以下案例中的人物、单位和数据均为虚构，供课堂讨论使用。课堂使用时，教师应当对真实班级、学校名称和人员信息进行脱敏处理。</w:t>
       </w:r>
     </w:p>
     <w:p>
       <w:r>
-        <w:t>讨论题：（1）这份通知中，哪些内容属于事实风险？哪些属于权益风险？（2）班长的责任体现在哪些环节？（3）如果你是班长，应当如何修改流程，避免类似问题？</w:t>
+        <w:t>某高校经济管理学院2024级某班计划举办一次"职业素养讲座暨简历诊断"活动。班长小周负责发布通知。他将活动安排、时间和地点的要点输入AI工具，请AI起草一份班级公告。AI输出的公告结构完整、语言规范，其中包括报名截止时间"10月20日"，并在末尾写道："本活动经学校批准，请同学们按时参加。"小周没有逐项核对，便直接将公告发布到班级群。</w:t>
       </w:r>
     </w:p>
     <w:p>
       <w:r>
-        <w:t>参考思路：报名截止时间和"经学校批准"属于事实风险，必须以学校或班级的正式通知为准；班长作为发布者，对通知内容承担最终责任，应当在发布前逐项核对。修改流程的关键，是在发布前增加一次人工核对，并保留核对记录。</w:t>
+        <w:t>发布后的第二天，辅导员在核对场地时发现，学院的场地预约记录中，报名截止时间为10月18日；而且，该活动并未经过学校的正式审批，只是由学院团委在内部备案。辅导员要求小周撤回公告，并重新发布。这一事件虽然没有造成严重后果，但暴露出一个典型问题：通知中的时间和"经学校批准"这一表述，都是AI生成的内容，而发布者没有核实其依据。</w:t>
+      </w:r>
+    </w:p>
+    <w:p>
+      <w:r>
+        <w:t>本案例可以用表1-9进行分析。表1-9将通知的各部分拆开，逐项判断其风险类型，并给出核验方法。学生在阅读时，应当注意：同一句话可能同时包含多种风险，例如"经学校批准"既涉及事实风险，也涉及合规风险。</w:t>
+      </w:r>
+    </w:p>
+    <w:p>
+      <w:pPr>
+        <w:ind w:firstLine="0"/>
+        <w:jc w:val="center"/>
+      </w:pPr>
+      <w:r>
+        <w:rPr>
+          <w:b/>
+          <w:sz w:val="20"/>
+        </w:rPr>
+        <w:t>表1-9　班级活动公告的风险分析</w:t>
+      </w:r>
+    </w:p>
+    <w:tbl>
+      <w:tblPr>
+        <w:tblStyle w:val="TableGrid"/>
+        <w:tblW w:type="auto" w:w="0"/>
+        <w:tblLook w:firstColumn="1" w:firstRow="1" w:lastColumn="0" w:lastRow="0" w:noHBand="0" w:noVBand="1" w:val="04A0"/>
+      </w:tblPr>
+      <w:tblGrid>
+        <w:gridCol w:w="2160"/>
+        <w:gridCol w:w="2160"/>
+        <w:gridCol w:w="2160"/>
+        <w:gridCol w:w="2160"/>
+      </w:tblGrid>
+      <w:tr>
+        <w:tc>
+          <w:tcPr>
+            <w:tcW w:type="dxa" w:w="2160"/>
+          </w:tcPr>
+          <w:p>
+            <w:pPr>
+              <w:spacing w:line="288" w:lineRule="auto"/>
+              <w:ind w:firstLine="0"/>
+            </w:pPr>
+            <w:r>
+              <w:rPr>
+                <w:b/>
+                <w:sz w:val="19"/>
+              </w:rPr>
+              <w:t>通知内容</w:t>
+            </w:r>
+          </w:p>
+        </w:tc>
+        <w:tc>
+          <w:tcPr>
+            <w:tcW w:type="dxa" w:w="2160"/>
+          </w:tcPr>
+          <w:p>
+            <w:pPr>
+              <w:spacing w:line="288" w:lineRule="auto"/>
+              <w:ind w:firstLine="0"/>
+            </w:pPr>
+            <w:r>
+              <w:rPr>
+                <w:b/>
+                <w:sz w:val="19"/>
+              </w:rPr>
+              <w:t>风险类型</w:t>
+            </w:r>
+          </w:p>
+        </w:tc>
+        <w:tc>
+          <w:tcPr>
+            <w:tcW w:type="dxa" w:w="2160"/>
+          </w:tcPr>
+          <w:p>
+            <w:pPr>
+              <w:spacing w:line="288" w:lineRule="auto"/>
+              <w:ind w:firstLine="0"/>
+            </w:pPr>
+            <w:r>
+              <w:rPr>
+                <w:b/>
+                <w:sz w:val="19"/>
+              </w:rPr>
+              <w:t>发生的问题</w:t>
+            </w:r>
+          </w:p>
+        </w:tc>
+        <w:tc>
+          <w:tcPr>
+            <w:tcW w:type="dxa" w:w="2160"/>
+          </w:tcPr>
+          <w:p>
+            <w:pPr>
+              <w:spacing w:line="288" w:lineRule="auto"/>
+              <w:ind w:firstLine="0"/>
+            </w:pPr>
+            <w:r>
+              <w:rPr>
+                <w:b/>
+                <w:sz w:val="19"/>
+              </w:rPr>
+              <w:t>核验方法</w:t>
+            </w:r>
+          </w:p>
+        </w:tc>
+      </w:tr>
+      <w:tr>
+        <w:tc>
+          <w:tcPr>
+            <w:tcW w:type="dxa" w:w="2160"/>
+          </w:tcPr>
+          <w:p>
+            <w:pPr>
+              <w:spacing w:line="288" w:lineRule="auto"/>
+              <w:ind w:firstLine="0"/>
+            </w:pPr>
+            <w:r>
+              <w:rPr>
+                <w:sz w:val="19"/>
+              </w:rPr>
+              <w:t>活动名称、主题</w:t>
+            </w:r>
+          </w:p>
+        </w:tc>
+        <w:tc>
+          <w:tcPr>
+            <w:tcW w:type="dxa" w:w="2160"/>
+          </w:tcPr>
+          <w:p>
+            <w:pPr>
+              <w:spacing w:line="288" w:lineRule="auto"/>
+              <w:ind w:firstLine="0"/>
+            </w:pPr>
+            <w:r>
+              <w:rPr>
+                <w:sz w:val="19"/>
+              </w:rPr>
+              <w:t>较低</w:t>
+            </w:r>
+          </w:p>
+        </w:tc>
+        <w:tc>
+          <w:tcPr>
+            <w:tcW w:type="dxa" w:w="2160"/>
+          </w:tcPr>
+          <w:p>
+            <w:pPr>
+              <w:spacing w:line="288" w:lineRule="auto"/>
+              <w:ind w:firstLine="0"/>
+            </w:pPr>
+            <w:r>
+              <w:rPr>
+                <w:sz w:val="19"/>
+              </w:rPr>
+              <w:t>无明显问题</w:t>
+            </w:r>
+          </w:p>
+        </w:tc>
+        <w:tc>
+          <w:tcPr>
+            <w:tcW w:type="dxa" w:w="2160"/>
+          </w:tcPr>
+          <w:p>
+            <w:pPr>
+              <w:spacing w:line="288" w:lineRule="auto"/>
+              <w:ind w:firstLine="0"/>
+            </w:pPr>
+            <w:r>
+              <w:rPr>
+                <w:sz w:val="19"/>
+              </w:rPr>
+              <w:t>与学院活动计划对照</w:t>
+            </w:r>
+          </w:p>
+        </w:tc>
+      </w:tr>
+      <w:tr>
+        <w:tc>
+          <w:tcPr>
+            <w:tcW w:type="dxa" w:w="2160"/>
+          </w:tcPr>
+          <w:p>
+            <w:pPr>
+              <w:spacing w:line="288" w:lineRule="auto"/>
+              <w:ind w:firstLine="0"/>
+            </w:pPr>
+            <w:r>
+              <w:rPr>
+                <w:sz w:val="19"/>
+              </w:rPr>
+              <w:t>活动时间与地点</w:t>
+            </w:r>
+          </w:p>
+        </w:tc>
+        <w:tc>
+          <w:tcPr>
+            <w:tcW w:type="dxa" w:w="2160"/>
+          </w:tcPr>
+          <w:p>
+            <w:pPr>
+              <w:spacing w:line="288" w:lineRule="auto"/>
+              <w:ind w:firstLine="0"/>
+            </w:pPr>
+            <w:r>
+              <w:rPr>
+                <w:sz w:val="19"/>
+              </w:rPr>
+              <w:t>事实风险</w:t>
+            </w:r>
+          </w:p>
+        </w:tc>
+        <w:tc>
+          <w:tcPr>
+            <w:tcW w:type="dxa" w:w="2160"/>
+          </w:tcPr>
+          <w:p>
+            <w:pPr>
+              <w:spacing w:line="288" w:lineRule="auto"/>
+              <w:ind w:firstLine="0"/>
+            </w:pPr>
+            <w:r>
+              <w:rPr>
+                <w:sz w:val="19"/>
+              </w:rPr>
+              <w:t>地点是否已预约未确认</w:t>
+            </w:r>
+          </w:p>
+        </w:tc>
+        <w:tc>
+          <w:tcPr>
+            <w:tcW w:type="dxa" w:w="2160"/>
+          </w:tcPr>
+          <w:p>
+            <w:pPr>
+              <w:spacing w:line="288" w:lineRule="auto"/>
+              <w:ind w:firstLine="0"/>
+            </w:pPr>
+            <w:r>
+              <w:rPr>
+                <w:sz w:val="19"/>
+              </w:rPr>
+              <w:t>查询场地预约系统，并与负责老师确认</w:t>
+            </w:r>
+          </w:p>
+        </w:tc>
+      </w:tr>
+      <w:tr>
+        <w:tc>
+          <w:tcPr>
+            <w:tcW w:type="dxa" w:w="2160"/>
+          </w:tcPr>
+          <w:p>
+            <w:pPr>
+              <w:spacing w:line="288" w:lineRule="auto"/>
+              <w:ind w:firstLine="0"/>
+            </w:pPr>
+            <w:r>
+              <w:rPr>
+                <w:sz w:val="19"/>
+              </w:rPr>
+              <w:t>报名截止时间</w:t>
+            </w:r>
+          </w:p>
+        </w:tc>
+        <w:tc>
+          <w:tcPr>
+            <w:tcW w:type="dxa" w:w="2160"/>
+          </w:tcPr>
+          <w:p>
+            <w:pPr>
+              <w:spacing w:line="288" w:lineRule="auto"/>
+              <w:ind w:firstLine="0"/>
+            </w:pPr>
+            <w:r>
+              <w:rPr>
+                <w:sz w:val="19"/>
+              </w:rPr>
+              <w:t>事实风险</w:t>
+            </w:r>
+          </w:p>
+        </w:tc>
+        <w:tc>
+          <w:tcPr>
+            <w:tcW w:type="dxa" w:w="2160"/>
+          </w:tcPr>
+          <w:p>
+            <w:pPr>
+              <w:spacing w:line="288" w:lineRule="auto"/>
+              <w:ind w:firstLine="0"/>
+            </w:pPr>
+            <w:r>
+              <w:rPr>
+                <w:sz w:val="19"/>
+              </w:rPr>
+              <w:t>日期与场地记录不一致</w:t>
+            </w:r>
+          </w:p>
+        </w:tc>
+        <w:tc>
+          <w:tcPr>
+            <w:tcW w:type="dxa" w:w="2160"/>
+          </w:tcPr>
+          <w:p>
+            <w:pPr>
+              <w:spacing w:line="288" w:lineRule="auto"/>
+              <w:ind w:firstLine="0"/>
+            </w:pPr>
+            <w:r>
+              <w:rPr>
+                <w:sz w:val="19"/>
+              </w:rPr>
+              <w:t>与组织部门的正式安排逐项核对</w:t>
+            </w:r>
+          </w:p>
+        </w:tc>
+      </w:tr>
+      <w:tr>
+        <w:tc>
+          <w:tcPr>
+            <w:tcW w:type="dxa" w:w="2160"/>
+          </w:tcPr>
+          <w:p>
+            <w:pPr>
+              <w:spacing w:line="288" w:lineRule="auto"/>
+              <w:ind w:firstLine="0"/>
+            </w:pPr>
+            <w:r>
+              <w:rPr>
+                <w:sz w:val="19"/>
+              </w:rPr>
+              <w:t>"经学校批准"</w:t>
+            </w:r>
+          </w:p>
+        </w:tc>
+        <w:tc>
+          <w:tcPr>
+            <w:tcW w:type="dxa" w:w="2160"/>
+          </w:tcPr>
+          <w:p>
+            <w:pPr>
+              <w:spacing w:line="288" w:lineRule="auto"/>
+              <w:ind w:firstLine="0"/>
+            </w:pPr>
+            <w:r>
+              <w:rPr>
+                <w:sz w:val="19"/>
+              </w:rPr>
+              <w:t>事实风险、合规风险</w:t>
+            </w:r>
+          </w:p>
+        </w:tc>
+        <w:tc>
+          <w:tcPr>
+            <w:tcW w:type="dxa" w:w="2160"/>
+          </w:tcPr>
+          <w:p>
+            <w:pPr>
+              <w:spacing w:line="288" w:lineRule="auto"/>
+              <w:ind w:firstLine="0"/>
+            </w:pPr>
+            <w:r>
+              <w:rPr>
+                <w:sz w:val="19"/>
+              </w:rPr>
+              <w:t>未经正式审批，表述不准确</w:t>
+            </w:r>
+          </w:p>
+        </w:tc>
+        <w:tc>
+          <w:tcPr>
+            <w:tcW w:type="dxa" w:w="2160"/>
+          </w:tcPr>
+          <w:p>
+            <w:pPr>
+              <w:spacing w:line="288" w:lineRule="auto"/>
+              <w:ind w:firstLine="0"/>
+            </w:pPr>
+            <w:r>
+              <w:rPr>
+                <w:sz w:val="19"/>
+              </w:rPr>
+              <w:t>查看审批文件；无文件则改为"学院组织"等实际表述</w:t>
+            </w:r>
+          </w:p>
+        </w:tc>
+      </w:tr>
+      <w:tr>
+        <w:tc>
+          <w:tcPr>
+            <w:tcW w:type="dxa" w:w="2160"/>
+          </w:tcPr>
+          <w:p>
+            <w:pPr>
+              <w:spacing w:line="288" w:lineRule="auto"/>
+              <w:ind w:firstLine="0"/>
+            </w:pPr>
+            <w:r>
+              <w:rPr>
+                <w:sz w:val="19"/>
+              </w:rPr>
+              <w:t>参加对象与学分</w:t>
+            </w:r>
+          </w:p>
+        </w:tc>
+        <w:tc>
+          <w:tcPr>
+            <w:tcW w:type="dxa" w:w="2160"/>
+          </w:tcPr>
+          <w:p>
+            <w:pPr>
+              <w:spacing w:line="288" w:lineRule="auto"/>
+              <w:ind w:firstLine="0"/>
+            </w:pPr>
+            <w:r>
+              <w:rPr>
+                <w:sz w:val="19"/>
+              </w:rPr>
+              <w:t>合规风险</w:t>
+            </w:r>
+          </w:p>
+        </w:tc>
+        <w:tc>
+          <w:tcPr>
+            <w:tcW w:type="dxa" w:w="2160"/>
+          </w:tcPr>
+          <w:p>
+            <w:pPr>
+              <w:spacing w:line="288" w:lineRule="auto"/>
+              <w:ind w:firstLine="0"/>
+            </w:pPr>
+            <w:r>
+              <w:rPr>
+                <w:sz w:val="19"/>
+              </w:rPr>
+              <w:t>学分认定规则未经确认</w:t>
+            </w:r>
+          </w:p>
+        </w:tc>
+        <w:tc>
+          <w:tcPr>
+            <w:tcW w:type="dxa" w:w="2160"/>
+          </w:tcPr>
+          <w:p>
+            <w:pPr>
+              <w:spacing w:line="288" w:lineRule="auto"/>
+              <w:ind w:firstLine="0"/>
+            </w:pPr>
+            <w:r>
+              <w:rPr>
+                <w:sz w:val="19"/>
+              </w:rPr>
+              <w:t>对照学校学分认定办法，并咨询教务部门</w:t>
+            </w:r>
+          </w:p>
+        </w:tc>
+      </w:tr>
+      <w:tr>
+        <w:tc>
+          <w:tcPr>
+            <w:tcW w:type="dxa" w:w="2160"/>
+          </w:tcPr>
+          <w:p>
+            <w:pPr>
+              <w:spacing w:line="288" w:lineRule="auto"/>
+              <w:ind w:firstLine="0"/>
+            </w:pPr>
+            <w:r>
+              <w:rPr>
+                <w:sz w:val="19"/>
+              </w:rPr>
+              <w:t>联系人与电话</w:t>
+            </w:r>
+          </w:p>
+        </w:tc>
+        <w:tc>
+          <w:tcPr>
+            <w:tcW w:type="dxa" w:w="2160"/>
+          </w:tcPr>
+          <w:p>
+            <w:pPr>
+              <w:spacing w:line="288" w:lineRule="auto"/>
+              <w:ind w:firstLine="0"/>
+            </w:pPr>
+            <w:r>
+              <w:rPr>
+                <w:sz w:val="19"/>
+              </w:rPr>
+              <w:t>权益风险</w:t>
+            </w:r>
+          </w:p>
+        </w:tc>
+        <w:tc>
+          <w:tcPr>
+            <w:tcW w:type="dxa" w:w="2160"/>
+          </w:tcPr>
+          <w:p>
+            <w:pPr>
+              <w:spacing w:line="288" w:lineRule="auto"/>
+              <w:ind w:firstLine="0"/>
+            </w:pPr>
+            <w:r>
+              <w:rPr>
+                <w:sz w:val="19"/>
+              </w:rPr>
+              <w:t>可能使用了他人的联系方式未经授权</w:t>
+            </w:r>
+          </w:p>
+        </w:tc>
+        <w:tc>
+          <w:tcPr>
+            <w:tcW w:type="dxa" w:w="2160"/>
+          </w:tcPr>
+          <w:p>
+            <w:pPr>
+              <w:spacing w:line="288" w:lineRule="auto"/>
+              <w:ind w:firstLine="0"/>
+            </w:pPr>
+            <w:r>
+              <w:rPr>
+                <w:sz w:val="19"/>
+              </w:rPr>
+              <w:t>确认联系人本人同意公开</w:t>
+            </w:r>
+          </w:p>
+        </w:tc>
+      </w:tr>
+    </w:tbl>
+    <w:p>
+      <w:pPr>
+        <w:ind w:firstLine="0"/>
+      </w:pPr>
+    </w:p>
+    <w:p>
+      <w:r>
+        <w:t>表1-9的分析表明，通知中真正需要核实的内容，往往是那些看起来最"正式"的部分。时间、批准文号、学分和联系人，都是读者会据以行动的信息，一旦出错，影响范围最大。相反，活动名称和主题等描述性内容，即使由AI起草，风险也较低。这一区分提醒学生：核验的精力应当集中在"会被读者据以行动"的信息上。</w:t>
+      </w:r>
+    </w:p>
+    <w:p>
+      <w:r>
+        <w:t>在发布前，学生可以按照图1-4所示的流程进行核对。流程的核心是：先核对事实，再核对权益，最后由发布者本人确认并留痕。只有全部检查项都通过，通知才能发布。</w:t>
+      </w:r>
+    </w:p>
+    <w:p>
+      <w:pPr>
+        <w:ind w:firstLine="0"/>
+        <w:jc w:val="center"/>
+      </w:pPr>
+      <w:r>
+        <w:drawing>
+          <wp:inline xmlns:a="http://schemas.openxmlformats.org/drawingml/2006/main" xmlns:pic="http://schemas.openxmlformats.org/drawingml/2006/picture">
+            <wp:extent cx="5040000" cy="3806927"/>
+            <wp:docPr id="4" name="Picture 4"/>
+            <wp:cNvGraphicFramePr>
+              <a:graphicFrameLocks noChangeAspect="1"/>
+            </wp:cNvGraphicFramePr>
+            <a:graphic>
+              <a:graphicData uri="http://schemas.openxmlformats.org/drawingml/2006/picture">
+                <pic:pic>
+                  <pic:nvPicPr>
+                    <pic:cNvPr id="0" name="fig1-4.png"/>
+                    <pic:cNvPicPr/>
+                  </pic:nvPicPr>
+                  <pic:blipFill>
+                    <a:blip r:embed="rId12"/>
+                    <a:stretch>
+                      <a:fillRect/>
+                    </a:stretch>
+                  </pic:blipFill>
+                  <pic:spPr>
+                    <a:xfrm>
+                      <a:off x="0" y="0"/>
+                      <a:ext cx="5040000" cy="3806927"/>
+                    </a:xfrm>
+                    <a:prstGeom prst="rect"/>
+                  </pic:spPr>
+                </pic:pic>
+              </a:graphicData>
+            </a:graphic>
+          </wp:inline>
+        </w:drawing>
+      </w:r>
+    </w:p>
+    <w:p>
+      <w:pPr>
+        <w:ind w:firstLine="0"/>
+        <w:jc w:val="center"/>
+      </w:pPr>
+      <w:r>
+        <w:rPr>
+          <w:b/>
+          <w:sz w:val="20"/>
+        </w:rPr>
+        <w:t>图1-4　通知发布前的核对流程</w:t>
+      </w:r>
+    </w:p>
+    <w:p>
+      <w:r>
+        <w:t>围绕本案例，教师可以组织以下三个讨论题。</w:t>
+      </w:r>
+    </w:p>
+    <w:p>
+      <w:r>
+        <w:t>讨论题一：小周的错误是"用了AI"，还是"没有核对"？请结合表1-9说明理由。参考思路：问题不在于使用工具本身，而在于发布者没有对事实部分作出判断，也没有保留核对记录。</w:t>
+      </w:r>
+    </w:p>
+    <w:p>
+      <w:r>
+        <w:t>讨论题二：如果这份公告涉及的是学生的个人信息，例如成绩或家庭情况，应当如何调整使用方式？参考思路：不应将此类信息输入外部工具；必要时使用脱敏后的信息，并遵守个人信息保护的基本要求。</w:t>
+      </w:r>
+    </w:p>
+    <w:p>
+      <w:r>
+        <w:t>讨论题三：如果学院确实要求班级公告必须注明"学院批准"，而小周无法确认批准文号，他应当怎么办？参考思路：可以选择暂缓发布，或改为实际的表述；不能为了通知的"完整"而补写未经核实的内容。</w:t>
       </w:r>
     </w:p>
     <w:p>
@@ -2830,12 +4698,12 @@
     </w:p>
     <w:p>
       <w:r>
-        <w:t>本项目从大模型的生成过程讲起，说明了AI输出的局限；通过区分委托与负责，明确了责任在不同主体之间的分布；通过风险分析和判断流程，帮助学生对具体任务作出归属判断；最后通过一次完整的任务实操，练习了核验与留痕。</w:t>
+        <w:t>本项目围绕"AI能做什么，人应当负什么责任"这一问题，展开了五个学习任务。学习者应当形成三个基本习惯。第一，不把AI的输出当作事实，任何涉及经历、数字、成果和来源的内容，都需要对照原始材料加以核实。第二，委托之前先判断风险，依据任务是否依赖事实、是否影响他人权益、输出是否直接用于他人决定，确定委托的程度。第三，提交之前完成核验并留痕，使每一项判断都有依据，并能够经得起复查。</w:t>
       </w:r>
     </w:p>
     <w:p>
       <w:r>
-        <w:t>学习本项目的关键，是养成三个习惯：不把AI的输出当作事实；在委托之前先判断风险；在提交之前完成核验并留痕。</w:t>
+        <w:t>这三个习惯看似朴素，却是后续学习的基础。在项目2至项目13中，学生将分别面对招聘、简历、面试、数据保密、成果权属、创业合规等具体场景。无论场景如何变化，判断的逻辑都是一致的：先弄清任务的性质，再决定自己要承担的部分。</w:t>
       </w:r>
     </w:p>
     <w:p>
@@ -2849,17 +4717,22 @@
     </w:p>
     <w:p>
       <w:r>
-        <w:t>1. 选择你最近一次使用AI完成的任务，按照表1-4的风险类型逐项分析，指出其中存在哪些风险。</w:t>
+        <w:t>练习一（对应任务二）：请列出你近一个月内使用AI工具完成的三项任务。对每一项任务，说明哪些部分可以委托，哪些部分必须由你本人负责，并给出理由。</w:t>
       </w:r>
     </w:p>
     <w:p>
       <w:r>
-        <w:t>2. 设计一个提示词，要求AI只使用你提供的材料完成一段文字，然后用表1-5的核验清单检查输出，记录发现的问题。</w:t>
+        <w:t>练习二（对应任务三）：假设你准备把一位同学帮你做的实训成果写入求职材料。请依据图1-3的判断流程，分析这一任务的风险类型，并说明你应当如何处理。</w:t>
       </w:r>
     </w:p>
     <w:p>
       <w:r>
-        <w:t>3. 参照表1-6，为你自己的一项任务填写任务责任表，并说明你为什么认为某些内容不可委托。</w:t>
+        <w:t>练习三（对应任务五）：请选择一项你近期完成的AI辅助任务，按照表1-8的格式填写任务责任表。要求每一项判断都写明理由，并说明核验的方法和结果。</w:t>
+      </w:r>
+    </w:p>
+    <w:p>
+      <w:r>
+        <w:t>练习四（综合）：请设计一份你自己的核验清单，至少包含六个核验项，并说明每一项对应的风险类型。清单应当能够用于你今后的任何一次AI辅助任务。</w:t>
       </w:r>
     </w:p>
     <w:p>
@@ -2872,28 +4745,150 @@
       </w:r>
     </w:p>
     <w:p>
+      <w:pPr>
+        <w:pStyle w:val="Heading3"/>
+        <w:ind w:firstLine="0"/>
+      </w:pPr>
       <w:r>
-        <w:t>1. 本项目的教学重点是"判断"，不是"使用"。课堂上应多让学生说明判断理由，而不是只演示工具操作。</w:t>
+        <w:t>一、教学重点与难点</w:t>
       </w:r>
     </w:p>
     <w:p>
       <w:r>
-        <w:t>2. 任务四的案例是虚构的，课堂可以替换为学生的真实情境，但须先删除个人身份信息和敏感数据。</w:t>
+        <w:t>本项目的教学重点是"判断"，即学生能够区分哪些任务可以委托、哪些必须负责，并能够说明理由。这一能力不能仅通过讲授获得，需要在任务二至任务五中反复练习。教学难点在于学生往往认为"写得详细，结果就可靠"，因此教师应当通过对比实验，例如让学生对同一任务分别使用简单提示词和完整提示词，观察输出的差异，并讨论为什么两者都需要核验。</w:t>
+      </w:r>
+    </w:p>
+    <w:p>
+      <w:pPr>
+        <w:pStyle w:val="Heading3"/>
+        <w:ind w:firstLine="0"/>
+      </w:pPr>
+      <w:r>
+        <w:t>二、案例使用建议</w:t>
       </w:r>
     </w:p>
     <w:p>
       <w:r>
-        <w:t>3. 理论讲解控制在 1 学时以内。若学生对大模型原理已有基础，可以将任务一压缩为 0.5 学时。</w:t>
+        <w:t>案例讨论可以作为课堂活动使用。教师可以先让学生独立阅读案例并完成表1-9的填写，再进行小组讨论。使用真实案例时，应当对人物、单位和数据进行脱敏，并提醒学生不要在课堂讨论中泄露他人的隐私信息。</w:t>
+      </w:r>
+    </w:p>
+    <w:p>
+      <w:pPr>
+        <w:pStyle w:val="Heading3"/>
+        <w:ind w:firstLine="0"/>
+      </w:pPr>
+      <w:r>
+        <w:t>三、学时调整建议</w:t>
       </w:r>
     </w:p>
     <w:p>
       <w:r>
-        <w:t>4. 常见问题：学生会认为"提示词写得越详细，输出就越可靠"。教师应说明，提示词只能降低风险，不能消除风险，最终仍需要人工核验。</w:t>
+        <w:t>本项目建议4学时，安排见表1-1。如果学时紧张，可以压缩任务一的知识讲解，将其改为课前阅读；任务四和任务五应当保留，因为它们是能力训练的核心。如果学时充裕，可以增加一次模拟核验活动，让学生交换任务责任表并相互检查。</w:t>
+      </w:r>
+    </w:p>
+    <w:p>
+      <w:pPr>
+        <w:pStyle w:val="Heading3"/>
+        <w:ind w:firstLine="0"/>
+      </w:pPr>
+      <w:r>
+        <w:t>四、常见误区</w:t>
       </w:r>
     </w:p>
     <w:p>
       <w:r>
-        <w:t>5. 评价建议：以任务责任表的完整性和理由的充分性作为主要评价依据，不以AI输出的文字质量作为评价标准。</w:t>
+        <w:t>教学中常见的误区有三类。其一，将AI的自我声明当作核验结果，例如AI写了"以上内容仅供参考"，学生便认为已经免责。其二，将核验理解为修改措辞，而没有核对事实来源。其三，把任务责任表当作形式作业，填写时仅写"已核实"，而不说明核实的方法。教师应当在评语中针对这些问题给出具体反馈。</w:t>
+      </w:r>
+    </w:p>
+    <w:p>
+      <w:pPr>
+        <w:pStyle w:val="Heading3"/>
+        <w:ind w:firstLine="0"/>
+      </w:pPr>
+      <w:r>
+        <w:t>五、评价建议</w:t>
+      </w:r>
+    </w:p>
+    <w:p>
+      <w:r>
+        <w:t>本项目的评价应当以任务责任表的完整性和理由的充分性为主，兼顾核验记录的具体程度。评价时，教师可以关注以下几点：每一项判断是否写明了理由；核验方法是否具体，能否被他人复现；学生是否能够在口头说明中解释自己的判断。对于仅有结论而没有过程的作业，应当要求补充。</w:t>
+      </w:r>
+    </w:p>
+    <w:p>
+      <w:pPr>
+        <w:pStyle w:val="Heading3"/>
+        <w:ind w:firstLine="0"/>
+      </w:pPr>
+      <w:r>
+        <w:t>六、课堂活动设计</w:t>
+      </w:r>
+    </w:p>
+    <w:p>
+      <w:r>
+        <w:t>本项目的课堂活动可以分为三个层次，分别对应认识、判断和练习。第一层是认识性活动，例如让学生在课前用同一个问题分别询问两个AI工具，比较它们的回答在事实细节上是否一致。这一活动不需要复杂的准备，却能让学生直观地看到"流畅"与"正确"之间的差距，为任务一的讲解提供生动的材料。</w:t>
+      </w:r>
+    </w:p>
+    <w:p>
+      <w:r>
+        <w:t>第二层是判断性活动，即任务三的分组讨论。教师可以准备若干张任务卡片，每张卡片描述一项具体任务，例如"帮室友修改求职信""替同学起草活动通知""为自己的创业项目撰写市场分析"。小组成员需要依据图1-3的流程，判断每项任务的风险类型，并说明可委托的部分和必须负责的部分。讨论结束后，各组派代表陈述判断结果，教师再引导全班比较分歧较大的环节。</w:t>
+      </w:r>
+    </w:p>
+    <w:p>
+      <w:r>
+        <w:t>分歧是这一活动的宝贵资源。例如，有的学生认为"帮同学修改求职信"可以完全委托，有的学生则认为涉及他人隐私，不应输入。教师不应急于给出标准答案，而应引导学生说明各自的依据，并讨论如何在保护隐私的前提下完成任务。通过这一过程，学生能够理解，判断并不存在唯一的"正确答案"，但每一种判断都必须有理有据。</w:t>
+      </w:r>
+    </w:p>
+    <w:p>
+      <w:r>
+        <w:t>第三层是练习性活动，即任务四和任务五的完整操作。教师可以要求学生以两人一组的形式开展互审：一方完成任务并填写任务责任表，另一方依据表1-7的核验清单进行检查，并提出质疑。互审结束后，双方共同修改任务责任表。这一环节能够培养学生的批判性阅读能力，也让学生体会到，核验并不是对自己的否定，而是对工作质量的负责。</w:t>
+      </w:r>
+    </w:p>
+    <w:p>
+      <w:pPr>
+        <w:pStyle w:val="Heading3"/>
+        <w:ind w:firstLine="0"/>
+      </w:pPr>
+      <w:r>
+        <w:t>七、与其他项目的衔接</w:t>
+      </w:r>
+    </w:p>
+    <w:p>
+      <w:r>
+        <w:t>本项目是整套教材的起点，其后的项目将把本项目的判断逻辑应用到更具体的场景中。例如，项目2讨论AI招聘工具的筛选风险，项目3和项目4分别涉及简历优化与模拟面试，项目6讨论数据保密，项目8进一步发展留痕与问责的要求。教师在讲授本项目时，应当有意识地为后续内容埋下伏笔，例如在小结中提示学生，今后遇到新的工具时，仍然可以用"任务性质、责任归属、留痕核验"三个问题进行检查。</w:t>
+      </w:r>
+    </w:p>
+    <w:p>
+      <w:r>
+        <w:t>教师还可以在学期末组织一次回顾活动，请学生重新阅读本项目的任务责任表，比较学期初与学期末的记录。通常，学期末的记录会更具体，理由也更充分。这一对比本身就是对学习效果的直接证明，比单纯的考试更能体现"判断力"的成长。</w:t>
+      </w:r>
+    </w:p>
+    <w:p>
+      <w:pPr>
+        <w:pStyle w:val="Heading2"/>
+        <w:ind w:firstLine="0"/>
+      </w:pPr>
+      <w:r>
+        <w:t>延伸阅读</w:t>
+      </w:r>
+    </w:p>
+    <w:p>
+      <w:r>
+        <w:t>学习者可以从以下三类材料入手，进一步了解本项目的相关背景。</w:t>
+      </w:r>
+    </w:p>
+    <w:p>
+      <w:r>
+        <w:t>第一类是生成式人工智能服务管理相关法规。以《生成式人工智能服务管理暂行办法》为例，该办法于2023年7月13日发布，并于2023年8月15日起施行。阅读时，应当关注其中关于内容真实性、用户权益和服务提供者责任的条款，并将其与本项目的委托与负责原则进行对照。</w:t>
+      </w:r>
+    </w:p>
+    <w:p>
+      <w:r>
+        <w:t>第二类是个人信息保护相关法规。学习者应当了解个人信息的基本范围，以及在使用外部工具时需要注意的事项，例如哪些信息不应当输入第三方平台。</w:t>
+      </w:r>
+    </w:p>
+    <w:p>
+      <w:r>
+        <w:t>第三类是所在学校关于人工智能使用的规定。不同学校的要求可能存在差异，例如课程作业中是否允许使用AI、使用时是否需要声明等。学习者应当以本校规定为准，并在课程中主动询问不清楚的地方。</w:t>
       </w:r>
     </w:p>
     <w:sectPr>

--- a/全校选修课/样章_人工智能职业素养_项目1.docx
+++ b/全校选修课/样章_人工智能职业素养_项目1.docx
@@ -1198,6 +1198,48 @@
     </w:p>
     <w:p>
       <w:pPr>
+        <w:pStyle w:val="Heading3"/>
+        <w:ind w:firstLine="0"/>
+      </w:pPr>
+      <w:r>
+        <w:t>背景案例</w:t>
+      </w:r>
+    </w:p>
+    <w:p>
+      <w:r>
+        <w:t>2023年，美国一起广受关注的案件中，律师提交的法律文件引用了由生成式AI编造的判例，法院发现后对律师作出处罚。这一事件说明，即使是受过专业训练的人员，也可能因为未核实AI输出而出现严重失误。</w:t>
+      </w:r>
+    </w:p>
+    <w:p>
+      <w:pPr>
+        <w:pStyle w:val="Heading3"/>
+        <w:ind w:firstLine="0"/>
+      </w:pPr>
+      <w:r>
+        <w:t>实践活动</w:t>
+      </w:r>
+    </w:p>
+    <w:p>
+      <w:r>
+        <w:t>全班分组，用同一个问题（例如"请简述某位近现代科学家的主要成就"）分别询问两种以上AI工具，将回答中的每一个具体事实（时间、地点、数字、人名）逐条列出，并通过权威资料逐条核对。统计可核实与不可核实的比例，形成一页简短的小组报告。</w:t>
+      </w:r>
+    </w:p>
+    <w:p>
+      <w:pPr>
+        <w:pStyle w:val="Heading3"/>
+        <w:ind w:firstLine="0"/>
+      </w:pPr>
+      <w:r>
+        <w:t>探索任务</w:t>
+      </w:r>
+    </w:p>
+    <w:p>
+      <w:r>
+        <w:t>选择一个你熟悉的专业问题，设计三条表述不同的提示词（例如改变角色、补充背景或要求列出依据），比较三次输出在事实细节上的差异。思考：哪些变化只是语言更流畅，哪些变化才真正提高了可靠性？</w:t>
+      </w:r>
+    </w:p>
+    <w:p>
+      <w:pPr>
         <w:pStyle w:val="Heading2"/>
         <w:ind w:firstLine="0"/>
       </w:pPr>
@@ -1690,6 +1732,48 @@
       </w:r>
       <w:r>
         <w:t>使用AI完成的工作，署名者仍然是使用者。"AI写的"不能作为出错的理由，也不能作为免除核实义务的理由。在求职、课程和工作中，人们评价的是你提交的结果，而不是你使用了什么工具。</w:t>
+      </w:r>
+    </w:p>
+    <w:p>
+      <w:pPr>
+        <w:pStyle w:val="Heading3"/>
+        <w:ind w:firstLine="0"/>
+      </w:pPr>
+      <w:r>
+        <w:t>背景案例</w:t>
+      </w:r>
+    </w:p>
+    <w:p>
+      <w:r>
+        <w:t>某学生在求职时，把AI生成的"校级创新大赛一等奖"写入简历。面试官追问获奖作品的细节时，该学生无法回答，录用机会随之失去。在这一案例中，AI生成了不实内容，但决定将其写入简历的，始终是学生本人。</w:t>
+      </w:r>
+    </w:p>
+    <w:p>
+      <w:pPr>
+        <w:pStyle w:val="Heading3"/>
+        <w:ind w:firstLine="0"/>
+      </w:pPr>
+      <w:r>
+        <w:t>实践活动</w:t>
+      </w:r>
+    </w:p>
+    <w:p>
+      <w:r>
+        <w:t>两人一组进行角色扮演。一人扮演请求帮忙修改求职信的同学，另一人扮演提供帮助的同学。双方讨论哪些句子可以交给AI改写，哪些内容必须由本人确认，并填写一张"委托—负责"对照表，每一行写明理由。</w:t>
+      </w:r>
+    </w:p>
+    <w:p>
+      <w:pPr>
+        <w:pStyle w:val="Heading3"/>
+        <w:ind w:firstLine="0"/>
+      </w:pPr>
+      <w:r>
+        <w:t>探索任务</w:t>
+      </w:r>
+    </w:p>
+    <w:p>
+      <w:r>
+        <w:t>查阅你所在学校关于人工智能使用的规定（如课程作业中的使用声明要求、论文与作业的使用边界），比较其中对"声明使用"和"对结果负责"的要求，写一段不超过300字的说明，指出你认为最需要注意的一条。</w:t>
       </w:r>
     </w:p>
     <w:p>
@@ -2456,6 +2540,48 @@
       </w:r>
       <w:r>
         <w:t>委托的边界不是由工具决定的，而是由任务的后果决定的。后果越大、越难以逆转，越需要本人负责；后果越小、越容易纠正，越可以较多地交给AI。</w:t>
+      </w:r>
+    </w:p>
+    <w:p>
+      <w:pPr>
+        <w:pStyle w:val="Heading3"/>
+        <w:ind w:firstLine="0"/>
+      </w:pPr>
+      <w:r>
+        <w:t>背景案例</w:t>
+      </w:r>
+    </w:p>
+    <w:p>
+      <w:r>
+        <w:t>班级同学甲用AI分析了同学乙的成绩单，生成了一段"学习能力评价"，并在班级群中转发。乙认为其个人信息受到不当处理，并要求删除。该事件中，任务本身涉及他人权益，使用者应当在输入和传播之前完成判断，而不是事后补救。</w:t>
+      </w:r>
+    </w:p>
+    <w:p>
+      <w:pPr>
+        <w:pStyle w:val="Heading3"/>
+        <w:ind w:firstLine="0"/>
+      </w:pPr>
+      <w:r>
+        <w:t>实践活动</w:t>
+      </w:r>
+    </w:p>
+    <w:p>
+      <w:r>
+        <w:t>教师准备四张任务卡片（如"帮室友修改求职信""替同学起草活动通知""为自己的创业项目撰写市场分析""根据成绩单生成学习建议"）。小组依据图1-3的流程逐张判断风险类型、委托程度和本人负责的部分，每组派一人陈述理由，全班比较分歧较大的判断。</w:t>
+      </w:r>
+    </w:p>
+    <w:p>
+      <w:pPr>
+        <w:pStyle w:val="Heading3"/>
+        <w:ind w:firstLine="0"/>
+      </w:pPr>
+      <w:r>
+        <w:t>探索任务</w:t>
+      </w:r>
+    </w:p>
+    <w:p>
+      <w:r>
+        <w:t>选择一项你近期使用AI完成的任务，用图1-3的流程重新判断一次。如果结论与你原来的做法不同，请写出改变的理由，并说明今后你将如何调整。</w:t>
       </w:r>
     </w:p>
     <w:p>
@@ -3499,6 +3625,48 @@
     </w:p>
     <w:p>
       <w:pPr>
+        <w:pStyle w:val="Heading3"/>
+        <w:ind w:firstLine="0"/>
+      </w:pPr>
+      <w:r>
+        <w:t>背景案例</w:t>
+      </w:r>
+    </w:p>
+    <w:p>
+      <w:r>
+        <w:t>某同学在项目申报材料中写道"主导完成某平台数据分析，用户增长40%"。核实时发现，该数字来自AI的估算，并非真实统计，材料最终被要求删改。问题的根源不在于AI的表达，而在于使用者没有在提交前逐项核对数据来源。</w:t>
+      </w:r>
+    </w:p>
+    <w:p>
+      <w:pPr>
+        <w:pStyle w:val="Heading3"/>
+        <w:ind w:firstLine="0"/>
+      </w:pPr>
+      <w:r>
+        <w:t>实践活动</w:t>
+      </w:r>
+    </w:p>
+    <w:p>
+      <w:r>
+        <w:t>选取自己的一份课程作业、社团材料或个人简介，按照表1-7的核验清单完成一次完整核验。要求逐项记录核验方法和结果，并对比修改前后的差异，形成一页核验记录。</w:t>
+      </w:r>
+    </w:p>
+    <w:p>
+      <w:pPr>
+        <w:pStyle w:val="Heading3"/>
+        <w:ind w:firstLine="0"/>
+      </w:pPr>
+      <w:r>
+        <w:t>探索任务</w:t>
+      </w:r>
+    </w:p>
+    <w:p>
+      <w:r>
+        <w:t>尝试在提示词中加入"请标注你不确定的内容"，观察输出中被标注内容的数量，并与你后来核实出的错误进行对照。讨论：这一方法能发现哪些问题，又会遗漏哪些问题？</w:t>
+      </w:r>
+    </w:p>
+    <w:p>
+      <w:pPr>
         <w:pStyle w:val="Heading2"/>
         <w:ind w:firstLine="0"/>
       </w:pPr>
@@ -4048,6 +4216,48 @@
     <w:p>
       <w:r>
         <w:t>留痕的最终目的，是帮助学生形成可以迁移的工作习惯。当学生在后续项目中面对新的工具和新的任务时，他们应当能够自然地问出三个问题：这项任务依赖什么依据？我的哪一部分判断需要留下记录？如果出了问题，我能否说清楚是哪一步出的错？能够回答这三个问题，说明留痕已经从一项作业，转变为一种职业习惯。</w:t>
+      </w:r>
+    </w:p>
+    <w:p>
+      <w:pPr>
+        <w:pStyle w:val="Heading3"/>
+        <w:ind w:firstLine="0"/>
+      </w:pPr>
+      <w:r>
+        <w:t>背景案例</w:t>
+      </w:r>
+    </w:p>
+    <w:p>
+      <w:r>
+        <w:t>某团队在项目验收时，需要说明某一组数据的来源。由于成员没有保存AI的原始输出和提示词，无法还原当时的判断依据，最终只能重新处理数据，耗费了大量时间。留痕的价值，往往要等到问题出现之后才被认识到。</w:t>
+      </w:r>
+    </w:p>
+    <w:p>
+      <w:pPr>
+        <w:pStyle w:val="Heading3"/>
+        <w:ind w:firstLine="0"/>
+      </w:pPr>
+      <w:r>
+        <w:t>实践活动</w:t>
+      </w:r>
+    </w:p>
+    <w:p>
+      <w:r>
+        <w:t>连续一周使用AI完成学习任务（如整理笔记、修改作业、制定学习计划）。每完成一次任务，在任务责任表中记录一行，包括任务内容、委托程度、本人负责的部分和核验方法。周末汇总，找出最常出现的风险类型。</w:t>
+      </w:r>
+    </w:p>
+    <w:p>
+      <w:pPr>
+        <w:pStyle w:val="Heading3"/>
+        <w:ind w:firstLine="0"/>
+      </w:pPr>
+      <w:r>
+        <w:t>探索任务</w:t>
+      </w:r>
+    </w:p>
+    <w:p>
+      <w:r>
+        <w:t>设计一份适合你所在专业的任务责任表模板，说明每一栏的设计理由，并与同学的模板进行比较。思考：哪些栏目在实际使用中最有价值，哪些栏目可以合并或删除？</w:t>
       </w:r>
     </w:p>
     <w:p>
@@ -4741,133 +4951,6 @@
         <w:ind w:firstLine="0"/>
       </w:pPr>
       <w:r>
-        <w:t>教师指导</w:t>
-      </w:r>
-    </w:p>
-    <w:p>
-      <w:pPr>
-        <w:pStyle w:val="Heading3"/>
-        <w:ind w:firstLine="0"/>
-      </w:pPr>
-      <w:r>
-        <w:t>一、教学重点与难点</w:t>
-      </w:r>
-    </w:p>
-    <w:p>
-      <w:r>
-        <w:t>本项目的教学重点是"判断"，即学生能够区分哪些任务可以委托、哪些必须负责，并能够说明理由。这一能力不能仅通过讲授获得，需要在任务二至任务五中反复练习。教学难点在于学生往往认为"写得详细，结果就可靠"，因此教师应当通过对比实验，例如让学生对同一任务分别使用简单提示词和完整提示词，观察输出的差异，并讨论为什么两者都需要核验。</w:t>
-      </w:r>
-    </w:p>
-    <w:p>
-      <w:pPr>
-        <w:pStyle w:val="Heading3"/>
-        <w:ind w:firstLine="0"/>
-      </w:pPr>
-      <w:r>
-        <w:t>二、案例使用建议</w:t>
-      </w:r>
-    </w:p>
-    <w:p>
-      <w:r>
-        <w:t>案例讨论可以作为课堂活动使用。教师可以先让学生独立阅读案例并完成表1-9的填写，再进行小组讨论。使用真实案例时，应当对人物、单位和数据进行脱敏，并提醒学生不要在课堂讨论中泄露他人的隐私信息。</w:t>
-      </w:r>
-    </w:p>
-    <w:p>
-      <w:pPr>
-        <w:pStyle w:val="Heading3"/>
-        <w:ind w:firstLine="0"/>
-      </w:pPr>
-      <w:r>
-        <w:t>三、学时调整建议</w:t>
-      </w:r>
-    </w:p>
-    <w:p>
-      <w:r>
-        <w:t>本项目建议4学时，安排见表1-1。如果学时紧张，可以压缩任务一的知识讲解，将其改为课前阅读；任务四和任务五应当保留，因为它们是能力训练的核心。如果学时充裕，可以增加一次模拟核验活动，让学生交换任务责任表并相互检查。</w:t>
-      </w:r>
-    </w:p>
-    <w:p>
-      <w:pPr>
-        <w:pStyle w:val="Heading3"/>
-        <w:ind w:firstLine="0"/>
-      </w:pPr>
-      <w:r>
-        <w:t>四、常见误区</w:t>
-      </w:r>
-    </w:p>
-    <w:p>
-      <w:r>
-        <w:t>教学中常见的误区有三类。其一，将AI的自我声明当作核验结果，例如AI写了"以上内容仅供参考"，学生便认为已经免责。其二，将核验理解为修改措辞，而没有核对事实来源。其三，把任务责任表当作形式作业，填写时仅写"已核实"，而不说明核实的方法。教师应当在评语中针对这些问题给出具体反馈。</w:t>
-      </w:r>
-    </w:p>
-    <w:p>
-      <w:pPr>
-        <w:pStyle w:val="Heading3"/>
-        <w:ind w:firstLine="0"/>
-      </w:pPr>
-      <w:r>
-        <w:t>五、评价建议</w:t>
-      </w:r>
-    </w:p>
-    <w:p>
-      <w:r>
-        <w:t>本项目的评价应当以任务责任表的完整性和理由的充分性为主，兼顾核验记录的具体程度。评价时，教师可以关注以下几点：每一项判断是否写明了理由；核验方法是否具体，能否被他人复现；学生是否能够在口头说明中解释自己的判断。对于仅有结论而没有过程的作业，应当要求补充。</w:t>
-      </w:r>
-    </w:p>
-    <w:p>
-      <w:pPr>
-        <w:pStyle w:val="Heading3"/>
-        <w:ind w:firstLine="0"/>
-      </w:pPr>
-      <w:r>
-        <w:t>六、课堂活动设计</w:t>
-      </w:r>
-    </w:p>
-    <w:p>
-      <w:r>
-        <w:t>本项目的课堂活动可以分为三个层次，分别对应认识、判断和练习。第一层是认识性活动，例如让学生在课前用同一个问题分别询问两个AI工具，比较它们的回答在事实细节上是否一致。这一活动不需要复杂的准备，却能让学生直观地看到"流畅"与"正确"之间的差距，为任务一的讲解提供生动的材料。</w:t>
-      </w:r>
-    </w:p>
-    <w:p>
-      <w:r>
-        <w:t>第二层是判断性活动，即任务三的分组讨论。教师可以准备若干张任务卡片，每张卡片描述一项具体任务，例如"帮室友修改求职信""替同学起草活动通知""为自己的创业项目撰写市场分析"。小组成员需要依据图1-3的流程，判断每项任务的风险类型，并说明可委托的部分和必须负责的部分。讨论结束后，各组派代表陈述判断结果，教师再引导全班比较分歧较大的环节。</w:t>
-      </w:r>
-    </w:p>
-    <w:p>
-      <w:r>
-        <w:t>分歧是这一活动的宝贵资源。例如，有的学生认为"帮同学修改求职信"可以完全委托，有的学生则认为涉及他人隐私，不应输入。教师不应急于给出标准答案，而应引导学生说明各自的依据，并讨论如何在保护隐私的前提下完成任务。通过这一过程，学生能够理解，判断并不存在唯一的"正确答案"，但每一种判断都必须有理有据。</w:t>
-      </w:r>
-    </w:p>
-    <w:p>
-      <w:r>
-        <w:t>第三层是练习性活动，即任务四和任务五的完整操作。教师可以要求学生以两人一组的形式开展互审：一方完成任务并填写任务责任表，另一方依据表1-7的核验清单进行检查，并提出质疑。互审结束后，双方共同修改任务责任表。这一环节能够培养学生的批判性阅读能力，也让学生体会到，核验并不是对自己的否定，而是对工作质量的负责。</w:t>
-      </w:r>
-    </w:p>
-    <w:p>
-      <w:pPr>
-        <w:pStyle w:val="Heading3"/>
-        <w:ind w:firstLine="0"/>
-      </w:pPr>
-      <w:r>
-        <w:t>七、与其他项目的衔接</w:t>
-      </w:r>
-    </w:p>
-    <w:p>
-      <w:r>
-        <w:t>本项目是整套教材的起点，其后的项目将把本项目的判断逻辑应用到更具体的场景中。例如，项目2讨论AI招聘工具的筛选风险，项目3和项目4分别涉及简历优化与模拟面试，项目6讨论数据保密，项目8进一步发展留痕与问责的要求。教师在讲授本项目时，应当有意识地为后续内容埋下伏笔，例如在小结中提示学生，今后遇到新的工具时，仍然可以用"任务性质、责任归属、留痕核验"三个问题进行检查。</w:t>
-      </w:r>
-    </w:p>
-    <w:p>
-      <w:r>
-        <w:t>教师还可以在学期末组织一次回顾活动，请学生重新阅读本项目的任务责任表，比较学期初与学期末的记录。通常，学期末的记录会更具体，理由也更充分。这一对比本身就是对学习效果的直接证明，比单纯的考试更能体现"判断力"的成长。</w:t>
-      </w:r>
-    </w:p>
-    <w:p>
-      <w:pPr>
-        <w:pStyle w:val="Heading2"/>
-        <w:ind w:firstLine="0"/>
-      </w:pPr>
-      <w:r>
         <w:t>延伸阅读</w:t>
       </w:r>
     </w:p>

--- a/全校选修课/样章_人工智能职业素养_项目1.docx
+++ b/全校选修课/样章_人工智能职业素养_项目1.docx
@@ -30,22 +30,17 @@
     </w:p>
     <w:p>
       <w:r>
-        <w:t>生成式人工智能已经进入学习、求职和工作的日常环节。写求职信、整理会议纪要、起草工作方案、查找资料，都可以交给AI完成，而且速度明显快于人工。然而，AI输出的内容并不自动正确，也不会为结果承担责任。学生在使用AI时，最常见的问题往往不是"不会用"，而是"不知道哪些事情应当由自己负责"。</w:t>
+        <w:t>本项目的主人公是小林，计算机应用专业二年级学生。她计划在11月底前投递暑期实习申请，于是开始使用AI整理简历、起草求职信、准备面试。在这一过程中，她遇到了本项目要处理的几个问题：AI值不值得用，用了之后哪些环节可以放手，哪些环节必须自己把关，出了错又该由谁负责。小林的经历会贯穿六个学习任务，读者可以跟随她的选择，逐步形成自己的判断。</w:t>
       </w:r>
     </w:p>
     <w:p>
       <w:r>
-        <w:t>在真实场景中，这类问题已经多次出现。有人把AI编造的实习经历写进简历，面试时无法说明；有人把未经核实的行业数据放进课程报告，导致结论站不住脚；也有人直接把AI给出的"建议录用"或"建议放弃"当成决定，忽略了自己的判断。这些问题的共同点是：使用者把"工具生成"当成了"已经核实"，把"可以委托"当成了"无需负责"。</w:t>
+        <w:t>六个任务依次展开。任务一和任务二回答“为什么要用、用与不用有什么区别”；任务三讲AI的能力与局限；任务四和任务五讨论“委托”与“负责”的边界；任务六落实到具体的核验与留痕。每个任务开头都有一个背景案例，中间有提醒，结尾有实践与反馈，读者可以对照参考要点检查自己的判断。</w:t>
       </w:r>
     </w:p>
     <w:p>
       <w:r>
-        <w:t>本项目要解决的核心问题是：哪些任务可以委托给AI，哪些任务必须由本人负责，判断的依据是什么，以及如何把这种判断变成可以检查的记录。项目以"任务情境—AI处理—人工核验—留痕—复盘"为主线，通过一位大学生准备暑期实习的完整案例，把抽象的责任概念落实到具体的操作中。</w:t>
-      </w:r>
-    </w:p>
-    <w:p>
-      <w:r>
-        <w:t>学完本项目，学生不一定能够成为AI专家，但应当能够做到三件事：说清楚一项任务的风险在哪里；说清楚自己为什么把某一步交给AI，又为什么必须自己确认；并且把这些判断记录下来，供老师、单位或自己日后复查。这三件事，正是职业素养在人工智能时代的具体体现。</w:t>
+        <w:t>本项目的起点是2026年的使用环境。到2026年秋季学期，AI工具已经进入许多学生的学习和求职流程，学生面对的问题已经从“要不要用”转向“用到什么程度、由谁兜底”。本项目的学习，是后续十二个项目的共同基础。</w:t>
       </w:r>
     </w:p>
     <w:p>
@@ -65,17 +60,7 @@
         <w:t>知识目标：</w:t>
       </w:r>
       <w:r>
-        <w:t>1. 能够说明大模型生成内容的基本过程，并列举其常见局限；</w:t>
-      </w:r>
-    </w:p>
-    <w:p>
-      <w:r>
-        <w:t>2. 能够区分"委托"与"负责"两个概念，说明责任在工具提供者、使用者和接收者之间的分布；</w:t>
-      </w:r>
-    </w:p>
-    <w:p>
-      <w:r>
-        <w:t>3. 能够了解与AI使用相关的基本制度要求，包括生成式人工智能服务管理、个人信息保护和AI生成内容标识等方面的规定；</w:t>
+        <w:t>1. 能说明大模型生成内容的基本过程及其常见局限；2. 能区分“委托”与“负责”，说明使用者、提供者和接收者各自的责任；3. 了解与AI使用相关的基本制度要求。</w:t>
       </w:r>
     </w:p>
     <w:p>
@@ -86,17 +71,7 @@
         <w:t>能力目标：</w:t>
       </w:r>
       <w:r>
-        <w:t>4. 能够依据风险类型和判断流程，对一项任务的委托程度作出判断，并给出理由；</w:t>
-      </w:r>
-    </w:p>
-    <w:p>
-      <w:r>
-        <w:t>5. 能够完成一次AI辅助任务的核验，修改输出中的问题，并填写任务责任表；</w:t>
-      </w:r>
-    </w:p>
-    <w:p>
-      <w:r>
-        <w:t>6. 能够在课堂讨论和求职准备中，清楚说明自己对AI输出内容的把关情况。</w:t>
+        <w:t>4. 能比较使用AI与不使用AI的差别，说明各自的代价；5. 能依据风险类型和判断流程，判断一项任务的委托程度；6. 能完成一次AI辅助任务的核验与修改，并填写任务责任表。</w:t>
       </w:r>
     </w:p>
     <w:p>
@@ -107,7 +82,7 @@
         <w:t>素养目标：</w:t>
       </w:r>
       <w:r>
-        <w:t>7. 形成"AI提供草稿，本人对结果负责"的职业习惯，并能主动留存核验记录。</w:t>
+        <w:t>7. 形成“AI提供草稿，本人对结果负责”的职业习惯，并能在课堂讨论和求职准备中清楚说明自己的把关情况。</w:t>
       </w:r>
     </w:p>
     <w:p>
@@ -121,7 +96,7 @@
     </w:p>
     <w:p>
       <w:r>
-        <w:t>本项目建议 4 学时。理论讲解不超过 1 学时，其余时间用于任务操作、核验和讨论。各环节的学时、活动与产出见表1-1。</w:t>
+        <w:t>本项目建议6学时。各环节的学时、活动与产出见表1-1。</w:t>
       </w:r>
     </w:p>
     <w:p>
@@ -237,7 +212,7 @@
               <w:rPr>
                 <w:sz w:val="19"/>
               </w:rPr>
-              <w:t>任务一　认识大模型</w:t>
+              <w:t>任务一　为什么需要AI</w:t>
             </w:r>
           </w:p>
         </w:tc>
@@ -271,7 +246,7 @@
               <w:rPr>
                 <w:sz w:val="19"/>
               </w:rPr>
-              <w:t>讲解生成过程与局限，完成小测验</w:t>
+              <w:t>案例讨论、个人事务梳理</w:t>
             </w:r>
           </w:p>
         </w:tc>
@@ -288,7 +263,7 @@
               <w:rPr>
                 <w:sz w:val="19"/>
               </w:rPr>
-              <w:t>能力边界清单</w:t>
+              <w:t>一份可以交给AI的事务清单</w:t>
             </w:r>
           </w:p>
         </w:tc>
@@ -307,7 +282,7 @@
               <w:rPr>
                 <w:sz w:val="19"/>
               </w:rPr>
-              <w:t>任务二　区分委托与负责</w:t>
+              <w:t>任务二　用与不用的区别</w:t>
             </w:r>
           </w:p>
         </w:tc>
@@ -341,7 +316,7 @@
               <w:rPr>
                 <w:sz w:val="19"/>
               </w:rPr>
-              <w:t>概念辨析，学习制度依据，小组讨论责任分布</w:t>
+              <w:t>对比写作、面试追问测试</w:t>
             </w:r>
           </w:p>
         </w:tc>
@@ -358,7 +333,7 @@
               <w:rPr>
                 <w:sz w:val="19"/>
               </w:rPr>
-              <w:t>委托与负责对照表</w:t>
+              <w:t>一份对比记录</w:t>
             </w:r>
           </w:p>
         </w:tc>
@@ -377,7 +352,7 @@
               <w:rPr>
                 <w:sz w:val="19"/>
               </w:rPr>
-              <w:t>任务三　判断任务归属</w:t>
+              <w:t>任务三　能力与局限</w:t>
             </w:r>
           </w:p>
         </w:tc>
@@ -411,7 +386,7 @@
               <w:rPr>
                 <w:sz w:val="19"/>
               </w:rPr>
-              <w:t>风险分析，按流程判断三类典型任务</w:t>
+              <w:t>生成过程分析、事实核实</w:t>
             </w:r>
           </w:p>
         </w:tc>
@@ -428,7 +403,7 @@
               <w:rPr>
                 <w:sz w:val="19"/>
               </w:rPr>
-              <w:t>任务归属判断记录</w:t>
+              <w:t>一份事实核实记录</w:t>
             </w:r>
           </w:p>
         </w:tc>
@@ -447,7 +422,77 @@
               <w:rPr>
                 <w:sz w:val="19"/>
               </w:rPr>
-              <w:t>任务四　实操与核验</w:t>
+              <w:t>任务四　委托与负责</w:t>
+            </w:r>
+          </w:p>
+        </w:tc>
+        <w:tc>
+          <w:tcPr>
+            <w:tcW w:type="dxa" w:w="2160"/>
+          </w:tcPr>
+          <w:p>
+            <w:pPr>
+              <w:spacing w:line="288" w:lineRule="auto"/>
+              <w:ind w:firstLine="0"/>
+            </w:pPr>
+            <w:r>
+              <w:rPr>
+                <w:sz w:val="19"/>
+              </w:rPr>
+              <w:t>0.5</w:t>
+            </w:r>
+          </w:p>
+        </w:tc>
+        <w:tc>
+          <w:tcPr>
+            <w:tcW w:type="dxa" w:w="2160"/>
+          </w:tcPr>
+          <w:p>
+            <w:pPr>
+              <w:spacing w:line="288" w:lineRule="auto"/>
+              <w:ind w:firstLine="0"/>
+            </w:pPr>
+            <w:r>
+              <w:rPr>
+                <w:sz w:val="19"/>
+              </w:rPr>
+              <w:t>责任分布分析</w:t>
+            </w:r>
+          </w:p>
+        </w:tc>
+        <w:tc>
+          <w:tcPr>
+            <w:tcW w:type="dxa" w:w="2160"/>
+          </w:tcPr>
+          <w:p>
+            <w:pPr>
+              <w:spacing w:line="288" w:lineRule="auto"/>
+              <w:ind w:firstLine="0"/>
+            </w:pPr>
+            <w:r>
+              <w:rPr>
+                <w:sz w:val="19"/>
+              </w:rPr>
+              <w:t>一份责任分布说明</w:t>
+            </w:r>
+          </w:p>
+        </w:tc>
+      </w:tr>
+      <w:tr>
+        <w:tc>
+          <w:tcPr>
+            <w:tcW w:type="dxa" w:w="2160"/>
+          </w:tcPr>
+          <w:p>
+            <w:pPr>
+              <w:spacing w:line="288" w:lineRule="auto"/>
+              <w:ind w:firstLine="0"/>
+            </w:pPr>
+            <w:r>
+              <w:rPr>
+                <w:sz w:val="19"/>
+              </w:rPr>
+              <w:t>任务五　判断任务归属</w:t>
             </w:r>
           </w:p>
         </w:tc>
@@ -481,7 +526,7 @@
               <w:rPr>
                 <w:sz w:val="19"/>
               </w:rPr>
-              <w:t>完成任务单，逐条核验AI输出，修改定稿</w:t>
+              <w:t>任务卡片分组判断</w:t>
             </w:r>
           </w:p>
         </w:tc>
@@ -498,7 +543,7 @@
               <w:rPr>
                 <w:sz w:val="19"/>
               </w:rPr>
-              <w:t>核验清单与修改稿</w:t>
+              <w:t>一份判断理由表</w:t>
             </w:r>
           </w:p>
         </w:tc>
@@ -517,7 +562,7 @@
               <w:rPr>
                 <w:sz w:val="19"/>
               </w:rPr>
-              <w:t>任务五　留痕与复盘</w:t>
+              <w:t>任务六　核验、修改与留痕</w:t>
             </w:r>
           </w:p>
         </w:tc>
@@ -534,7 +579,7 @@
               <w:rPr>
                 <w:sz w:val="19"/>
               </w:rPr>
-              <w:t>0.5</w:t>
+              <w:t>1.5</w:t>
             </w:r>
           </w:p>
         </w:tc>
@@ -551,7 +596,7 @@
               <w:rPr>
                 <w:sz w:val="19"/>
               </w:rPr>
-              <w:t>填写任务责任表，课堂分享</w:t>
+              <w:t>核验练习、填写责任表</w:t>
             </w:r>
           </w:p>
         </w:tc>
@@ -568,7 +613,7 @@
               <w:rPr>
                 <w:sz w:val="19"/>
               </w:rPr>
-              <w:t>任务责任表</w:t>
+              <w:t>核验记录与任务责任表</w:t>
             </w:r>
           </w:p>
         </w:tc>
@@ -587,7 +632,7 @@
               <w:rPr>
                 <w:sz w:val="19"/>
               </w:rPr>
-              <w:t>案例讨论</w:t>
+              <w:t>案例讨论与小结</w:t>
             </w:r>
           </w:p>
         </w:tc>
@@ -604,7 +649,7 @@
               <w:rPr>
                 <w:sz w:val="19"/>
               </w:rPr>
-              <w:t>0.5</w:t>
+              <w:t>1</w:t>
             </w:r>
           </w:p>
         </w:tc>
@@ -621,7 +666,7 @@
               <w:rPr>
                 <w:sz w:val="19"/>
               </w:rPr>
-              <w:t>分析班级活动公告的风险，提出核对流程</w:t>
+              <w:t>班级公告分析、小林的面试反馈</w:t>
             </w:r>
           </w:p>
         </w:tc>
@@ -638,7 +683,7 @@
               <w:rPr>
                 <w:sz w:val="19"/>
               </w:rPr>
-              <w:t>核对流程草图</w:t>
+              <w:t>一份案例分析</w:t>
             </w:r>
           </w:p>
         </w:tc>
@@ -651,7 +696,7 @@
     </w:p>
     <w:p>
       <w:r>
-        <w:t>需要说明的是，学时安排可以根据班级情况调整。若学生已有大模型使用经验，任务一可压缩为 0.5 学时；若课堂讨论充分，任务三和案例讨论可以合并。</w:t>
+        <w:t>学时可以根据班级情况调整。若学生已有较多使用经验，任务一和任务二可以合并为一次课堂讨论。</w:t>
       </w:r>
     </w:p>
     <w:p>
@@ -660,12 +705,7 @@
         <w:ind w:firstLine="0"/>
       </w:pPr>
       <w:r>
-        <w:t>任务一　认识大模型：它如何生成内容</w:t>
-      </w:r>
-    </w:p>
-    <w:p>
-      <w:r>
-        <w:t>很多学生认为，AI"知道"答案，因此它的回答应该是正确的。这种直觉在日常生活中并不罕见：搜索引擎返回的结果通常有来源，百科条目经过编辑，因此人们容易把AI的回答也当作一种"查询结果"。要理解为什么这种想法不可靠，需要先了解大模型生成文本的基本方式。</w:t>
+        <w:t>任务一　为什么需要AI，不用会怎样</w:t>
       </w:r>
     </w:p>
     <w:p>
@@ -674,12 +714,813 @@
         <w:ind w:firstLine="0"/>
       </w:pPr>
       <w:r>
-        <w:t>1.1 生成的基本过程</w:t>
+        <w:t>背景案例</w:t>
       </w:r>
     </w:p>
     <w:p>
       <w:r>
-        <w:t>大模型处理文字时，并不是像查字典一样，从数据库中找到现成的句子再返回给用户。它的工作方式可以概括为四个步骤，如图1-1所示。第一步，模型接收输入，包括用户的提示词、上传的材料以及此前的对话内容。第二步，模型把这些文字切分为词元（token），词元是模型处理文字的最小单位，可能是一个字、一个词，也可能是词的一部分。第三步，模型根据前面的全部词元，逐个预测下一个词元最可能出现的概率。第四步，模型把被选中的词元依次组合，形成完整的文本。</w:t>
+        <w:t>某乡村民宿的老板老陈，一年积累了近两千条客人留言，其中有表扬，也有投诉，还有大量关于房间、餐食和路线的咨询。他原本打算每天花半小时整理，结果一周也没有理清。后来他尝试用AI对留言进行分类，两个小时就完成了初步整理。</w:t>
+      </w:r>
+    </w:p>
+    <w:p>
+      <w:r>
+        <w:t>分类结果看起来很整齐，但老陈在检查时发现，十几条明确的投诉，例如“空调漏水”“热水不稳定”，被归入了“表扬”。问题不在于AI不会分类，而在于它并不清楚“空调漏水”对一家民宿意味着什么。老陈最后的做法是：让AI做初筛，他本人逐条确认投诉和需要回复的留言。</w:t>
+      </w:r>
+    </w:p>
+    <w:p>
+      <w:r>
+        <w:t>这个案例提出了本任务的两个问题：如果老陈不用AI，他会怎样？即使用了AI，哪些判断仍然只能由他自己做？下面的内容围绕这两个问题展开。</w:t>
+      </w:r>
+    </w:p>
+    <w:p>
+      <w:pPr>
+        <w:pStyle w:val="Heading3"/>
+        <w:ind w:firstLine="0"/>
+      </w:pPr>
+      <w:r>
+        <w:t>1.1 AI适合做什么</w:t>
+      </w:r>
+    </w:p>
+    <w:p>
+      <w:r>
+        <w:t>大模型在整理、改写、归纳、列举备选方案等方面表现较好。这些工作有一个共同点：输入的材料已经明确，输出的结果容易检查。老陈的留言分类，小林的简历格式调整，都属于这一类。</w:t>
+      </w:r>
+    </w:p>
+    <w:p>
+      <w:pPr>
+        <w:pStyle w:val="Heading3"/>
+        <w:ind w:firstLine="0"/>
+      </w:pPr>
+      <w:r>
+        <w:t>1.2 不用AI会怎样</w:t>
+      </w:r>
+    </w:p>
+    <w:p>
+      <w:r>
+        <w:t>不用AI，工作并不会停止，但时间的分配会改变。以老陈为例，手工整理需要三周，这段时间本可以用来改进服务或回复客人。对学生来说，不用AI意味着一份求职材料要花好几个晚上，投递的数量也会受到限制。这些成本是真实存在的。</w:t>
+      </w:r>
+    </w:p>
+    <w:p>
+      <w:r>
+        <w:t>但不用AI也有它的收益。亲手整理材料的过程，能让人更熟悉自己的经历和信息，这是任何工具都无法替代的。因此，“用不用AI”不是非黑即白的选择，而是要看哪些环节可以节省时间，哪些环节需要保留思考。</w:t>
+      </w:r>
+    </w:p>
+    <w:p>
+      <w:pPr>
+        <w:ind w:left="240"/>
+      </w:pPr>
+      <w:r>
+        <w:rPr>
+          <w:b/>
+        </w:rPr>
+        <w:t>【提醒】</w:t>
+      </w:r>
+      <w:r>
+        <w:t>不用AI并不等于更安全。手写的材料同样可能出错，例如日期写错、数字抄错。是否使用工具，并不改变核对的必要性。</w:t>
+      </w:r>
+    </w:p>
+    <w:p>
+      <w:pPr>
+        <w:pStyle w:val="Heading3"/>
+        <w:ind w:firstLine="0"/>
+      </w:pPr>
+      <w:r>
+        <w:t>1.3 小林的选择</w:t>
+      </w:r>
+    </w:p>
+    <w:p>
+      <w:r>
+        <w:t>小林投出三十份简历后，只收到两次回复。她回头检查，发现每一份都是从头写起，花在格式和措辞上的时间太多，真正用于完善经历的时间反而很少。于是她决定让AI处理格式、语序和模板化的部分，而“项目经历”的具体描述仍然由自己来写。她在笔记中写道：“省下来的时间，要用在最需要判断的地方。”</w:t>
+      </w:r>
+    </w:p>
+    <w:p>
+      <w:pPr>
+        <w:pStyle w:val="Heading3"/>
+        <w:ind w:firstLine="0"/>
+      </w:pPr>
+      <w:r>
+        <w:t>实践与反馈</w:t>
+      </w:r>
+    </w:p>
+    <w:p>
+      <w:r>
+        <w:t>请列出你最近一周需要完成的三件事务，例如整理课程笔记、准备一次汇报、回复一封邮件。对每一件事务，判断它是否适合交给AI处理，并说明理由。</w:t>
+      </w:r>
+    </w:p>
+    <w:p>
+      <w:r>
+        <w:rPr>
+          <w:b/>
+        </w:rPr>
+        <w:t>参考要点：</w:t>
+      </w:r>
+      <w:r>
+        <w:t>重复性强、输出容易检查的事务（如格式整理、列清单）通常适合交给AI；涉及个人判断、他人信息或对外承诺的事务，即使AI能够起草，也应由本人决定。判断理由越具体，说明你对“委托”的理解越清楚。</w:t>
+      </w:r>
+    </w:p>
+    <w:p>
+      <w:pPr>
+        <w:pStyle w:val="Heading3"/>
+        <w:ind w:firstLine="0"/>
+      </w:pPr>
+      <w:r>
+        <w:t>探索任务</w:t>
+      </w:r>
+    </w:p>
+    <w:p>
+      <w:r>
+        <w:t>回想一次你不用AI完成的任务，设想用AI处理它，会节省多少时间，又会增加哪些风险。把两者写成一段话，比较其中的得失。</w:t>
+      </w:r>
+    </w:p>
+    <w:p>
+      <w:pPr>
+        <w:pStyle w:val="Heading2"/>
+        <w:ind w:firstLine="0"/>
+      </w:pPr>
+      <w:r>
+        <w:t>任务二　用AI与不用AI，差别在哪里</w:t>
+      </w:r>
+    </w:p>
+    <w:p>
+      <w:pPr>
+        <w:pStyle w:val="Heading3"/>
+        <w:ind w:firstLine="0"/>
+      </w:pPr>
+      <w:r>
+        <w:t>背景案例</w:t>
+      </w:r>
+    </w:p>
+    <w:p>
+      <w:r>
+        <w:t>同一段课程设计经历，两位同学各写了一版放进求职材料。甲同学是手写的，他写道：“表格中有一个异常值，我花了半天才查到原因，是数据导入时编码错误，修正后图表才与报告结论一致。”乙同学用AI生成了一版，写的是：“负责数据清洗与分析，有效提升了数据质量。”</w:t>
+      </w:r>
+    </w:p>
+    <w:p>
+      <w:r>
+        <w:t>两人投递的是同一家企业。面试官对甲同学的经历连续追问了四五个细节，甲同学回答得很自然。面试官对乙同学只问了一句：“提升了多少？”乙同学一时无法回答。</w:t>
+      </w:r>
+    </w:p>
+    <w:p>
+      <w:r>
+        <w:t>哪一版更流畅？显然是乙同学。哪一版更有说服力？答案恰恰相反。这个案例说明，AI让写作变得容易，却可能让真实的细节变得更稀缺。</w:t>
+      </w:r>
+    </w:p>
+    <w:p>
+      <w:pPr>
+        <w:pStyle w:val="Heading3"/>
+        <w:ind w:firstLine="0"/>
+      </w:pPr>
+      <w:r>
+        <w:t>2.1 三种做法的比较</w:t>
+      </w:r>
+    </w:p>
+    <w:p>
+      <w:r>
+        <w:t>表1-2从六个维度比较了三种做法：不使用AI，使用AI但不核验，以及使用AI并完成核验。比较的重点不在于哪种做法“最先进”，而在于每种做法的代价出现在什么地方。</w:t>
+      </w:r>
+    </w:p>
+    <w:p>
+      <w:pPr>
+        <w:ind w:firstLine="0"/>
+        <w:jc w:val="center"/>
+      </w:pPr>
+      <w:r>
+        <w:rPr>
+          <w:b/>
+          <w:sz w:val="20"/>
+        </w:rPr>
+        <w:t>表1-2　三种做法的比较</w:t>
+      </w:r>
+    </w:p>
+    <w:tbl>
+      <w:tblPr>
+        <w:tblStyle w:val="TableGrid"/>
+        <w:tblW w:type="auto" w:w="0"/>
+        <w:tblLook w:firstColumn="1" w:firstRow="1" w:lastColumn="0" w:lastRow="0" w:noHBand="0" w:noVBand="1" w:val="04A0"/>
+      </w:tblPr>
+      <w:tblGrid>
+        <w:gridCol w:w="2160"/>
+        <w:gridCol w:w="2160"/>
+        <w:gridCol w:w="2160"/>
+        <w:gridCol w:w="2160"/>
+      </w:tblGrid>
+      <w:tr>
+        <w:tc>
+          <w:tcPr>
+            <w:tcW w:type="dxa" w:w="2160"/>
+          </w:tcPr>
+          <w:p>
+            <w:pPr>
+              <w:spacing w:line="288" w:lineRule="auto"/>
+              <w:ind w:firstLine="0"/>
+            </w:pPr>
+            <w:r>
+              <w:rPr>
+                <w:b/>
+                <w:sz w:val="19"/>
+              </w:rPr>
+              <w:t>比较维度</w:t>
+            </w:r>
+          </w:p>
+        </w:tc>
+        <w:tc>
+          <w:tcPr>
+            <w:tcW w:type="dxa" w:w="2160"/>
+          </w:tcPr>
+          <w:p>
+            <w:pPr>
+              <w:spacing w:line="288" w:lineRule="auto"/>
+              <w:ind w:firstLine="0"/>
+            </w:pPr>
+            <w:r>
+              <w:rPr>
+                <w:b/>
+                <w:sz w:val="19"/>
+              </w:rPr>
+              <w:t>不使用AI</w:t>
+            </w:r>
+          </w:p>
+        </w:tc>
+        <w:tc>
+          <w:tcPr>
+            <w:tcW w:type="dxa" w:w="2160"/>
+          </w:tcPr>
+          <w:p>
+            <w:pPr>
+              <w:spacing w:line="288" w:lineRule="auto"/>
+              <w:ind w:firstLine="0"/>
+            </w:pPr>
+            <w:r>
+              <w:rPr>
+                <w:b/>
+                <w:sz w:val="19"/>
+              </w:rPr>
+              <w:t>使用AI，未经核验</w:t>
+            </w:r>
+          </w:p>
+        </w:tc>
+        <w:tc>
+          <w:tcPr>
+            <w:tcW w:type="dxa" w:w="2160"/>
+          </w:tcPr>
+          <w:p>
+            <w:pPr>
+              <w:spacing w:line="288" w:lineRule="auto"/>
+              <w:ind w:firstLine="0"/>
+            </w:pPr>
+            <w:r>
+              <w:rPr>
+                <w:b/>
+                <w:sz w:val="19"/>
+              </w:rPr>
+              <w:t>使用AI，并完成核验</w:t>
+            </w:r>
+          </w:p>
+        </w:tc>
+      </w:tr>
+      <w:tr>
+        <w:tc>
+          <w:tcPr>
+            <w:tcW w:type="dxa" w:w="2160"/>
+          </w:tcPr>
+          <w:p>
+            <w:pPr>
+              <w:spacing w:line="288" w:lineRule="auto"/>
+              <w:ind w:firstLine="0"/>
+            </w:pPr>
+            <w:r>
+              <w:rPr>
+                <w:sz w:val="19"/>
+              </w:rPr>
+              <w:t>时间成本</w:t>
+            </w:r>
+          </w:p>
+        </w:tc>
+        <w:tc>
+          <w:tcPr>
+            <w:tcW w:type="dxa" w:w="2160"/>
+          </w:tcPr>
+          <w:p>
+            <w:pPr>
+              <w:spacing w:line="288" w:lineRule="auto"/>
+              <w:ind w:firstLine="0"/>
+            </w:pPr>
+            <w:r>
+              <w:rPr>
+                <w:sz w:val="19"/>
+              </w:rPr>
+              <w:t>较高</w:t>
+            </w:r>
+          </w:p>
+        </w:tc>
+        <w:tc>
+          <w:tcPr>
+            <w:tcW w:type="dxa" w:w="2160"/>
+          </w:tcPr>
+          <w:p>
+            <w:pPr>
+              <w:spacing w:line="288" w:lineRule="auto"/>
+              <w:ind w:firstLine="0"/>
+            </w:pPr>
+            <w:r>
+              <w:rPr>
+                <w:sz w:val="19"/>
+              </w:rPr>
+              <w:t>较低</w:t>
+            </w:r>
+          </w:p>
+        </w:tc>
+        <w:tc>
+          <w:tcPr>
+            <w:tcW w:type="dxa" w:w="2160"/>
+          </w:tcPr>
+          <w:p>
+            <w:pPr>
+              <w:spacing w:line="288" w:lineRule="auto"/>
+              <w:ind w:firstLine="0"/>
+            </w:pPr>
+            <w:r>
+              <w:rPr>
+                <w:sz w:val="19"/>
+              </w:rPr>
+              <w:t>中等，核验需要额外时间</w:t>
+            </w:r>
+          </w:p>
+        </w:tc>
+      </w:tr>
+      <w:tr>
+        <w:tc>
+          <w:tcPr>
+            <w:tcW w:type="dxa" w:w="2160"/>
+          </w:tcPr>
+          <w:p>
+            <w:pPr>
+              <w:spacing w:line="288" w:lineRule="auto"/>
+              <w:ind w:firstLine="0"/>
+            </w:pPr>
+            <w:r>
+              <w:rPr>
+                <w:sz w:val="19"/>
+              </w:rPr>
+              <w:t>细节的真实性</w:t>
+            </w:r>
+          </w:p>
+        </w:tc>
+        <w:tc>
+          <w:tcPr>
+            <w:tcW w:type="dxa" w:w="2160"/>
+          </w:tcPr>
+          <w:p>
+            <w:pPr>
+              <w:spacing w:line="288" w:lineRule="auto"/>
+              <w:ind w:firstLine="0"/>
+            </w:pPr>
+            <w:r>
+              <w:rPr>
+                <w:sz w:val="19"/>
+              </w:rPr>
+              <w:t>取决于本人记忆与资料</w:t>
+            </w:r>
+          </w:p>
+        </w:tc>
+        <w:tc>
+          <w:tcPr>
+            <w:tcW w:type="dxa" w:w="2160"/>
+          </w:tcPr>
+          <w:p>
+            <w:pPr>
+              <w:spacing w:line="288" w:lineRule="auto"/>
+              <w:ind w:firstLine="0"/>
+            </w:pPr>
+            <w:r>
+              <w:rPr>
+                <w:sz w:val="19"/>
+              </w:rPr>
+              <w:t>不可靠，可能出现无依据的细节</w:t>
+            </w:r>
+          </w:p>
+        </w:tc>
+        <w:tc>
+          <w:tcPr>
+            <w:tcW w:type="dxa" w:w="2160"/>
+          </w:tcPr>
+          <w:p>
+            <w:pPr>
+              <w:spacing w:line="288" w:lineRule="auto"/>
+              <w:ind w:firstLine="0"/>
+            </w:pPr>
+            <w:r>
+              <w:rPr>
+                <w:sz w:val="19"/>
+              </w:rPr>
+              <w:t>可靠，每一项都可追溯</w:t>
+            </w:r>
+          </w:p>
+        </w:tc>
+      </w:tr>
+      <w:tr>
+        <w:tc>
+          <w:tcPr>
+            <w:tcW w:type="dxa" w:w="2160"/>
+          </w:tcPr>
+          <w:p>
+            <w:pPr>
+              <w:spacing w:line="288" w:lineRule="auto"/>
+              <w:ind w:firstLine="0"/>
+            </w:pPr>
+            <w:r>
+              <w:rPr>
+                <w:sz w:val="19"/>
+              </w:rPr>
+              <w:t>表达的流畅度</w:t>
+            </w:r>
+          </w:p>
+        </w:tc>
+        <w:tc>
+          <w:tcPr>
+            <w:tcW w:type="dxa" w:w="2160"/>
+          </w:tcPr>
+          <w:p>
+            <w:pPr>
+              <w:spacing w:line="288" w:lineRule="auto"/>
+              <w:ind w:firstLine="0"/>
+            </w:pPr>
+            <w:r>
+              <w:rPr>
+                <w:sz w:val="19"/>
+              </w:rPr>
+              <w:t>因人而异</w:t>
+            </w:r>
+          </w:p>
+        </w:tc>
+        <w:tc>
+          <w:tcPr>
+            <w:tcW w:type="dxa" w:w="2160"/>
+          </w:tcPr>
+          <w:p>
+            <w:pPr>
+              <w:spacing w:line="288" w:lineRule="auto"/>
+              <w:ind w:firstLine="0"/>
+            </w:pPr>
+            <w:r>
+              <w:rPr>
+                <w:sz w:val="19"/>
+              </w:rPr>
+              <w:t>较高</w:t>
+            </w:r>
+          </w:p>
+        </w:tc>
+        <w:tc>
+          <w:tcPr>
+            <w:tcW w:type="dxa" w:w="2160"/>
+          </w:tcPr>
+          <w:p>
+            <w:pPr>
+              <w:spacing w:line="288" w:lineRule="auto"/>
+              <w:ind w:firstLine="0"/>
+            </w:pPr>
+            <w:r>
+              <w:rPr>
+                <w:sz w:val="19"/>
+              </w:rPr>
+              <w:t>较高</w:t>
+            </w:r>
+          </w:p>
+        </w:tc>
+      </w:tr>
+      <w:tr>
+        <w:tc>
+          <w:tcPr>
+            <w:tcW w:type="dxa" w:w="2160"/>
+          </w:tcPr>
+          <w:p>
+            <w:pPr>
+              <w:spacing w:line="288" w:lineRule="auto"/>
+              <w:ind w:firstLine="0"/>
+            </w:pPr>
+            <w:r>
+              <w:rPr>
+                <w:sz w:val="19"/>
+              </w:rPr>
+              <w:t>出错后的追溯</w:t>
+            </w:r>
+          </w:p>
+        </w:tc>
+        <w:tc>
+          <w:tcPr>
+            <w:tcW w:type="dxa" w:w="2160"/>
+          </w:tcPr>
+          <w:p>
+            <w:pPr>
+              <w:spacing w:line="288" w:lineRule="auto"/>
+              <w:ind w:firstLine="0"/>
+            </w:pPr>
+            <w:r>
+              <w:rPr>
+                <w:sz w:val="19"/>
+              </w:rPr>
+              <w:t>容易，过程即记忆</w:t>
+            </w:r>
+          </w:p>
+        </w:tc>
+        <w:tc>
+          <w:tcPr>
+            <w:tcW w:type="dxa" w:w="2160"/>
+          </w:tcPr>
+          <w:p>
+            <w:pPr>
+              <w:spacing w:line="288" w:lineRule="auto"/>
+              <w:ind w:firstLine="0"/>
+            </w:pPr>
+            <w:r>
+              <w:rPr>
+                <w:sz w:val="19"/>
+              </w:rPr>
+              <w:t>困难，常常说不清来源</w:t>
+            </w:r>
+          </w:p>
+        </w:tc>
+        <w:tc>
+          <w:tcPr>
+            <w:tcW w:type="dxa" w:w="2160"/>
+          </w:tcPr>
+          <w:p>
+            <w:pPr>
+              <w:spacing w:line="288" w:lineRule="auto"/>
+              <w:ind w:firstLine="0"/>
+            </w:pPr>
+            <w:r>
+              <w:rPr>
+                <w:sz w:val="19"/>
+              </w:rPr>
+              <w:t>容易，有核验记录</w:t>
+            </w:r>
+          </w:p>
+        </w:tc>
+      </w:tr>
+      <w:tr>
+        <w:tc>
+          <w:tcPr>
+            <w:tcW w:type="dxa" w:w="2160"/>
+          </w:tcPr>
+          <w:p>
+            <w:pPr>
+              <w:spacing w:line="288" w:lineRule="auto"/>
+              <w:ind w:firstLine="0"/>
+            </w:pPr>
+            <w:r>
+              <w:rPr>
+                <w:sz w:val="19"/>
+              </w:rPr>
+              <w:t>学习收获</w:t>
+            </w:r>
+          </w:p>
+        </w:tc>
+        <w:tc>
+          <w:tcPr>
+            <w:tcW w:type="dxa" w:w="2160"/>
+          </w:tcPr>
+          <w:p>
+            <w:pPr>
+              <w:spacing w:line="288" w:lineRule="auto"/>
+              <w:ind w:firstLine="0"/>
+            </w:pPr>
+            <w:r>
+              <w:rPr>
+                <w:sz w:val="19"/>
+              </w:rPr>
+              <w:t>较大，经历被重新梳理</w:t>
+            </w:r>
+          </w:p>
+        </w:tc>
+        <w:tc>
+          <w:tcPr>
+            <w:tcW w:type="dxa" w:w="2160"/>
+          </w:tcPr>
+          <w:p>
+            <w:pPr>
+              <w:spacing w:line="288" w:lineRule="auto"/>
+              <w:ind w:firstLine="0"/>
+            </w:pPr>
+            <w:r>
+              <w:rPr>
+                <w:sz w:val="19"/>
+              </w:rPr>
+              <w:t>较小</w:t>
+            </w:r>
+          </w:p>
+        </w:tc>
+        <w:tc>
+          <w:tcPr>
+            <w:tcW w:type="dxa" w:w="2160"/>
+          </w:tcPr>
+          <w:p>
+            <w:pPr>
+              <w:spacing w:line="288" w:lineRule="auto"/>
+              <w:ind w:firstLine="0"/>
+            </w:pPr>
+            <w:r>
+              <w:rPr>
+                <w:sz w:val="19"/>
+              </w:rPr>
+              <w:t>中等，核验中理解了细节</w:t>
+            </w:r>
+          </w:p>
+        </w:tc>
+      </w:tr>
+      <w:tr>
+        <w:tc>
+          <w:tcPr>
+            <w:tcW w:type="dxa" w:w="2160"/>
+          </w:tcPr>
+          <w:p>
+            <w:pPr>
+              <w:spacing w:line="288" w:lineRule="auto"/>
+              <w:ind w:firstLine="0"/>
+            </w:pPr>
+            <w:r>
+              <w:rPr>
+                <w:sz w:val="19"/>
+              </w:rPr>
+              <w:t>责任归属</w:t>
+            </w:r>
+          </w:p>
+        </w:tc>
+        <w:tc>
+          <w:tcPr>
+            <w:tcW w:type="dxa" w:w="2160"/>
+          </w:tcPr>
+          <w:p>
+            <w:pPr>
+              <w:spacing w:line="288" w:lineRule="auto"/>
+              <w:ind w:firstLine="0"/>
+            </w:pPr>
+            <w:r>
+              <w:rPr>
+                <w:sz w:val="19"/>
+              </w:rPr>
+              <w:t>本人</w:t>
+            </w:r>
+          </w:p>
+        </w:tc>
+        <w:tc>
+          <w:tcPr>
+            <w:tcW w:type="dxa" w:w="2160"/>
+          </w:tcPr>
+          <w:p>
+            <w:pPr>
+              <w:spacing w:line="288" w:lineRule="auto"/>
+              <w:ind w:firstLine="0"/>
+            </w:pPr>
+            <w:r>
+              <w:rPr>
+                <w:sz w:val="19"/>
+              </w:rPr>
+              <w:t>本人，但往往没有意识到</w:t>
+            </w:r>
+          </w:p>
+        </w:tc>
+        <w:tc>
+          <w:tcPr>
+            <w:tcW w:type="dxa" w:w="2160"/>
+          </w:tcPr>
+          <w:p>
+            <w:pPr>
+              <w:spacing w:line="288" w:lineRule="auto"/>
+              <w:ind w:firstLine="0"/>
+            </w:pPr>
+            <w:r>
+              <w:rPr>
+                <w:sz w:val="19"/>
+              </w:rPr>
+              <w:t>本人，且有依据</w:t>
+            </w:r>
+          </w:p>
+        </w:tc>
+      </w:tr>
+    </w:tbl>
+    <w:p>
+      <w:pPr>
+        <w:ind w:firstLine="0"/>
+      </w:pPr>
+    </w:p>
+    <w:p>
+      <w:r>
+        <w:t>乙同学的问题，并不在于他用了AI，而在于他没有判断“提升了多少”这一句是否有依据。甲同学的版本之所以更有力量，是因为它记录了具体的过程。换句话说，真实的细节本身就是一种说服力。</w:t>
+      </w:r>
+    </w:p>
+    <w:p>
+      <w:pPr>
+        <w:ind w:left="240"/>
+      </w:pPr>
+      <w:r>
+        <w:rPr>
+          <w:b/>
+        </w:rPr>
+        <w:t>【提醒】</w:t>
+      </w:r>
+      <w:r>
+        <w:t>比较的目的是看清代价，而不是证明某种做法更好。在很多任务中，合理的选择是部分使用AI：让AI处理语言，由本人保留细节。</w:t>
+      </w:r>
+    </w:p>
+    <w:p>
+      <w:pPr>
+        <w:pStyle w:val="Heading3"/>
+        <w:ind w:firstLine="0"/>
+      </w:pPr>
+      <w:r>
+        <w:t>2.2 小林的重新选择</w:t>
+      </w:r>
+    </w:p>
+    <w:p>
+      <w:r>
+        <w:t>小林在比较两版之后，发现自己手写的那段“异常值”经历，恰恰是整份材料中最有价值的部分。她决定保留这段细节，只让AI帮忙调整语序，并把“提升了多少”这一句改为能够说明的具体描述。</w:t>
+      </w:r>
+    </w:p>
+    <w:p>
+      <w:pPr>
+        <w:pStyle w:val="Heading3"/>
+        <w:ind w:firstLine="0"/>
+      </w:pPr>
+      <w:r>
+        <w:t>实践与反馈</w:t>
+      </w:r>
+    </w:p>
+    <w:p>
+      <w:r>
+        <w:t>选一段你真实做过的经历，先按自己的方式写一版，再让AI改写一版。比较两版，写下三处差异，并分别说明：如果面试官追问其中的细节，你能否回答？</w:t>
+      </w:r>
+    </w:p>
+    <w:p>
+      <w:r>
+        <w:rPr>
+          <w:b/>
+        </w:rPr>
+        <w:t>参考要点：</w:t>
+      </w:r>
+      <w:r>
+        <w:t>如果一版中的某个细节你无法说明，它就不应当出现在材料中，无论它写得多么流畅。这一标准比“文字好不好”更能帮助你判断AI的作用。</w:t>
+      </w:r>
+    </w:p>
+    <w:p>
+      <w:pPr>
+        <w:pStyle w:val="Heading3"/>
+        <w:ind w:firstLine="0"/>
+      </w:pPr>
+      <w:r>
+        <w:t>探索任务</w:t>
+      </w:r>
+    </w:p>
+    <w:p>
+      <w:r>
+        <w:t>为自己的一份材料设计五个“面试追问”，逐一检验两个版本能否回答。记录哪些问题最容易暴露问题，并思考原因。</w:t>
+      </w:r>
+    </w:p>
+    <w:p>
+      <w:pPr>
+        <w:pStyle w:val="Heading2"/>
+        <w:ind w:firstLine="0"/>
+      </w:pPr>
+      <w:r>
+        <w:t>任务三　AI能做什么，不能替你做什么</w:t>
+      </w:r>
+    </w:p>
+    <w:p>
+      <w:pPr>
+        <w:pStyle w:val="Heading3"/>
+        <w:ind w:firstLine="0"/>
+      </w:pPr>
+      <w:r>
+        <w:t>背景案例</w:t>
+      </w:r>
+    </w:p>
+    <w:p>
+      <w:r>
+        <w:t>2023年，美国一起案件引起了广泛关注。一位律师在提交的法律文件中引用了几个判例，这些判例是他通过生成式AI获得的。法官在核查时发现，这些案件并不存在，于是对律师作出了处罚。</w:t>
+      </w:r>
+    </w:p>
+    <w:p>
+      <w:r>
+        <w:t>律师并非不懂工具，也并非完全没有核对意识。他的错误在于，把生成的文字当成了检索的结果。AI输出的判例名称、法院、日期都写得非常规范，这种规范本身就容易让人放松警惕。</w:t>
+      </w:r>
+    </w:p>
+    <w:p>
+      <w:r>
+        <w:t>小林在整理文献综述时，也遇到过类似的情况。她让AI列出三篇关于“学习动机”的文献，其中一篇的期刊名称和作者对不上，她花了二十分钟才确认这篇文献并不存在。她开始意识到，问题不在于AI会不会写，而在于它写出来的东西，是否真的存在。</w:t>
+      </w:r>
+    </w:p>
+    <w:p>
+      <w:pPr>
+        <w:pStyle w:val="Heading3"/>
+        <w:ind w:firstLine="0"/>
+      </w:pPr>
+      <w:r>
+        <w:t>3.1 生成的基本过程</w:t>
+      </w:r>
+    </w:p>
+    <w:p>
+      <w:r>
+        <w:t>图1-1显示了大模型生成文本的基本过程。大模型处理文字时，并不是像查字典一样，从数据库中找到现成的句子再返回给用户。它先把输入切分为词元，然后逐个预测下一个词元最可能出现的位置，最后把这些词元组合成输出文本。</w:t>
       </w:r>
     </w:p>
     <w:p>
@@ -699,7 +1540,7 @@
               <a:graphicData uri="http://schemas.openxmlformats.org/drawingml/2006/picture">
                 <pic:pic>
                   <pic:nvPicPr>
-                    <pic:cNvPr id="0" name="fig1-1.png"/>
+                    <pic:cNvPr id="0" name="fig1.png"/>
                     <pic:cNvPicPr/>
                   </pic:nvPicPr>
                   <pic:blipFill>
@@ -737,12 +1578,21 @@
     </w:p>
     <w:p>
       <w:r>
-        <w:t>图1-1中的第三步是理解大模型局限的关键。模型在每一步都是在"预测合理的下一个词"，而不是"核对事实是否正确"。因此，一段文字可以语句通顺、结构完整、细节具体，同时又与事实不符。这也是为什么，模型的回答应当被理解为"合理的续写"，而不是"经过核实的结论"。</w:t>
+        <w:t>图1-1的第三步，是理解大模型局限的关键。模型在每一步都是在预测“合理的下一个词”，而不是核对“这件事是否真实”。因此，一段文字可以语句通顺、细节具体，同时又与事实不符。</w:t>
       </w:r>
     </w:p>
     <w:p>
+      <w:pPr>
+        <w:ind w:left="240"/>
+      </w:pPr>
       <w:r>
-        <w:t>这一过程还有另一个结论：同样的问题，换一种问法、或者再问一次，回答可能会有所不同。对于创作类任务，这种变化可能是优点，因为它能带来多种思路；但对于事实类任务，这种变化意味着输出是不稳定的，不能仅凭一次回答就作为依据。</w:t>
+        <w:rPr>
+          <w:b/>
+        </w:rPr>
+        <w:t>【提醒】</w:t>
+      </w:r>
+      <w:r>
+        <w:t>通顺、规范、细节具体，只说明文字的形式质量，不说明内容是否属实。</w:t>
       </w:r>
     </w:p>
     <w:p>
@@ -751,12 +1601,12 @@
         <w:ind w:firstLine="0"/>
       </w:pPr>
       <w:r>
-        <w:t>1.2 能力与局限</w:t>
+        <w:t>3.2 能力与局限</w:t>
       </w:r>
     </w:p>
     <w:p>
       <w:r>
-        <w:t>大模型在整理、改写、归纳、举例和列举备选方案方面表现较好，因此在求职、学习和工作中有很大的使用价值。但它在事实核实、时效信息、个人经历和具体数据等方面存在明显局限。表1-2列出了这些能力与局限，并说明它们对求职材料写作的启示。</w:t>
+        <w:t>表1-3列出了大模型常见的能力与局限，并给出了相应的应对方式。</w:t>
       </w:r>
     </w:p>
     <w:p>
@@ -769,514 +1619,7 @@
           <w:b/>
           <w:sz w:val="20"/>
         </w:rPr>
-        <w:t>表1-2　大模型的能力与局限</w:t>
-      </w:r>
-    </w:p>
-    <w:tbl>
-      <w:tblPr>
-        <w:tblStyle w:val="TableGrid"/>
-        <w:tblW w:type="auto" w:w="0"/>
-        <w:tblLook w:firstColumn="1" w:firstRow="1" w:lastColumn="0" w:lastRow="0" w:noHBand="0" w:noVBand="1" w:val="04A0"/>
-      </w:tblPr>
-      <w:tblGrid>
-        <w:gridCol w:w="2880"/>
-        <w:gridCol w:w="2880"/>
-        <w:gridCol w:w="2880"/>
-      </w:tblGrid>
-      <w:tr>
-        <w:tc>
-          <w:tcPr>
-            <w:tcW w:type="dxa" w:w="2880"/>
-          </w:tcPr>
-          <w:p>
-            <w:pPr>
-              <w:spacing w:line="288" w:lineRule="auto"/>
-              <w:ind w:firstLine="0"/>
-            </w:pPr>
-            <w:r>
-              <w:rPr>
-                <w:b/>
-                <w:sz w:val="19"/>
-              </w:rPr>
-              <w:t>类别</w:t>
-            </w:r>
-          </w:p>
-        </w:tc>
-        <w:tc>
-          <w:tcPr>
-            <w:tcW w:type="dxa" w:w="2880"/>
-          </w:tcPr>
-          <w:p>
-            <w:pPr>
-              <w:spacing w:line="288" w:lineRule="auto"/>
-              <w:ind w:firstLine="0"/>
-            </w:pPr>
-            <w:r>
-              <w:rPr>
-                <w:b/>
-                <w:sz w:val="19"/>
-              </w:rPr>
-              <w:t>具体表现</w:t>
-            </w:r>
-          </w:p>
-        </w:tc>
-        <w:tc>
-          <w:tcPr>
-            <w:tcW w:type="dxa" w:w="2880"/>
-          </w:tcPr>
-          <w:p>
-            <w:pPr>
-              <w:spacing w:line="288" w:lineRule="auto"/>
-              <w:ind w:firstLine="0"/>
-            </w:pPr>
-            <w:r>
-              <w:rPr>
-                <w:b/>
-                <w:sz w:val="19"/>
-              </w:rPr>
-              <w:t>对求职材料写作的启示</w:t>
-            </w:r>
-          </w:p>
-        </w:tc>
-      </w:tr>
-      <w:tr>
-        <w:tc>
-          <w:tcPr>
-            <w:tcW w:type="dxa" w:w="2880"/>
-          </w:tcPr>
-          <w:p>
-            <w:pPr>
-              <w:spacing w:line="288" w:lineRule="auto"/>
-              <w:ind w:firstLine="0"/>
-            </w:pPr>
-            <w:r>
-              <w:rPr>
-                <w:sz w:val="19"/>
-              </w:rPr>
-              <w:t>擅长：语言加工</w:t>
-            </w:r>
-          </w:p>
-        </w:tc>
-        <w:tc>
-          <w:tcPr>
-            <w:tcW w:type="dxa" w:w="2880"/>
-          </w:tcPr>
-          <w:p>
-            <w:pPr>
-              <w:spacing w:line="288" w:lineRule="auto"/>
-              <w:ind w:firstLine="0"/>
-            </w:pPr>
-            <w:r>
-              <w:rPr>
-                <w:sz w:val="19"/>
-              </w:rPr>
-              <w:t>改写语句、调整语气、统一格式、转换表达风格</w:t>
-            </w:r>
-          </w:p>
-        </w:tc>
-        <w:tc>
-          <w:tcPr>
-            <w:tcW w:type="dxa" w:w="2880"/>
-          </w:tcPr>
-          <w:p>
-            <w:pPr>
-              <w:spacing w:line="288" w:lineRule="auto"/>
-              <w:ind w:firstLine="0"/>
-            </w:pPr>
-            <w:r>
-              <w:rPr>
-                <w:sz w:val="19"/>
-              </w:rPr>
-              <w:t>可以较多地委托给AI，但仍需检查意思是否改变</w:t>
-            </w:r>
-          </w:p>
-        </w:tc>
-      </w:tr>
-      <w:tr>
-        <w:tc>
-          <w:tcPr>
-            <w:tcW w:type="dxa" w:w="2880"/>
-          </w:tcPr>
-          <w:p>
-            <w:pPr>
-              <w:spacing w:line="288" w:lineRule="auto"/>
-              <w:ind w:firstLine="0"/>
-            </w:pPr>
-            <w:r>
-              <w:rPr>
-                <w:sz w:val="19"/>
-              </w:rPr>
-              <w:t>擅长：结构整理</w:t>
-            </w:r>
-          </w:p>
-        </w:tc>
-        <w:tc>
-          <w:tcPr>
-            <w:tcW w:type="dxa" w:w="2880"/>
-          </w:tcPr>
-          <w:p>
-            <w:pPr>
-              <w:spacing w:line="288" w:lineRule="auto"/>
-              <w:ind w:firstLine="0"/>
-            </w:pPr>
-            <w:r>
-              <w:rPr>
-                <w:sz w:val="19"/>
-              </w:rPr>
-              <w:t>归纳要点、列出提纲、排列备选方案</w:t>
-            </w:r>
-          </w:p>
-        </w:tc>
-        <w:tc>
-          <w:tcPr>
-            <w:tcW w:type="dxa" w:w="2880"/>
-          </w:tcPr>
-          <w:p>
-            <w:pPr>
-              <w:spacing w:line="288" w:lineRule="auto"/>
-              <w:ind w:firstLine="0"/>
-            </w:pPr>
-            <w:r>
-              <w:rPr>
-                <w:sz w:val="19"/>
-              </w:rPr>
-              <w:t>适合用于草拟框架，具体内容由本人补充</w:t>
-            </w:r>
-          </w:p>
-        </w:tc>
-      </w:tr>
-      <w:tr>
-        <w:tc>
-          <w:tcPr>
-            <w:tcW w:type="dxa" w:w="2880"/>
-          </w:tcPr>
-          <w:p>
-            <w:pPr>
-              <w:spacing w:line="288" w:lineRule="auto"/>
-              <w:ind w:firstLine="0"/>
-            </w:pPr>
-            <w:r>
-              <w:rPr>
-                <w:sz w:val="19"/>
-              </w:rPr>
-              <w:t>局限一：幻觉</w:t>
-            </w:r>
-          </w:p>
-        </w:tc>
-        <w:tc>
-          <w:tcPr>
-            <w:tcW w:type="dxa" w:w="2880"/>
-          </w:tcPr>
-          <w:p>
-            <w:pPr>
-              <w:spacing w:line="288" w:lineRule="auto"/>
-              <w:ind w:firstLine="0"/>
-            </w:pPr>
-            <w:r>
-              <w:rPr>
-                <w:sz w:val="19"/>
-              </w:rPr>
-              <w:t>编造不存在的经历、数字、奖项、出处或文献</w:t>
-            </w:r>
-          </w:p>
-        </w:tc>
-        <w:tc>
-          <w:tcPr>
-            <w:tcW w:type="dxa" w:w="2880"/>
-          </w:tcPr>
-          <w:p>
-            <w:pPr>
-              <w:spacing w:line="288" w:lineRule="auto"/>
-              <w:ind w:firstLine="0"/>
-            </w:pPr>
-            <w:r>
-              <w:rPr>
-                <w:sz w:val="19"/>
-              </w:rPr>
-              <w:t>凡涉及事实的内容，必须与原始材料逐条对照</w:t>
-            </w:r>
-          </w:p>
-        </w:tc>
-      </w:tr>
-      <w:tr>
-        <w:tc>
-          <w:tcPr>
-            <w:tcW w:type="dxa" w:w="2880"/>
-          </w:tcPr>
-          <w:p>
-            <w:pPr>
-              <w:spacing w:line="288" w:lineRule="auto"/>
-              <w:ind w:firstLine="0"/>
-            </w:pPr>
-            <w:r>
-              <w:rPr>
-                <w:sz w:val="19"/>
-              </w:rPr>
-              <w:t>局限二：时效</w:t>
-            </w:r>
-          </w:p>
-        </w:tc>
-        <w:tc>
-          <w:tcPr>
-            <w:tcW w:type="dxa" w:w="2880"/>
-          </w:tcPr>
-          <w:p>
-            <w:pPr>
-              <w:spacing w:line="288" w:lineRule="auto"/>
-              <w:ind w:firstLine="0"/>
-            </w:pPr>
-            <w:r>
-              <w:rPr>
-                <w:sz w:val="19"/>
-              </w:rPr>
-              <w:t>训练数据有截止时间，对近期政策、岗位要求和行业动态了解有限</w:t>
-            </w:r>
-          </w:p>
-        </w:tc>
-        <w:tc>
-          <w:tcPr>
-            <w:tcW w:type="dxa" w:w="2880"/>
-          </w:tcPr>
-          <w:p>
-            <w:pPr>
-              <w:spacing w:line="288" w:lineRule="auto"/>
-              <w:ind w:firstLine="0"/>
-            </w:pPr>
-            <w:r>
-              <w:rPr>
-                <w:sz w:val="19"/>
-              </w:rPr>
-              <w:t>涉及政策和岗位要求时，以官方或企业发布的信息为准</w:t>
-            </w:r>
-          </w:p>
-        </w:tc>
-      </w:tr>
-      <w:tr>
-        <w:tc>
-          <w:tcPr>
-            <w:tcW w:type="dxa" w:w="2880"/>
-          </w:tcPr>
-          <w:p>
-            <w:pPr>
-              <w:spacing w:line="288" w:lineRule="auto"/>
-              <w:ind w:firstLine="0"/>
-            </w:pPr>
-            <w:r>
-              <w:rPr>
-                <w:sz w:val="19"/>
-              </w:rPr>
-              <w:t>局限三：语气</w:t>
-            </w:r>
-          </w:p>
-        </w:tc>
-        <w:tc>
-          <w:tcPr>
-            <w:tcW w:type="dxa" w:w="2880"/>
-          </w:tcPr>
-          <w:p>
-            <w:pPr>
-              <w:spacing w:line="288" w:lineRule="auto"/>
-              <w:ind w:firstLine="0"/>
-            </w:pPr>
-            <w:r>
-              <w:rPr>
-                <w:sz w:val="19"/>
-              </w:rPr>
-              <w:t>表达流畅、自信，容易让人误认为内容可靠</w:t>
-            </w:r>
-          </w:p>
-        </w:tc>
-        <w:tc>
-          <w:tcPr>
-            <w:tcW w:type="dxa" w:w="2880"/>
-          </w:tcPr>
-          <w:p>
-            <w:pPr>
-              <w:spacing w:line="288" w:lineRule="auto"/>
-              <w:ind w:firstLine="0"/>
-            </w:pPr>
-            <w:r>
-              <w:rPr>
-                <w:sz w:val="19"/>
-              </w:rPr>
-              <w:t>语言越顺畅，越要检查事实部分，而不是依据语气作判断</w:t>
-            </w:r>
-          </w:p>
-        </w:tc>
-      </w:tr>
-      <w:tr>
-        <w:tc>
-          <w:tcPr>
-            <w:tcW w:type="dxa" w:w="2880"/>
-          </w:tcPr>
-          <w:p>
-            <w:pPr>
-              <w:spacing w:line="288" w:lineRule="auto"/>
-              <w:ind w:firstLine="0"/>
-            </w:pPr>
-            <w:r>
-              <w:rPr>
-                <w:sz w:val="19"/>
-              </w:rPr>
-              <w:t>局限四：个人信息</w:t>
-            </w:r>
-          </w:p>
-        </w:tc>
-        <w:tc>
-          <w:tcPr>
-            <w:tcW w:type="dxa" w:w="2880"/>
-          </w:tcPr>
-          <w:p>
-            <w:pPr>
-              <w:spacing w:line="288" w:lineRule="auto"/>
-              <w:ind w:firstLine="0"/>
-            </w:pPr>
-            <w:r>
-              <w:rPr>
-                <w:sz w:val="19"/>
-              </w:rPr>
-              <w:t>模型不了解使用者的真实经历，只能依据输入材料推断</w:t>
-            </w:r>
-          </w:p>
-        </w:tc>
-        <w:tc>
-          <w:tcPr>
-            <w:tcW w:type="dxa" w:w="2880"/>
-          </w:tcPr>
-          <w:p>
-            <w:pPr>
-              <w:spacing w:line="288" w:lineRule="auto"/>
-              <w:ind w:firstLine="0"/>
-            </w:pPr>
-            <w:r>
-              <w:rPr>
-                <w:sz w:val="19"/>
-              </w:rPr>
-              <w:t>个人经历只能来自本人提供的原始材料，不能由AI补全</w:t>
-            </w:r>
-          </w:p>
-        </w:tc>
-      </w:tr>
-    </w:tbl>
-    <w:p>
-      <w:pPr>
-        <w:ind w:firstLine="0"/>
-      </w:pPr>
-    </w:p>
-    <w:p>
-      <w:r>
-        <w:t>表1-2中的四类局限，并非所有AI工具都同样明显，也不会在每次输出中都出现。但是，使用者无法事先判断某一次输出是否存在问题，因此必须把核验当作每次使用的固定环节，而不是"出错时才检查"。</w:t>
-      </w:r>
-    </w:p>
-    <w:p>
-      <w:pPr>
-        <w:ind w:firstLine="0" w:left="240"/>
-      </w:pPr>
-      <w:r>
-        <w:rPr>
-          <w:b/>
-        </w:rPr>
-        <w:t xml:space="preserve">【知识卡片】幻觉　</w:t>
-      </w:r>
-      <w:r>
-        <w:t>指模型生成的内容看似合理，实际上与事实不符，甚至完全虚构。对使用者来说，最危险的往往不是明显的错误，而是语气可信、细节具体但没有依据的内容。例如，AI可能写出"在某次竞赛中获得二等奖"这样的句子，但该竞赛并不存在，或者使用者从未参加过。</w:t>
-      </w:r>
-    </w:p>
-    <w:p>
-      <w:pPr>
-        <w:ind w:firstLine="0" w:left="240"/>
-      </w:pPr>
-      <w:r>
-        <w:rPr>
-          <w:b/>
-        </w:rPr>
-        <w:t xml:space="preserve">【知识卡片】时效性　</w:t>
-      </w:r>
-      <w:r>
-        <w:t>大模型的知识来自训练数据，训练数据有时间截止点。涉及近期政策、行业标准、招聘要求和价格信息的内容，可能已经过时。遇到这类内容，应当以官方发布或企业公告为准，并在留痕中注明信息来源。</w:t>
-      </w:r>
-    </w:p>
-    <w:p>
-      <w:pPr>
-        <w:pStyle w:val="Heading3"/>
-        <w:ind w:firstLine="0"/>
-      </w:pPr>
-      <w:r>
-        <w:t>背景案例</w:t>
-      </w:r>
-    </w:p>
-    <w:p>
-      <w:r>
-        <w:t>2023年，美国一起广受关注的案件中，律师提交的法律文件引用了由生成式AI编造的判例，法院发现后对律师作出处罚。这一事件说明，即使是受过专业训练的人员，也可能因为未核实AI输出而出现严重失误。</w:t>
-      </w:r>
-    </w:p>
-    <w:p>
-      <w:pPr>
-        <w:pStyle w:val="Heading3"/>
-        <w:ind w:firstLine="0"/>
-      </w:pPr>
-      <w:r>
-        <w:t>实践活动</w:t>
-      </w:r>
-    </w:p>
-    <w:p>
-      <w:r>
-        <w:t>全班分组，用同一个问题（例如"请简述某位近现代科学家的主要成就"）分别询问两种以上AI工具，将回答中的每一个具体事实（时间、地点、数字、人名）逐条列出，并通过权威资料逐条核对。统计可核实与不可核实的比例，形成一页简短的小组报告。</w:t>
-      </w:r>
-    </w:p>
-    <w:p>
-      <w:pPr>
-        <w:pStyle w:val="Heading3"/>
-        <w:ind w:firstLine="0"/>
-      </w:pPr>
-      <w:r>
-        <w:t>探索任务</w:t>
-      </w:r>
-    </w:p>
-    <w:p>
-      <w:r>
-        <w:t>选择一个你熟悉的专业问题，设计三条表述不同的提示词（例如改变角色、补充背景或要求列出依据），比较三次输出在事实细节上的差异。思考：哪些变化只是语言更流畅，哪些变化才真正提高了可靠性？</w:t>
-      </w:r>
-    </w:p>
-    <w:p>
-      <w:pPr>
-        <w:pStyle w:val="Heading2"/>
-        <w:ind w:firstLine="0"/>
-      </w:pPr>
-      <w:r>
-        <w:t>任务二　区分委托与负责</w:t>
-      </w:r>
-    </w:p>
-    <w:p>
-      <w:r>
-        <w:t>"委托"和"负责"是本项目最重要的两个概念。委托，是指把某个步骤的执行交给AI完成；负责，是指对最终结果承担后果，包括事实是否真实、结论是否可靠、内容是否合规，以及结果被他人使用后产生的影响。两者既有联系，又有明显区别。</w:t>
-      </w:r>
-    </w:p>
-    <w:p>
-      <w:pPr>
-        <w:pStyle w:val="Heading3"/>
-        <w:ind w:firstLine="0"/>
-      </w:pPr>
-      <w:r>
-        <w:t>2.1 两个概念的区别</w:t>
-      </w:r>
-    </w:p>
-    <w:p>
-      <w:r>
-        <w:t>委托是"做事情"的分工，负责是"担后果"的分工。一项工作可以由AI完成其中的很多步骤，但最终结果由谁负责，并不会因为步骤分配而改变。表1-3对两个概念作了对照。</w:t>
-      </w:r>
-    </w:p>
-    <w:p>
-      <w:pPr>
-        <w:ind w:firstLine="0"/>
-        <w:jc w:val="center"/>
-      </w:pPr>
-      <w:r>
-        <w:rPr>
-          <w:b/>
-          <w:sz w:val="20"/>
-        </w:rPr>
-        <w:t>表1-3　委托与负责的区别</w:t>
+        <w:t>表1-3　大模型的能力与局限</w:t>
       </w:r>
     </w:p>
     <w:tbl>
@@ -1306,7 +1649,7 @@
                 <w:b/>
                 <w:sz w:val="19"/>
               </w:rPr>
-              <w:t>概念</w:t>
+              <w:t>类别</w:t>
             </w:r>
           </w:p>
         </w:tc>
@@ -1324,7 +1667,7 @@
                 <w:b/>
                 <w:sz w:val="19"/>
               </w:rPr>
-              <w:t>含义</w:t>
+              <w:t>内容</w:t>
             </w:r>
           </w:p>
         </w:tc>
@@ -1342,7 +1685,7 @@
                 <w:b/>
                 <w:sz w:val="19"/>
               </w:rPr>
-              <w:t>责任主体</w:t>
+              <w:t>典型表现</w:t>
             </w:r>
           </w:p>
         </w:tc>
@@ -1360,7 +1703,7 @@
                 <w:b/>
                 <w:sz w:val="19"/>
               </w:rPr>
-              <w:t>示例</w:t>
+              <w:t>应对方式</w:t>
             </w:r>
           </w:p>
         </w:tc>
@@ -1379,7 +1722,7 @@
               <w:rPr>
                 <w:sz w:val="19"/>
               </w:rPr>
-              <w:t>委托</w:t>
+              <w:t>能力</w:t>
             </w:r>
           </w:p>
         </w:tc>
@@ -1396,7 +1739,7 @@
               <w:rPr>
                 <w:sz w:val="19"/>
               </w:rPr>
-              <w:t>把某一步骤的执行交给AI完成</w:t>
+              <w:t>整理与改写</w:t>
             </w:r>
           </w:p>
         </w:tc>
@@ -1413,7 +1756,7 @@
               <w:rPr>
                 <w:sz w:val="19"/>
               </w:rPr>
-              <w:t>AI完成执行，使用者检查结果</w:t>
+              <w:t>把杂乱的材料整理成条理清楚的文字</w:t>
             </w:r>
           </w:p>
         </w:tc>
@@ -1430,7 +1773,7 @@
               <w:rPr>
                 <w:sz w:val="19"/>
               </w:rPr>
-              <w:t>让AI调整段落顺序、统一格式、生成备选标题</w:t>
+              <w:t>保留原始材料，逐段对照</w:t>
             </w:r>
           </w:p>
         </w:tc>
@@ -1449,7 +1792,7 @@
               <w:rPr>
                 <w:sz w:val="19"/>
               </w:rPr>
-              <w:t>负责</w:t>
+              <w:t>能力</w:t>
             </w:r>
           </w:p>
         </w:tc>
@@ -1466,7 +1809,7 @@
               <w:rPr>
                 <w:sz w:val="19"/>
               </w:rPr>
-              <w:t>对最终结果的真实性、可靠性和合规性承担后果</w:t>
+              <w:t>归纳与列举</w:t>
             </w:r>
           </w:p>
         </w:tc>
@@ -1483,7 +1826,7 @@
               <w:rPr>
                 <w:sz w:val="19"/>
               </w:rPr>
-              <w:t>使用者本人</w:t>
+              <w:t>快速列出多个备选方案</w:t>
             </w:r>
           </w:p>
         </w:tc>
@@ -1500,7 +1843,7 @@
               <w:rPr>
                 <w:sz w:val="19"/>
               </w:rPr>
-              <w:t>确认简历中每一项经历真实存在，并能够口头说明</w:t>
+              <w:t>从备选中挑选，并核实每一项</w:t>
             </w:r>
           </w:p>
         </w:tc>
@@ -1519,7 +1862,7 @@
               <w:rPr>
                 <w:sz w:val="19"/>
               </w:rPr>
-              <w:t>共同点</w:t>
+              <w:t>局限</w:t>
             </w:r>
           </w:p>
         </w:tc>
@@ -1536,7 +1879,7 @@
               <w:rPr>
                 <w:sz w:val="19"/>
               </w:rPr>
-              <w:t>两者都发生在同一项工作中</w:t>
+              <w:t>幻觉</w:t>
             </w:r>
           </w:p>
         </w:tc>
@@ -1553,7 +1896,7 @@
               <w:rPr>
                 <w:sz w:val="19"/>
               </w:rPr>
-              <w:t>委托不转移责任，只转移执行</w:t>
+              <w:t>生成与事实不符但看似合理的内容，如不存在的文献</w:t>
             </w:r>
           </w:p>
         </w:tc>
@@ -1570,7 +1913,217 @@
               <w:rPr>
                 <w:sz w:val="19"/>
               </w:rPr>
-              <w:t>"AI写的"不能作为出错的理由</w:t>
+              <w:t>对人名、数字、出处逐条核对</w:t>
+            </w:r>
+          </w:p>
+        </w:tc>
+      </w:tr>
+      <w:tr>
+        <w:tc>
+          <w:tcPr>
+            <w:tcW w:type="dxa" w:w="2160"/>
+          </w:tcPr>
+          <w:p>
+            <w:pPr>
+              <w:spacing w:line="288" w:lineRule="auto"/>
+              <w:ind w:firstLine="0"/>
+            </w:pPr>
+            <w:r>
+              <w:rPr>
+                <w:sz w:val="19"/>
+              </w:rPr>
+              <w:t>局限</w:t>
+            </w:r>
+          </w:p>
+        </w:tc>
+        <w:tc>
+          <w:tcPr>
+            <w:tcW w:type="dxa" w:w="2160"/>
+          </w:tcPr>
+          <w:p>
+            <w:pPr>
+              <w:spacing w:line="288" w:lineRule="auto"/>
+              <w:ind w:firstLine="0"/>
+            </w:pPr>
+            <w:r>
+              <w:rPr>
+                <w:sz w:val="19"/>
+              </w:rPr>
+              <w:t>时效性</w:t>
+            </w:r>
+          </w:p>
+        </w:tc>
+        <w:tc>
+          <w:tcPr>
+            <w:tcW w:type="dxa" w:w="2160"/>
+          </w:tcPr>
+          <w:p>
+            <w:pPr>
+              <w:spacing w:line="288" w:lineRule="auto"/>
+              <w:ind w:firstLine="0"/>
+            </w:pPr>
+            <w:r>
+              <w:rPr>
+                <w:sz w:val="19"/>
+              </w:rPr>
+              <w:t>训练数据有截止时间，可能不了解最新规定</w:t>
+            </w:r>
+          </w:p>
+        </w:tc>
+        <w:tc>
+          <w:tcPr>
+            <w:tcW w:type="dxa" w:w="2160"/>
+          </w:tcPr>
+          <w:p>
+            <w:pPr>
+              <w:spacing w:line="288" w:lineRule="auto"/>
+              <w:ind w:firstLine="0"/>
+            </w:pPr>
+            <w:r>
+              <w:rPr>
+                <w:sz w:val="19"/>
+              </w:rPr>
+              <w:t>涉及政策、价格、日期时，以官方发布为准</w:t>
+            </w:r>
+          </w:p>
+        </w:tc>
+      </w:tr>
+      <w:tr>
+        <w:tc>
+          <w:tcPr>
+            <w:tcW w:type="dxa" w:w="2160"/>
+          </w:tcPr>
+          <w:p>
+            <w:pPr>
+              <w:spacing w:line="288" w:lineRule="auto"/>
+              <w:ind w:firstLine="0"/>
+            </w:pPr>
+            <w:r>
+              <w:rPr>
+                <w:sz w:val="19"/>
+              </w:rPr>
+              <w:t>局限</w:t>
+            </w:r>
+          </w:p>
+        </w:tc>
+        <w:tc>
+          <w:tcPr>
+            <w:tcW w:type="dxa" w:w="2160"/>
+          </w:tcPr>
+          <w:p>
+            <w:pPr>
+              <w:spacing w:line="288" w:lineRule="auto"/>
+              <w:ind w:firstLine="0"/>
+            </w:pPr>
+            <w:r>
+              <w:rPr>
+                <w:sz w:val="19"/>
+              </w:rPr>
+              <w:t>不稳定</w:t>
+            </w:r>
+          </w:p>
+        </w:tc>
+        <w:tc>
+          <w:tcPr>
+            <w:tcW w:type="dxa" w:w="2160"/>
+          </w:tcPr>
+          <w:p>
+            <w:pPr>
+              <w:spacing w:line="288" w:lineRule="auto"/>
+              <w:ind w:firstLine="0"/>
+            </w:pPr>
+            <w:r>
+              <w:rPr>
+                <w:sz w:val="19"/>
+              </w:rPr>
+              <w:t>同一问题换一种问法，结论可能不同</w:t>
+            </w:r>
+          </w:p>
+        </w:tc>
+        <w:tc>
+          <w:tcPr>
+            <w:tcW w:type="dxa" w:w="2160"/>
+          </w:tcPr>
+          <w:p>
+            <w:pPr>
+              <w:spacing w:line="288" w:lineRule="auto"/>
+              <w:ind w:firstLine="0"/>
+            </w:pPr>
+            <w:r>
+              <w:rPr>
+                <w:sz w:val="19"/>
+              </w:rPr>
+              <w:t>用多种问法交叉检验，但仍需核实</w:t>
+            </w:r>
+          </w:p>
+        </w:tc>
+      </w:tr>
+      <w:tr>
+        <w:tc>
+          <w:tcPr>
+            <w:tcW w:type="dxa" w:w="2160"/>
+          </w:tcPr>
+          <w:p>
+            <w:pPr>
+              <w:spacing w:line="288" w:lineRule="auto"/>
+              <w:ind w:firstLine="0"/>
+            </w:pPr>
+            <w:r>
+              <w:rPr>
+                <w:sz w:val="19"/>
+              </w:rPr>
+              <w:t>局限</w:t>
+            </w:r>
+          </w:p>
+        </w:tc>
+        <w:tc>
+          <w:tcPr>
+            <w:tcW w:type="dxa" w:w="2160"/>
+          </w:tcPr>
+          <w:p>
+            <w:pPr>
+              <w:spacing w:line="288" w:lineRule="auto"/>
+              <w:ind w:firstLine="0"/>
+            </w:pPr>
+            <w:r>
+              <w:rPr>
+                <w:sz w:val="19"/>
+              </w:rPr>
+              <w:t>缺少责任意识</w:t>
+            </w:r>
+          </w:p>
+        </w:tc>
+        <w:tc>
+          <w:tcPr>
+            <w:tcW w:type="dxa" w:w="2160"/>
+          </w:tcPr>
+          <w:p>
+            <w:pPr>
+              <w:spacing w:line="288" w:lineRule="auto"/>
+              <w:ind w:firstLine="0"/>
+            </w:pPr>
+            <w:r>
+              <w:rPr>
+                <w:sz w:val="19"/>
+              </w:rPr>
+              <w:t>不会因为错误而承担后果</w:t>
+            </w:r>
+          </w:p>
+        </w:tc>
+        <w:tc>
+          <w:tcPr>
+            <w:tcW w:type="dxa" w:w="2160"/>
+          </w:tcPr>
+          <w:p>
+            <w:pPr>
+              <w:spacing w:line="288" w:lineRule="auto"/>
+              <w:ind w:firstLine="0"/>
+            </w:pPr>
+            <w:r>
+              <w:rPr>
+                <w:sz w:val="19"/>
+              </w:rPr>
+              <w:t>责任始终由使用者承担</w:t>
             </w:r>
           </w:p>
         </w:tc>
@@ -1583,12 +2136,24 @@
     </w:p>
     <w:p>
       <w:r>
-        <w:t>一个简单的判断标准是：如果一项工作出现错误，并且错误会影响他人或本人的利益，那么这项工作的最终结果就需要由本人负责，无论其中哪一步由AI完成。这一标准看似简单，但在实际操作中经常被忽略。很多学生认为，只要自己"改过"AI的输出，就已经完成了负责；实际上，改写语句与核实事实是两回事。</w:t>
+        <w:rPr>
+          <w:b/>
+        </w:rPr>
+        <w:t>知识卡片：</w:t>
+      </w:r>
+      <w:r>
+        <w:t>“幻觉”是指模型生成的内容看似合理，实际上与事实不符，甚至完全虚构。这种内容往往比明显的错误更难发现，因为它的格式与真实内容一模一样。</w:t>
       </w:r>
     </w:p>
     <w:p>
       <w:r>
-        <w:t>还需要注意的是，"委托"并不意味着"放任"。在把任务交给AI之前，使用者应当明确任务的目标、材料的范围和输出的要求；在拿到输出之后，应当检查每一句话的依据。如果缺少这两个环节，委托就会变成把责任交给了一个无法承担责任的对象。</w:t>
+        <w:rPr>
+          <w:b/>
+        </w:rPr>
+        <w:t>知识卡片：</w:t>
+      </w:r>
+      <w:r>
+        <w:t>大模型的知识来自训练数据，训练数据有时间截止点。联网检索可以弥补这一不足，但检索到的网页同样需要判断来源是否可靠。涉及政策、价格和日期的内容，应当以官方发布为准。</w:t>
       </w:r>
     </w:p>
     <w:p>
@@ -1597,12 +2162,463 @@
         <w:ind w:firstLine="0"/>
       </w:pPr>
       <w:r>
-        <w:t>2.2 责任的分布</w:t>
+        <w:t>3.3 小林的习惯</w:t>
       </w:r>
     </w:p>
     <w:p>
       <w:r>
-        <w:t>在使用AI的过程中，责任分布在三类主体之间。第一类是AI工具的提供者，即开发和运营模型的企业或机构，它们承担平台的安全、合规和内容管理方面的义务。第二类是使用者，即提出任务、采用输出并以某种身份对外提交的人，也就是本项目中的学生。第三类是接收者，即老师、用人单位、读者或其他依赖输出作出判断的人。图1-2展示了这种分布关系。</w:t>
+        <w:t>小林后来养成了一个习惯：凡是AI给出的文献、数据和政策条款，她都先在数据库或官方网站中检索一次，检索不到的，直接删除。她说，这个习惯让她少犯了很多低级错误。</w:t>
+      </w:r>
+    </w:p>
+    <w:p>
+      <w:pPr>
+        <w:pStyle w:val="Heading3"/>
+        <w:ind w:firstLine="0"/>
+      </w:pPr>
+      <w:r>
+        <w:t>实践与反馈</w:t>
+      </w:r>
+    </w:p>
+    <w:p>
+      <w:r>
+        <w:t>选一个你熟悉的问题，让AI回答。把回答中所有的人名、数字、出处和结论逐条标出，并说明每一条应当通过什么途径核实。</w:t>
+      </w:r>
+    </w:p>
+    <w:p>
+      <w:r>
+        <w:rPr>
+          <w:b/>
+        </w:rPr>
+        <w:t>参考要点：</w:t>
+      </w:r>
+      <w:r>
+        <w:t>最容易出错的通常是出处、具体数字和政策条款。凡是能够在权威来源中找到对应内容的，才算完成核实；找不到的，即使文字再规范，也应当删除或标注为待确认。</w:t>
+      </w:r>
+    </w:p>
+    <w:p>
+      <w:pPr>
+        <w:pStyle w:val="Heading3"/>
+        <w:ind w:firstLine="0"/>
+      </w:pPr>
+      <w:r>
+        <w:t>探索任务</w:t>
+      </w:r>
+    </w:p>
+    <w:p>
+      <w:r>
+        <w:t>用两种不同的问法询问同一个问题，比较两次回答中的事实细节是否一致。思考：如果两次回答不一致，你会以哪一次为准？依据是什么？</w:t>
+      </w:r>
+    </w:p>
+    <w:p>
+      <w:pPr>
+        <w:pStyle w:val="Heading2"/>
+        <w:ind w:firstLine="0"/>
+      </w:pPr>
+      <w:r>
+        <w:t>任务四　委托与负责</w:t>
+      </w:r>
+    </w:p>
+    <w:p>
+      <w:pPr>
+        <w:pStyle w:val="Heading3"/>
+        <w:ind w:firstLine="0"/>
+      </w:pPr>
+      <w:r>
+        <w:t>背景案例</w:t>
+      </w:r>
+    </w:p>
+    <w:p>
+      <w:r>
+        <w:t>某高校在学期末上线了一个AI答疑助手，学生可以用它查询学费缴纳、选课和考试安排。一位学生询问学费缴纳截止日期，助手给出了一个错误的日期。这位学生按照回复安排了时间，结果逾期，被加收了滞纳金。</w:t>
+      </w:r>
+    </w:p>
+    <w:p>
+      <w:r>
+        <w:t>事后，学校、系统开发方和学生围绕责任展开了讨论。学校认为，答疑助手只是辅助工具，正式信息以学校通知为准；开发方认为，系统页面已标注“仅供参考”；学生则认为，助手给出的日期看起来非常正式。</w:t>
+      </w:r>
+    </w:p>
+    <w:p>
+      <w:r>
+        <w:t>这个案例没有简单的答案。它提示我们，责任往往不是只属于某一方，但每一方都有自己需要承担的部分。下面我们要弄清楚：什么是“委托”，什么是“负责”，两者如何分开。</w:t>
+      </w:r>
+    </w:p>
+    <w:p>
+      <w:pPr>
+        <w:pStyle w:val="Heading3"/>
+        <w:ind w:firstLine="0"/>
+      </w:pPr>
+      <w:r>
+        <w:t>4.1 委托与负责的区别</w:t>
+      </w:r>
+    </w:p>
+    <w:p>
+      <w:r>
+        <w:t>委托是“做事情”的分工，负责是“担后果”的分工。一项工作可以由AI完成其中的一部分，但最终的结果，始终要由某个人来承担。表1-4对两者作了比较。</w:t>
+      </w:r>
+    </w:p>
+    <w:p>
+      <w:pPr>
+        <w:ind w:firstLine="0"/>
+        <w:jc w:val="center"/>
+      </w:pPr>
+      <w:r>
+        <w:rPr>
+          <w:b/>
+          <w:sz w:val="20"/>
+        </w:rPr>
+        <w:t>表1-4　委托与负责的区别</w:t>
+      </w:r>
+    </w:p>
+    <w:tbl>
+      <w:tblPr>
+        <w:tblStyle w:val="TableGrid"/>
+        <w:tblW w:type="auto" w:w="0"/>
+        <w:tblLook w:firstColumn="1" w:firstRow="1" w:lastColumn="0" w:lastRow="0" w:noHBand="0" w:noVBand="1" w:val="04A0"/>
+      </w:tblPr>
+      <w:tblGrid>
+        <w:gridCol w:w="2880"/>
+        <w:gridCol w:w="2880"/>
+        <w:gridCol w:w="2880"/>
+      </w:tblGrid>
+      <w:tr>
+        <w:tc>
+          <w:tcPr>
+            <w:tcW w:type="dxa" w:w="2880"/>
+          </w:tcPr>
+          <w:p>
+            <w:pPr>
+              <w:spacing w:line="288" w:lineRule="auto"/>
+              <w:ind w:firstLine="0"/>
+            </w:pPr>
+            <w:r>
+              <w:rPr>
+                <w:b/>
+                <w:sz w:val="19"/>
+              </w:rPr>
+              <w:t>比较项</w:t>
+            </w:r>
+          </w:p>
+        </w:tc>
+        <w:tc>
+          <w:tcPr>
+            <w:tcW w:type="dxa" w:w="2880"/>
+          </w:tcPr>
+          <w:p>
+            <w:pPr>
+              <w:spacing w:line="288" w:lineRule="auto"/>
+              <w:ind w:firstLine="0"/>
+            </w:pPr>
+            <w:r>
+              <w:rPr>
+                <w:b/>
+                <w:sz w:val="19"/>
+              </w:rPr>
+              <w:t>委托</w:t>
+            </w:r>
+          </w:p>
+        </w:tc>
+        <w:tc>
+          <w:tcPr>
+            <w:tcW w:type="dxa" w:w="2880"/>
+          </w:tcPr>
+          <w:p>
+            <w:pPr>
+              <w:spacing w:line="288" w:lineRule="auto"/>
+              <w:ind w:firstLine="0"/>
+            </w:pPr>
+            <w:r>
+              <w:rPr>
+                <w:b/>
+                <w:sz w:val="19"/>
+              </w:rPr>
+              <w:t>负责</w:t>
+            </w:r>
+          </w:p>
+        </w:tc>
+      </w:tr>
+      <w:tr>
+        <w:tc>
+          <w:tcPr>
+            <w:tcW w:type="dxa" w:w="2880"/>
+          </w:tcPr>
+          <w:p>
+            <w:pPr>
+              <w:spacing w:line="288" w:lineRule="auto"/>
+              <w:ind w:firstLine="0"/>
+            </w:pPr>
+            <w:r>
+              <w:rPr>
+                <w:sz w:val="19"/>
+              </w:rPr>
+              <w:t>含义</w:t>
+            </w:r>
+          </w:p>
+        </w:tc>
+        <w:tc>
+          <w:tcPr>
+            <w:tcW w:type="dxa" w:w="2880"/>
+          </w:tcPr>
+          <w:p>
+            <w:pPr>
+              <w:spacing w:line="288" w:lineRule="auto"/>
+              <w:ind w:firstLine="0"/>
+            </w:pPr>
+            <w:r>
+              <w:rPr>
+                <w:sz w:val="19"/>
+              </w:rPr>
+              <w:t>把某个步骤的执行交给他人或工具</w:t>
+            </w:r>
+          </w:p>
+        </w:tc>
+        <w:tc>
+          <w:tcPr>
+            <w:tcW w:type="dxa" w:w="2880"/>
+          </w:tcPr>
+          <w:p>
+            <w:pPr>
+              <w:spacing w:line="288" w:lineRule="auto"/>
+              <w:ind w:firstLine="0"/>
+            </w:pPr>
+            <w:r>
+              <w:rPr>
+                <w:sz w:val="19"/>
+              </w:rPr>
+              <w:t>对结果的正确性和后果承担责任</w:t>
+            </w:r>
+          </w:p>
+        </w:tc>
+      </w:tr>
+      <w:tr>
+        <w:tc>
+          <w:tcPr>
+            <w:tcW w:type="dxa" w:w="2880"/>
+          </w:tcPr>
+          <w:p>
+            <w:pPr>
+              <w:spacing w:line="288" w:lineRule="auto"/>
+              <w:ind w:firstLine="0"/>
+            </w:pPr>
+            <w:r>
+              <w:rPr>
+                <w:sz w:val="19"/>
+              </w:rPr>
+              <w:t>对象</w:t>
+            </w:r>
+          </w:p>
+        </w:tc>
+        <w:tc>
+          <w:tcPr>
+            <w:tcW w:type="dxa" w:w="2880"/>
+          </w:tcPr>
+          <w:p>
+            <w:pPr>
+              <w:spacing w:line="288" w:lineRule="auto"/>
+              <w:ind w:firstLine="0"/>
+            </w:pPr>
+            <w:r>
+              <w:rPr>
+                <w:sz w:val="19"/>
+              </w:rPr>
+              <w:t>工作的步骤</w:t>
+            </w:r>
+          </w:p>
+        </w:tc>
+        <w:tc>
+          <w:tcPr>
+            <w:tcW w:type="dxa" w:w="2880"/>
+          </w:tcPr>
+          <w:p>
+            <w:pPr>
+              <w:spacing w:line="288" w:lineRule="auto"/>
+              <w:ind w:firstLine="0"/>
+            </w:pPr>
+            <w:r>
+              <w:rPr>
+                <w:sz w:val="19"/>
+              </w:rPr>
+              <w:t>工作的结果</w:t>
+            </w:r>
+          </w:p>
+        </w:tc>
+      </w:tr>
+      <w:tr>
+        <w:tc>
+          <w:tcPr>
+            <w:tcW w:type="dxa" w:w="2880"/>
+          </w:tcPr>
+          <w:p>
+            <w:pPr>
+              <w:spacing w:line="288" w:lineRule="auto"/>
+              <w:ind w:firstLine="0"/>
+            </w:pPr>
+            <w:r>
+              <w:rPr>
+                <w:sz w:val="19"/>
+              </w:rPr>
+              <w:t>能否转移</w:t>
+            </w:r>
+          </w:p>
+        </w:tc>
+        <w:tc>
+          <w:tcPr>
+            <w:tcW w:type="dxa" w:w="2880"/>
+          </w:tcPr>
+          <w:p>
+            <w:pPr>
+              <w:spacing w:line="288" w:lineRule="auto"/>
+              <w:ind w:firstLine="0"/>
+            </w:pPr>
+            <w:r>
+              <w:rPr>
+                <w:sz w:val="19"/>
+              </w:rPr>
+              <w:t>可以部分转移</w:t>
+            </w:r>
+          </w:p>
+        </w:tc>
+        <w:tc>
+          <w:tcPr>
+            <w:tcW w:type="dxa" w:w="2880"/>
+          </w:tcPr>
+          <w:p>
+            <w:pPr>
+              <w:spacing w:line="288" w:lineRule="auto"/>
+              <w:ind w:firstLine="0"/>
+            </w:pPr>
+            <w:r>
+              <w:rPr>
+                <w:sz w:val="19"/>
+              </w:rPr>
+              <w:t>不因转移而消失</w:t>
+            </w:r>
+          </w:p>
+        </w:tc>
+      </w:tr>
+      <w:tr>
+        <w:tc>
+          <w:tcPr>
+            <w:tcW w:type="dxa" w:w="2880"/>
+          </w:tcPr>
+          <w:p>
+            <w:pPr>
+              <w:spacing w:line="288" w:lineRule="auto"/>
+              <w:ind w:firstLine="0"/>
+            </w:pPr>
+            <w:r>
+              <w:rPr>
+                <w:sz w:val="19"/>
+              </w:rPr>
+              <w:t>典型做法</w:t>
+            </w:r>
+          </w:p>
+        </w:tc>
+        <w:tc>
+          <w:tcPr>
+            <w:tcW w:type="dxa" w:w="2880"/>
+          </w:tcPr>
+          <w:p>
+            <w:pPr>
+              <w:spacing w:line="288" w:lineRule="auto"/>
+              <w:ind w:firstLine="0"/>
+            </w:pPr>
+            <w:r>
+              <w:rPr>
+                <w:sz w:val="19"/>
+              </w:rPr>
+              <w:t>让AI起草、整理、列清单</w:t>
+            </w:r>
+          </w:p>
+        </w:tc>
+        <w:tc>
+          <w:tcPr>
+            <w:tcW w:type="dxa" w:w="2880"/>
+          </w:tcPr>
+          <w:p>
+            <w:pPr>
+              <w:spacing w:line="288" w:lineRule="auto"/>
+              <w:ind w:firstLine="0"/>
+            </w:pPr>
+            <w:r>
+              <w:rPr>
+                <w:sz w:val="19"/>
+              </w:rPr>
+              <w:t>核对事实，决定是否采用，承担署名后果</w:t>
+            </w:r>
+          </w:p>
+        </w:tc>
+      </w:tr>
+      <w:tr>
+        <w:tc>
+          <w:tcPr>
+            <w:tcW w:type="dxa" w:w="2880"/>
+          </w:tcPr>
+          <w:p>
+            <w:pPr>
+              <w:spacing w:line="288" w:lineRule="auto"/>
+              <w:ind w:firstLine="0"/>
+            </w:pPr>
+            <w:r>
+              <w:rPr>
+                <w:sz w:val="19"/>
+              </w:rPr>
+              <w:t>判断问题</w:t>
+            </w:r>
+          </w:p>
+        </w:tc>
+        <w:tc>
+          <w:tcPr>
+            <w:tcW w:type="dxa" w:w="2880"/>
+          </w:tcPr>
+          <w:p>
+            <w:pPr>
+              <w:spacing w:line="288" w:lineRule="auto"/>
+              <w:ind w:firstLine="0"/>
+            </w:pPr>
+            <w:r>
+              <w:rPr>
+                <w:sz w:val="19"/>
+              </w:rPr>
+              <w:t>这一步出错，会影响什么？</w:t>
+            </w:r>
+          </w:p>
+        </w:tc>
+        <w:tc>
+          <w:tcPr>
+            <w:tcW w:type="dxa" w:w="2880"/>
+          </w:tcPr>
+          <w:p>
+            <w:pPr>
+              <w:spacing w:line="288" w:lineRule="auto"/>
+              <w:ind w:firstLine="0"/>
+            </w:pPr>
+            <w:r>
+              <w:rPr>
+                <w:sz w:val="19"/>
+              </w:rPr>
+              <w:t>出了问题，我能否说清楚依据？</w:t>
+            </w:r>
+          </w:p>
+        </w:tc>
+      </w:tr>
+    </w:tbl>
+    <w:p>
+      <w:pPr>
+        <w:ind w:firstLine="0"/>
+      </w:pPr>
+    </w:p>
+    <w:p>
+      <w:pPr>
+        <w:pStyle w:val="Heading3"/>
+        <w:ind w:firstLine="0"/>
+      </w:pPr>
+      <w:r>
+        <w:t>4.2 责任的分布</w:t>
+      </w:r>
+    </w:p>
+    <w:p>
+      <w:r>
+        <w:t>图1-2显示了使用AI时责任的分布。三类主体各自承担不同的义务：提供者需要通过技术和制度减少有害或虚假内容；使用者需要在采用输出之前完成核验，并对提交的内容负责；接收者需要根据来源判断可信程度，并在必要时核实。</w:t>
       </w:r>
     </w:p>
     <w:p>
@@ -1622,7 +2638,7 @@
               <a:graphicData uri="http://schemas.openxmlformats.org/drawingml/2006/picture">
                 <pic:pic>
                   <pic:nvPicPr>
-                    <pic:cNvPr id="0" name="fig1-2.png"/>
+                    <pic:cNvPr id="0" name="fig2.png"/>
                     <pic:cNvPicPr/>
                   </pic:nvPicPr>
                   <pic:blipFill>
@@ -1660,12 +2676,21 @@
     </w:p>
     <w:p>
       <w:r>
-        <w:t>图1-2中的三类主体，各自承担不同的义务。提供者需要通过技术和制度手段，减少有害内容和虚假信息的产生；使用者需要在采用输出之前完成核验，并对自己提交的内容负责；接收者需要根据情况判断输出的可信程度，并在必要时向使用者核实。三类主体的义务相互补充，但彼此不能替代。</w:t>
+        <w:t>回到答疑助手的案例，开发方的义务是提供提示和纠错机制，学校的义务是把正式信息与助手的回复区分开，学生的义务是在依赖重要日期之前，以官方通知为准。三方的义务相互补充，但彼此不能替代。</w:t>
       </w:r>
     </w:p>
     <w:p>
+      <w:pPr>
+        <w:ind w:left="240"/>
+      </w:pPr>
       <w:r>
-        <w:t>需要特别强调的是，平台的义务不能替代使用者的责任。平台可以设置过滤、提示和标识，但它无法知道使用者的真实经历，也无法替使用者核实每一句与自己有关的内容。因此，即使平台的产品设计已经尽可能降低风险，使用者仍然需要对自己采用的内容负责。</w:t>
+        <w:rPr>
+          <w:b/>
+        </w:rPr>
+        <w:t>【提醒】</w:t>
+      </w:r>
+      <w:r>
+        <w:t>平台的义务不能替代使用者的责任。平台可以设置过滤和提示，但使用者仍需对自己采用的内容负责。</w:t>
       </w:r>
     </w:p>
     <w:p>
@@ -1674,12 +2699,46 @@
         <w:ind w:firstLine="0"/>
       </w:pPr>
       <w:r>
-        <w:t>2.3 制度依据</w:t>
+        <w:t>4.3 制度依据</w:t>
       </w:r>
     </w:p>
     <w:p>
       <w:r>
-        <w:t>责任边界并非只是一种道德要求，也有相应的制度依据。下面三部规定与学生的日常使用直接相关，学生应当了解其基本要求，但无需记住条文原文。</w:t>
+        <w:t>责任边界并非只是道德要求，也有相应的制度依据。以下三部规定与学生的日常使用直接相关。</w:t>
+      </w:r>
+    </w:p>
+    <w:p>
+      <w:r>
+        <w:t>第一，《生成式人工智能服务管理暂行办法》于2023年7月公布，同年8月起施行。该办法对生成式人工智能服务提供者的义务作出了规定，是理解“提供者责任”的基础。</w:t>
+      </w:r>
+    </w:p>
+    <w:p>
+      <w:r>
+        <w:t>第二，《中华人民共和国个人信息保护法》自2021年11月1日起施行。当学生把他人的信息输入AI工具时，就涉及个人信息的处理问题。</w:t>
+      </w:r>
+    </w:p>
+    <w:p>
+      <w:r>
+        <w:t>第三，河北省教育部门印发的《关于加强OPC人才培养支持大学生创新创业的指导意见（试行）》（冀教高函〔2026〕45号）提出，通识类课程应当帮助学生掌握大模型基本原理和AI工具的使用方法。这意味着，学会使用工具已经是课程的基本要求，而如何负责地使用工具，同样是需要学习的内容。</w:t>
+      </w:r>
+    </w:p>
+    <w:p>
+      <w:r>
+        <w:t>小林在为自己的简历签字确认之前，给每一项经历标注了“由我负责”。这一标注让她清楚地知道，哪些内容是她可以保证的。</w:t>
+      </w:r>
+    </w:p>
+    <w:p>
+      <w:pPr>
+        <w:pStyle w:val="Heading3"/>
+        <w:ind w:firstLine="0"/>
+      </w:pPr>
+      <w:r>
+        <w:t>实践与反馈</w:t>
+      </w:r>
+    </w:p>
+    <w:p>
+      <w:r>
+        <w:t>参考本任务的案例，画出答疑助手事件中的责任分布，并为提供方、学校和使用者各写一条义务。</w:t>
       </w:r>
     </w:p>
     <w:p>
@@ -1687,51 +2746,33 @@
         <w:rPr>
           <w:b/>
         </w:rPr>
-        <w:t>第一，</w:t>
+        <w:t>参考要点：</w:t>
       </w:r>
       <w:r>
-        <w:t>《生成式人工智能服务管理暂行办法》于2023年7月公布，自2023年8月15日起施行。该办法规定，利用生成式人工智能提供服务的提供者，应当采取有效措施，提升生成内容的准确性和可靠性，并依法对生成内容进行标识。这一规定说明，制度对提供者提出了明确要求，但它并不免除使用者在具体工作中的核验义务。</w:t>
+        <w:t>提供方：完善提示，设置纠错入口，说明系统的适用范围；学校：把正式信息与助手回复分开标注，设置人工复核；使用者：在处理缴费、考试等重要日期时，以官方通知为准。能够写出具体动作，而不是笼统地说“应当加强管理”，说明理解较为深入。</w:t>
+      </w:r>
+    </w:p>
+    <w:p>
+      <w:pPr>
+        <w:pStyle w:val="Heading3"/>
+        <w:ind w:firstLine="0"/>
+      </w:pPr>
+      <w:r>
+        <w:t>探索任务</w:t>
       </w:r>
     </w:p>
     <w:p>
       <w:r>
-        <w:rPr>
-          <w:b/>
-        </w:rPr>
-        <w:t>第二，</w:t>
-      </w:r>
-      <w:r>
-        <w:t>《中华人民共和国个人信息保护法》自2021年11月1日起施行。该法对个人信息的处理规定了合法、正当、必要等原则。对学生来说，最直接的含义是：把他人的姓名、电话、身份证号、成绩或病历等信息输入AI工具，本身就需要考虑是否获得了相应授权，以及是否真正有必要。</w:t>
-      </w:r>
-    </w:p>
-    <w:p>
-      <w:r>
-        <w:rPr>
-          <w:b/>
-        </w:rPr>
-        <w:t>第三，</w:t>
-      </w:r>
-      <w:r>
-        <w:t>《互联网信息服务深度合成管理规定》自2023年1月10日起施行。该规定要求对深度合成服务生成的内容进行标识，使公众能够识别内容是否由人工智能生成。对学生来说，这意味着在课程作业、竞赛作品或对外发布的材料中，如果使用了AI生成的内容，应当按照要求或学校规定予以说明。</w:t>
-      </w:r>
-    </w:p>
-    <w:p>
-      <w:r>
-        <w:t>除上述国家层面的规定外，各学校通常还会发布本校关于AI使用的管理办法，包括课程作业、毕业设计和学术论文中的使用边界。学生应当以本校规定为准。当国家规定与学校规定的要求不一致时，应当主动向老师咨询，而不是自行判断。</w:t>
+        <w:t>查阅你所在学校关于人工智能使用的规定，找出其中一条涉及“委托”或“负责”的条款，说明它对你的学习有什么具体要求。</w:t>
       </w:r>
     </w:p>
     <w:p>
       <w:pPr>
-        <w:ind w:firstLine="0" w:left="240"/>
+        <w:pStyle w:val="Heading2"/>
+        <w:ind w:firstLine="0"/>
       </w:pPr>
       <w:r>
-        <w:rPr>
-          <w:b/>
-        </w:rPr>
-        <w:t xml:space="preserve">【知识卡片】责任不因工具而转移　</w:t>
-      </w:r>
-      <w:r>
-        <w:t>使用AI完成的工作，署名者仍然是使用者。"AI写的"不能作为出错的理由，也不能作为免除核实义务的理由。在求职、课程和工作中，人们评价的是你提交的结果，而不是你使用了什么工具。</w:t>
+        <w:t>任务五　判断任务归属</w:t>
       </w:r>
     </w:p>
     <w:p>
@@ -1745,7 +2786,17 @@
     </w:p>
     <w:p>
       <w:r>
-        <w:t>某学生在求职时，把AI生成的"校级创新大赛一等奖"写入简历。面试官追问获奖作品的细节时，该学生无法回答，录用机会随之失去。在这一案例中，AI生成了不实内容，但决定将其写入简历的，始终是学生本人。</w:t>
+        <w:t>小林在一个月内收到了两家公司的实习录用通知，她很难作出选择。她把两家公司的岗位、薪资、地点和发展机会整理成资料，交给AI，请它给出推荐结论。</w:t>
+      </w:r>
+    </w:p>
+    <w:p>
+      <w:r>
+        <w:t>AI给出了清晰的比较表，并推荐了其中一家。小林仔细检查后发现，推荐理由中有一项“公司成立时间”是错误的，它把另一家公司的信息混入了这一家。更重要的是，她意识到，选择哪一家实习，是她自己的职业决定。AI可以提供信息，却不能替她承担之后的选择。</w:t>
+      </w:r>
+    </w:p>
+    <w:p>
+      <w:r>
+        <w:t>这个案例让小林看清了一个边界：同样是“用AI整理信息”，有的任务可以委托，有的任务必须由本人判断。本任务将帮助读者建立这一判断的依据。</w:t>
       </w:r>
     </w:p>
     <w:p>
@@ -1754,54 +2805,12 @@
         <w:ind w:firstLine="0"/>
       </w:pPr>
       <w:r>
-        <w:t>实践活动</w:t>
+        <w:t>5.1 风险类型</w:t>
       </w:r>
     </w:p>
     <w:p>
       <w:r>
-        <w:t>两人一组进行角色扮演。一人扮演请求帮忙修改求职信的同学，另一人扮演提供帮助的同学。双方讨论哪些句子可以交给AI改写，哪些内容必须由本人确认，并填写一张"委托—负责"对照表，每一行写明理由。</w:t>
-      </w:r>
-    </w:p>
-    <w:p>
-      <w:pPr>
-        <w:pStyle w:val="Heading3"/>
-        <w:ind w:firstLine="0"/>
-      </w:pPr>
-      <w:r>
-        <w:t>探索任务</w:t>
-      </w:r>
-    </w:p>
-    <w:p>
-      <w:r>
-        <w:t>查阅你所在学校关于人工智能使用的规定（如课程作业中的使用声明要求、论文与作业的使用边界），比较其中对"声明使用"和"对结果负责"的要求，写一段不超过300字的说明，指出你认为最需要注意的一条。</w:t>
-      </w:r>
-    </w:p>
-    <w:p>
-      <w:pPr>
-        <w:pStyle w:val="Heading2"/>
-        <w:ind w:firstLine="0"/>
-      </w:pPr>
-      <w:r>
-        <w:t>任务三　判断任务归属</w:t>
-      </w:r>
-    </w:p>
-    <w:p>
-      <w:r>
-        <w:t>面对一项具体任务，学生需要先判断它的风险类型，再决定可以把哪些步骤委托出去。这一判断并不依赖于AI工具的好坏，而取决于任务本身的性质：它是否依赖真实事实，是否涉及他人的权益，输出是否会直接用于他人的决定。</w:t>
-      </w:r>
-    </w:p>
-    <w:p>
-      <w:pPr>
-        <w:pStyle w:val="Heading3"/>
-        <w:ind w:firstLine="0"/>
-      </w:pPr>
-      <w:r>
-        <w:t>3.1 常见风险类型</w:t>
-      </w:r>
-    </w:p>
-    <w:p>
-      <w:r>
-        <w:t>根据任务的性质，常见风险可以分为四类：事实风险、权益风险、决策风险和合规风险。同一项任务往往同时包含几类风险，需要逐一识别。表1-4列出了各类风险的典型表现和对应的核验方法。</w:t>
+        <w:t>根据任务的性质，风险大致可以分为四类：事实风险、权益风险、决策风险和合规风险。表1-5列出了每类风险的典型表现和核验方法。</w:t>
       </w:r>
     </w:p>
     <w:p>
@@ -1814,7 +2823,7 @@
           <w:b/>
           <w:sz w:val="20"/>
         </w:rPr>
-        <w:t>表1-4　常见风险类型与核验方法</w:t>
+        <w:t>表1-5　常见风险类型与核验方法</w:t>
       </w:r>
     </w:p>
     <w:tbl>
@@ -1915,7 +2924,7 @@
               <w:rPr>
                 <w:sz w:val="19"/>
               </w:rPr>
-              <w:t>经历、数字、奖项、时间与原始材料不一致，或无依据</w:t>
+              <w:t>经历、数字、出处与原始材料不一致，或无依据</w:t>
             </w:r>
           </w:p>
         </w:tc>
@@ -1932,7 +2941,7 @@
               <w:rPr>
                 <w:sz w:val="19"/>
               </w:rPr>
-              <w:t>逐条对照原始证明材料，无法对照的内容一律删除或标注待确认</w:t>
+              <w:t>逐条对照原始材料，无法对照的一律标注待确认</w:t>
             </w:r>
           </w:p>
         </w:tc>
@@ -1985,7 +2994,7 @@
               <w:rPr>
                 <w:sz w:val="19"/>
               </w:rPr>
-              <w:t>删除敏感信息，确认使用授权，不把他人资料输入未经授权的工具</w:t>
+              <w:t>删除敏感信息，确认使用授权后再处理</w:t>
             </w:r>
           </w:p>
         </w:tc>
@@ -2021,7 +3030,7 @@
               <w:rPr>
                 <w:sz w:val="19"/>
               </w:rPr>
-              <w:t>输出直接用于录用、投资、报销、评优等决定</w:t>
+              <w:t>输出直接用于录用、投资、报销等决定</w:t>
             </w:r>
           </w:p>
         </w:tc>
@@ -2038,7 +3047,7 @@
               <w:rPr>
                 <w:sz w:val="19"/>
               </w:rPr>
-              <w:t>由本人独立判断，不以AI结论代替决定，并保留判断依据</w:t>
+              <w:t>由本人独立判断，并保留判断依据</w:t>
             </w:r>
           </w:p>
         </w:tc>
@@ -2074,7 +3083,7 @@
               <w:rPr>
                 <w:sz w:val="19"/>
               </w:rPr>
-              <w:t>内容不符合学校规定、行业规范或法律要求</w:t>
+              <w:t>内容不符合学校规定或行业规范</w:t>
             </w:r>
           </w:p>
         </w:tc>
@@ -2091,7 +3100,7 @@
               <w:rPr>
                 <w:sz w:val="19"/>
               </w:rPr>
-              <w:t>对照规定逐条检查，必要时向老师或相关部门咨询</w:t>
+              <w:t>对照规定逐条检查</w:t>
             </w:r>
           </w:p>
         </w:tc>
@@ -2103,22 +3112,17 @@
       </w:pPr>
     </w:p>
     <w:p>
-      <w:r>
-        <w:t>事实风险是学生使用AI时最常见的风险，也是最容易被忽视的风险。因为AI输出的文字通常通顺，学生往往会把"看起来像事实"当成了"是事实"。权益风险则容易在不经意间发生，例如把同学的成绩表或朋友的聊天记录直接粘贴到AI中，以便"分析一下"。</w:t>
-      </w:r>
-    </w:p>
-    <w:p>
       <w:pPr>
         <w:pStyle w:val="Heading3"/>
         <w:ind w:firstLine="0"/>
       </w:pPr>
       <w:r>
-        <w:t>3.2 判断流程</w:t>
+        <w:t>5.2 判断流程</w:t>
       </w:r>
     </w:p>
     <w:p>
       <w:r>
-        <w:t>为了让判断有章可循，学生可以依据图1-3所示的流程，对一项任务的委托程度作出判断。流程的第一个问题是：任务是否依赖真实事实，或者是否影响他人的权益。如果回答是"是"，则该任务的事实部分必须由本人核实并负责。第二个问题是：输出是否会直接用于他人的决定。如果回答是"是"，则最终结论必须由本人确认并承担后果。只有两个问题的回答都为"否"，任务才适合较高程度的委托，但仍需人工抽查。</w:t>
+        <w:t>图1-3给出了判断任务归属的流程。第一个问题是：任务是否依赖真实事实，或者影响他人的权益？第二个问题是：输出是否会直接用于他人的决定？两个问题的回答都为否，任务才适合较高程度的委托，但仍需抽查。</w:t>
       </w:r>
     </w:p>
     <w:p>
@@ -2138,7 +3142,7 @@
               <a:graphicData uri="http://schemas.openxmlformats.org/drawingml/2006/picture">
                 <pic:pic>
                   <pic:nvPicPr>
-                    <pic:cNvPr id="0" name="fig1-3.png"/>
+                    <pic:cNvPr id="0" name="fig3.png"/>
                     <pic:cNvPicPr/>
                   </pic:nvPicPr>
                   <pic:blipFill>
@@ -2176,12 +3180,21 @@
     </w:p>
     <w:p>
       <w:r>
-        <w:t>图1-3的逻辑有两点需要特别说明。第一，流程的判断对象是"任务"，而不是"工具"。同一个AI工具，既可以用于整理格式，也可以用于编造经历，两者的风险截然不同。第二，流程给出的是底线，而不是全部要求。即使任务通过了流程，学生仍应当保持基本的警觉，并在提交前完成必要的检查。</w:t>
+        <w:t>图1-3判断的对象是任务，而不是工具。同一个工具，既可以用于整理格式，也可以用于编造经历。</w:t>
       </w:r>
     </w:p>
     <w:p>
+      <w:pPr>
+        <w:ind w:left="240"/>
+      </w:pPr>
       <w:r>
-        <w:t>在实际使用中，学生可能会遇到难以判断的情况。此时，最稳妥的做法是按照风险较高的一端来处理，即先假设该任务需要本人负责，再与老师或同学讨论是否可以放宽。这一做法看似保守，但可以避免因判断失误而造成的后果。</w:t>
+        <w:rPr>
+          <w:b/>
+        </w:rPr>
+        <w:t>【提醒】</w:t>
+      </w:r>
+      <w:r>
+        <w:t>图注中的说明同样重要：涉及个人决策的任务，无论是否影响他人，都由本人负责。小林的实习选择就属于这一类。</w:t>
       </w:r>
     </w:p>
     <w:p>
@@ -2190,356 +3203,60 @@
         <w:ind w:firstLine="0"/>
       </w:pPr>
       <w:r>
-        <w:t>3.3 典型任务分析</w:t>
+        <w:t>5.3 小林的拆分</w:t>
       </w:r>
     </w:p>
     <w:p>
       <w:r>
-        <w:t>表1-5选取了学生在求职和课程学习中常见的三类任务，列出了它们的风险类型和委托程度，便于学生对照理解。</w:t>
+        <w:t>小林后来把“选择实习”拆成了若干步骤。整理岗位信息、比较公开的薪资数据，可以交给AI；核实公司的基本信息，需要她本人在官方渠道中确认；最终是否接受，则完全由她自己决定。拆分之后，她发现问题并没有那么难：AI负责的部分越清楚，她自己的判断就越集中。</w:t>
       </w:r>
     </w:p>
     <w:p>
       <w:pPr>
+        <w:pStyle w:val="Heading3"/>
         <w:ind w:firstLine="0"/>
-        <w:jc w:val="center"/>
       </w:pPr>
       <w:r>
-        <w:rPr>
-          <w:b/>
-          <w:sz w:val="20"/>
-        </w:rPr>
-        <w:t>表1-5　三类典型任务的风险与委托程度</w:t>
-      </w:r>
-    </w:p>
-    <w:tbl>
-      <w:tblPr>
-        <w:tblStyle w:val="TableGrid"/>
-        <w:tblW w:type="auto" w:w="0"/>
-        <w:tblLook w:firstColumn="1" w:firstRow="1" w:lastColumn="0" w:lastRow="0" w:noHBand="0" w:noVBand="1" w:val="04A0"/>
-      </w:tblPr>
-      <w:tblGrid>
-        <w:gridCol w:w="2160"/>
-        <w:gridCol w:w="2160"/>
-        <w:gridCol w:w="2160"/>
-        <w:gridCol w:w="2160"/>
-      </w:tblGrid>
-      <w:tr>
-        <w:tc>
-          <w:tcPr>
-            <w:tcW w:type="dxa" w:w="2160"/>
-          </w:tcPr>
-          <w:p>
-            <w:pPr>
-              <w:spacing w:line="288" w:lineRule="auto"/>
-              <w:ind w:firstLine="0"/>
-            </w:pPr>
-            <w:r>
-              <w:rPr>
-                <w:b/>
-                <w:sz w:val="19"/>
-              </w:rPr>
-              <w:t>任务</w:t>
-            </w:r>
-          </w:p>
-        </w:tc>
-        <w:tc>
-          <w:tcPr>
-            <w:tcW w:type="dxa" w:w="2160"/>
-          </w:tcPr>
-          <w:p>
-            <w:pPr>
-              <w:spacing w:line="288" w:lineRule="auto"/>
-              <w:ind w:firstLine="0"/>
-            </w:pPr>
-            <w:r>
-              <w:rPr>
-                <w:b/>
-                <w:sz w:val="19"/>
-              </w:rPr>
-              <w:t>主要风险</w:t>
-            </w:r>
-          </w:p>
-        </w:tc>
-        <w:tc>
-          <w:tcPr>
-            <w:tcW w:type="dxa" w:w="2160"/>
-          </w:tcPr>
-          <w:p>
-            <w:pPr>
-              <w:spacing w:line="288" w:lineRule="auto"/>
-              <w:ind w:firstLine="0"/>
-            </w:pPr>
-            <w:r>
-              <w:rPr>
-                <w:b/>
-                <w:sz w:val="19"/>
-              </w:rPr>
-              <w:t>可委托的部分</w:t>
-            </w:r>
-          </w:p>
-        </w:tc>
-        <w:tc>
-          <w:tcPr>
-            <w:tcW w:type="dxa" w:w="2160"/>
-          </w:tcPr>
-          <w:p>
-            <w:pPr>
-              <w:spacing w:line="288" w:lineRule="auto"/>
-              <w:ind w:firstLine="0"/>
-            </w:pPr>
-            <w:r>
-              <w:rPr>
-                <w:b/>
-                <w:sz w:val="19"/>
-              </w:rPr>
-              <w:t>必须负责的部分</w:t>
-            </w:r>
-          </w:p>
-        </w:tc>
-      </w:tr>
-      <w:tr>
-        <w:tc>
-          <w:tcPr>
-            <w:tcW w:type="dxa" w:w="2160"/>
-          </w:tcPr>
-          <w:p>
-            <w:pPr>
-              <w:spacing w:line="288" w:lineRule="auto"/>
-              <w:ind w:firstLine="0"/>
-            </w:pPr>
-            <w:r>
-              <w:rPr>
-                <w:sz w:val="19"/>
-              </w:rPr>
-              <w:t>甲：整理课程设计的项目经历</w:t>
-            </w:r>
-          </w:p>
-        </w:tc>
-        <w:tc>
-          <w:tcPr>
-            <w:tcW w:type="dxa" w:w="2160"/>
-          </w:tcPr>
-          <w:p>
-            <w:pPr>
-              <w:spacing w:line="288" w:lineRule="auto"/>
-              <w:ind w:firstLine="0"/>
-            </w:pPr>
-            <w:r>
-              <w:rPr>
-                <w:sz w:val="19"/>
-              </w:rPr>
-              <w:t>事实风险、决策风险</w:t>
-            </w:r>
-          </w:p>
-        </w:tc>
-        <w:tc>
-          <w:tcPr>
-            <w:tcW w:type="dxa" w:w="2160"/>
-          </w:tcPr>
-          <w:p>
-            <w:pPr>
-              <w:spacing w:line="288" w:lineRule="auto"/>
-              <w:ind w:firstLine="0"/>
-            </w:pPr>
-            <w:r>
-              <w:rPr>
-                <w:sz w:val="19"/>
-              </w:rPr>
-              <w:t>调整语言、统一格式、压缩字数</w:t>
-            </w:r>
-          </w:p>
-        </w:tc>
-        <w:tc>
-          <w:tcPr>
-            <w:tcW w:type="dxa" w:w="2160"/>
-          </w:tcPr>
-          <w:p>
-            <w:pPr>
-              <w:spacing w:line="288" w:lineRule="auto"/>
-              <w:ind w:firstLine="0"/>
-            </w:pPr>
-            <w:r>
-              <w:rPr>
-                <w:sz w:val="19"/>
-              </w:rPr>
-              <w:t>每一条事实的真实性，以及写入简历的决定</w:t>
-            </w:r>
-          </w:p>
-        </w:tc>
-      </w:tr>
-      <w:tr>
-        <w:tc>
-          <w:tcPr>
-            <w:tcW w:type="dxa" w:w="2160"/>
-          </w:tcPr>
-          <w:p>
-            <w:pPr>
-              <w:spacing w:line="288" w:lineRule="auto"/>
-              <w:ind w:firstLine="0"/>
-            </w:pPr>
-            <w:r>
-              <w:rPr>
-                <w:sz w:val="19"/>
-              </w:rPr>
-              <w:t>乙：列出面试中可能被问到的问题</w:t>
-            </w:r>
-          </w:p>
-        </w:tc>
-        <w:tc>
-          <w:tcPr>
-            <w:tcW w:type="dxa" w:w="2160"/>
-          </w:tcPr>
-          <w:p>
-            <w:pPr>
-              <w:spacing w:line="288" w:lineRule="auto"/>
-              <w:ind w:firstLine="0"/>
-            </w:pPr>
-            <w:r>
-              <w:rPr>
-                <w:sz w:val="19"/>
-              </w:rPr>
-              <w:t>较低，仅用于准备</w:t>
-            </w:r>
-          </w:p>
-        </w:tc>
-        <w:tc>
-          <w:tcPr>
-            <w:tcW w:type="dxa" w:w="2160"/>
-          </w:tcPr>
-          <w:p>
-            <w:pPr>
-              <w:spacing w:line="288" w:lineRule="auto"/>
-              <w:ind w:firstLine="0"/>
-            </w:pPr>
-            <w:r>
-              <w:rPr>
-                <w:sz w:val="19"/>
-              </w:rPr>
-              <w:t>列出问题清单、提供回答思路</w:t>
-            </w:r>
-          </w:p>
-        </w:tc>
-        <w:tc>
-          <w:tcPr>
-            <w:tcW w:type="dxa" w:w="2160"/>
-          </w:tcPr>
-          <w:p>
-            <w:pPr>
-              <w:spacing w:line="288" w:lineRule="auto"/>
-              <w:ind w:firstLine="0"/>
-            </w:pPr>
-            <w:r>
-              <w:rPr>
-                <w:sz w:val="19"/>
-              </w:rPr>
-              <w:t>用自己的经历组织回答，并能够口头说明</w:t>
-            </w:r>
-          </w:p>
-        </w:tc>
-      </w:tr>
-      <w:tr>
-        <w:tc>
-          <w:tcPr>
-            <w:tcW w:type="dxa" w:w="2160"/>
-          </w:tcPr>
-          <w:p>
-            <w:pPr>
-              <w:spacing w:line="288" w:lineRule="auto"/>
-              <w:ind w:firstLine="0"/>
-            </w:pPr>
-            <w:r>
-              <w:rPr>
-                <w:sz w:val="19"/>
-              </w:rPr>
-              <w:t>丙：决定是否投递某个岗位</w:t>
-            </w:r>
-          </w:p>
-        </w:tc>
-        <w:tc>
-          <w:tcPr>
-            <w:tcW w:type="dxa" w:w="2160"/>
-          </w:tcPr>
-          <w:p>
-            <w:pPr>
-              <w:spacing w:line="288" w:lineRule="auto"/>
-              <w:ind w:firstLine="0"/>
-            </w:pPr>
-            <w:r>
-              <w:rPr>
-                <w:sz w:val="19"/>
-              </w:rPr>
-              <w:t>决策风险</w:t>
-            </w:r>
-          </w:p>
-        </w:tc>
-        <w:tc>
-          <w:tcPr>
-            <w:tcW w:type="dxa" w:w="2160"/>
-          </w:tcPr>
-          <w:p>
-            <w:pPr>
-              <w:spacing w:line="288" w:lineRule="auto"/>
-              <w:ind w:firstLine="0"/>
-            </w:pPr>
-            <w:r>
-              <w:rPr>
-                <w:sz w:val="19"/>
-              </w:rPr>
-              <w:t>整理岗位信息与公开的比较资料</w:t>
-            </w:r>
-          </w:p>
-        </w:tc>
-        <w:tc>
-          <w:tcPr>
-            <w:tcW w:type="dxa" w:w="2160"/>
-          </w:tcPr>
-          <w:p>
-            <w:pPr>
-              <w:spacing w:line="288" w:lineRule="auto"/>
-              <w:ind w:firstLine="0"/>
-            </w:pPr>
-            <w:r>
-              <w:rPr>
-                <w:sz w:val="19"/>
-              </w:rPr>
-              <w:t>全部决定，包括投递与否的判断及其后果</w:t>
-            </w:r>
-          </w:p>
-        </w:tc>
-      </w:tr>
-    </w:tbl>
-    <w:p>
-      <w:pPr>
-        <w:ind w:firstLine="0"/>
-      </w:pPr>
-    </w:p>
-    <w:p>
-      <w:r>
-        <w:t>任务甲是最典型的情形。学生希望把课程设计写成简历中的项目经历，这项工作既包含语言加工，也包含事实陈述。前者可以委托给AI，后者必须由本人核实。在实际操作中，许多学生会把两者混在一起处理，结果是既没有提高质量，也没有保证真实。</w:t>
+        <w:t>实践与反馈</w:t>
       </w:r>
     </w:p>
     <w:p>
       <w:r>
-        <w:t>任务乙的风险相对较低，因为面试问题清单仅用于准备，不会对外提交。但是，如果学生直接背诵AI给出的标准答案，在真实面试中就会暴露问题。因此，AI可以帮助列出问题，回答必须由本人组织。这一区分体现了委托的边界：AI提供思路，本人负责表达，并对表达的内容承担后果。</w:t>
+        <w:t>把你本周的三项任务分别写在卡片上，依据图1-3判断每一项的委托程度，并写出理由。</w:t>
       </w:r>
     </w:p>
     <w:p>
       <w:r>
-        <w:t>任务丙涉及个人决策，无论AI给出什么建议，结论都应由本人作出并承担后果。AI可以整理岗位信息、比较薪资和地点等公开数据，但不能替代本人对职业方向、个人条件和生活安排的判断。这类任务的核心在于"为自己负责"，因此不可委托。</w:t>
+        <w:rPr>
+          <w:b/>
+        </w:rPr>
+        <w:t>参考要点：</w:t>
+      </w:r>
+      <w:r>
+        <w:t>常见的误区是把“不影响他人”等同于“可以完全委托”。个人决策虽然只影响本人，但仍然需要本人负责。判断理由应当说明：任务是否依赖事实，输出是否直接用于决定，以及本人保留了哪些判断。</w:t>
       </w:r>
     </w:p>
     <w:p>
       <w:pPr>
-        <w:ind w:firstLine="0" w:left="240"/>
+        <w:pStyle w:val="Heading3"/>
+        <w:ind w:firstLine="0"/>
       </w:pPr>
       <w:r>
-        <w:rPr>
-          <w:b/>
-        </w:rPr>
-        <w:t xml:space="preserve">【知识卡片】委托的边界　</w:t>
+        <w:t>探索任务</w:t>
       </w:r>
+    </w:p>
+    <w:p>
       <w:r>
-        <w:t>委托的边界不是由工具决定的，而是由任务的后果决定的。后果越大、越难以逆转，越需要本人负责；后果越小、越容易纠正，越可以较多地交给AI。</w:t>
+        <w:t>找一项你曾经交给AI处理、看似是小事、但其实涉及个人决策的任务，重新分析它的委托边界。</w:t>
+      </w:r>
+    </w:p>
+    <w:p>
+      <w:pPr>
+        <w:pStyle w:val="Heading2"/>
+        <w:ind w:firstLine="0"/>
+      </w:pPr>
+      <w:r>
+        <w:t>任务六　核验、修改与留痕</w:t>
       </w:r>
     </w:p>
     <w:p>
@@ -2553,7 +3270,12 @@
     </w:p>
     <w:p>
       <w:r>
-        <w:t>班级同学甲用AI分析了同学乙的成绩单，生成了一段"学习能力评价"，并在班级群中转发。乙认为其个人信息受到不当处理，并要求删除。该事件中，任务本身涉及他人权益，使用者应当在输入和传播之前完成判断，而不是事后补救。</w:t>
+        <w:t>某团队在项目验收的前一天，才发现汇报材料中的一组用户增长数据来自AI的估算。团队成员回头查找原始来源，只找到一条“约为某某数据”的说法，无法说明它的依据。汇报被迫推迟，团队为此多花了一周时间重新调研。</w:t>
+      </w:r>
+    </w:p>
+    <w:p>
+      <w:r>
+        <w:t>这个团队并不缺少认真的成员，缺少的是两件事：提交前的逐项核验，以及对来源的记录。留痕的价值，常常要等到出现问题时才被认识到。</w:t>
       </w:r>
     </w:p>
     <w:p>
@@ -2562,78 +3284,12 @@
         <w:ind w:firstLine="0"/>
       </w:pPr>
       <w:r>
-        <w:t>实践活动</w:t>
+        <w:t>6.1 提示词</w:t>
       </w:r>
     </w:p>
     <w:p>
       <w:r>
-        <w:t>教师准备四张任务卡片（如"帮室友修改求职信""替同学起草活动通知""为自己的创业项目撰写市场分析""根据成绩单生成学习建议"）。小组依据图1-3的流程逐张判断风险类型、委托程度和本人负责的部分，每组派一人陈述理由，全班比较分歧较大的判断。</w:t>
-      </w:r>
-    </w:p>
-    <w:p>
-      <w:pPr>
-        <w:pStyle w:val="Heading3"/>
-        <w:ind w:firstLine="0"/>
-      </w:pPr>
-      <w:r>
-        <w:t>探索任务</w:t>
-      </w:r>
-    </w:p>
-    <w:p>
-      <w:r>
-        <w:t>选择一项你近期使用AI完成的任务，用图1-3的流程重新判断一次。如果结论与你原来的做法不同，请写出改变的理由，并说明今后你将如何调整。</w:t>
-      </w:r>
-    </w:p>
-    <w:p>
-      <w:pPr>
-        <w:pStyle w:val="Heading2"/>
-        <w:ind w:firstLine="0"/>
-      </w:pPr>
-      <w:r>
-        <w:t>任务四　实操：完成一次AI辅助任务并核验</w:t>
-      </w:r>
-    </w:p>
-    <w:p>
-      <w:r>
-        <w:t>本任务以一位学生的真实型情境为例，完成从任务设计、AI处理到核验修改的完整流程。学生在学习时，应当逐步跟随操作，并在每一步记录自己的判断。</w:t>
-      </w:r>
-    </w:p>
-    <w:p>
-      <w:pPr>
-        <w:pStyle w:val="Heading3"/>
-        <w:ind w:firstLine="0"/>
-      </w:pPr>
-      <w:r>
-        <w:t>4.1 任务情境与原始材料</w:t>
-      </w:r>
-    </w:p>
-    <w:p>
-      <w:r>
-        <w:t>小林是计算机应用专业的二年级学生，即将申请一家企业的暑期实习。她在学期中完成了一个小型数据分析项目，内容是对某地区一年内的销售数据进行清洗、统计和可视化。她希望利用AI，把这个项目写成简历中的"项目经历"，要求不超过100字。</w:t>
-      </w:r>
-    </w:p>
-    <w:p>
-      <w:r>
-        <w:t>在开始之前，小林整理了三类原始材料：一是课程设计报告，其中包含项目背景、数据说明、处理步骤和图表；二是项目文件夹的目录，显示了数据文件、代码文件和图表文件的数量；三是老师在课程评语中写的"完成了数据清洗和三张图表的制作，结构清楚，结论基本合理"。这三类材料是后续核验的依据，缺一不可。</w:t>
-      </w:r>
-    </w:p>
-    <w:p>
-      <w:r>
-        <w:t>小林的做法值得学习。很多学生在使用AI前，并不整理原始材料，而是直接让AI"根据我的经历写一段"。这样做的结果，必然是AI依据自己的想象进行补充。因此，在任务开始之前，先明确"依据是什么"，是负责的第一步。</w:t>
-      </w:r>
-    </w:p>
-    <w:p>
-      <w:pPr>
-        <w:pStyle w:val="Heading3"/>
-        <w:ind w:firstLine="0"/>
-      </w:pPr>
-      <w:r>
-        <w:t>4.2 设计提示词</w:t>
-      </w:r>
-    </w:p>
-    <w:p>
-      <w:r>
-        <w:t>提示词是使用者与AI沟通的方式，它决定了AI的工作范围。一条好的提示词，通常包含五个要素，如表1-6所示。</w:t>
+        <w:t>在使用AI之前，提示词的设计会决定AI的工作范围。一条好的提示词通常包含五个要素，表1-6列出了它们的含义和示例。</w:t>
       </w:r>
     </w:p>
     <w:p>
@@ -2711,7 +3367,7 @@
                 <w:b/>
                 <w:sz w:val="19"/>
               </w:rPr>
-              <w:t>小林的提示词中的写法</w:t>
+              <w:t>示例</w:t>
             </w:r>
           </w:p>
         </w:tc>
@@ -2764,7 +3420,7 @@
               <w:rPr>
                 <w:sz w:val="19"/>
               </w:rPr>
-              <w:t>"你是一名求职辅导老师"</w:t>
+              <w:t>“你是一名求职辅导老师”</w:t>
             </w:r>
           </w:p>
         </w:tc>
@@ -2817,7 +3473,7 @@
               <w:rPr>
                 <w:sz w:val="19"/>
               </w:rPr>
-              <w:t>"为我写一段不超过100字的项目经历"</w:t>
+              <w:t>“为我写一段不超过100字的项目经历”</w:t>
             </w:r>
           </w:p>
         </w:tc>
@@ -2853,7 +3509,7 @@
               <w:rPr>
                 <w:sz w:val="19"/>
               </w:rPr>
-              <w:t>限定AI可以使用的信息来源</w:t>
+              <w:t>限定AI可以使用的信息</w:t>
             </w:r>
           </w:p>
         </w:tc>
@@ -2870,7 +3526,7 @@
               <w:rPr>
                 <w:sz w:val="19"/>
               </w:rPr>
-              <w:t>"只使用摘要中已有的信息"</w:t>
+              <w:t>“只使用我提供的材料中的信息”</w:t>
             </w:r>
           </w:p>
         </w:tc>
@@ -2923,7 +3579,7 @@
               <w:rPr>
                 <w:sz w:val="19"/>
               </w:rPr>
-              <w:t>"不得添加摘要中没有的数据或成果"</w:t>
+              <w:t>“不得添加材料中没有的数据或成果”</w:t>
             </w:r>
           </w:p>
         </w:tc>
@@ -2959,7 +3615,7 @@
               <w:rPr>
                 <w:sz w:val="19"/>
               </w:rPr>
-              <w:t>规定信息不足时AI应当怎样做</w:t>
+              <w:t>规定信息不足时的做法</w:t>
             </w:r>
           </w:p>
         </w:tc>
@@ -2976,7 +3632,7 @@
               <w:rPr>
                 <w:sz w:val="19"/>
               </w:rPr>
-              <w:t>"如果信息不足，请列出需要我补充的问题"</w:t>
+              <w:t>“如果信息不足，请列出需要我补充的问题”</w:t>
             </w:r>
           </w:p>
         </w:tc>
@@ -2989,12 +3645,7 @@
     </w:p>
     <w:p>
       <w:r>
-        <w:t>小林的提示词中包含了表1-6中的五个要素，这说明她已经在努力控制AI的工作范围。但是，这并不意味着输出一定可靠。提示词只能降低风险，不能消除风险。AI在执行提示词时，仍然可能偏离要求，例如它可能在"不得添加数据"的前提下，依然写入了数据规模。因此，核验环节不可省略。</w:t>
-      </w:r>
-    </w:p>
-    <w:p>
-      <w:r>
-        <w:t>在设计提示词时，学生还应当注意两点。第一，不要在提示词中输入不必要的个人信息，例如身份证号、家庭住址或同学的姓名。第二，不要用提示词"诱导"AI给出想要的结论，例如"请写出我获得过奖学金"，这样的提示词本身就是在要求编造事实。</w:t>
+        <w:t>小林在提示词中写下了上述五个要素。但她很快发现，提示词只能降低风险，不能消除风险。AI有时仍会违反“不得添加数据”的要求，因此核验仍然不可省略。</w:t>
       </w:r>
     </w:p>
     <w:p>
@@ -3003,41 +3654,12 @@
         <w:ind w:firstLine="0"/>
       </w:pPr>
       <w:r>
-        <w:t>4.3 AI输出与问题识别</w:t>
+        <w:t>6.2 核验</w:t>
       </w:r>
     </w:p>
     <w:p>
       <w:r>
-        <w:t>小林将提示词输入AI工具后，得到了如下输出（节选，保留原文）：</w:t>
-      </w:r>
-    </w:p>
-    <w:p>
-      <w:r>
-        <w:t>"在课程设计中，我负责数据整理与清洗工作，使用表格工具完成了某区域销售数据的分析。项目共处理约12万条记录，制作了可视化图表，并提出了三项改进建议，获得老师好评。"</w:t>
-      </w:r>
-    </w:p>
-    <w:p>
-      <w:r>
-        <w:t>小林逐句阅读后发现，这段文字存在四处需要核实的内容。第一，"约12万条记录"在原始材料中没有依据，报告中只写明了数据的时间范围，没有记录数量。第二，"提出了三项改进建议"没有出现在课程评语中，报告的结论部分也只有一段概括。第三，"获得老师好评"与评语的原文不完全一致，评语中说的是"结构清楚，结论基本合理"，并没有使用"好评"一词。第四，"使用表格工具"是否准确，需要与报告中的工具说明对照。</w:t>
-      </w:r>
-    </w:p>
-    <w:p>
-      <w:r>
-        <w:t>AI的回复还附带了一句提示："摘要中未提供数据规模与成果，建议补充。"这句提示说明AI"知道"自己缺少信息，但它仍然在正文中写入了数据规模。这一现象提醒学生：AI的自我提示不可靠，正文才是需要检查的对象。</w:t>
-      </w:r>
-    </w:p>
-    <w:p>
-      <w:pPr>
-        <w:pStyle w:val="Heading3"/>
-        <w:ind w:firstLine="0"/>
-      </w:pPr>
-      <w:r>
-        <w:t>4.4 逐条核验</w:t>
-      </w:r>
-    </w:p>
-    <w:p>
-      <w:r>
-        <w:t>小林依据表1-7所列的核验清单，对AI输出进行逐条检查。核验的目的不是判断AI的文字"好不好"，而是确认每一项表述是否有依据。每一项核验都应当记录方法和结果，这些记录将进入任务责任表。</w:t>
+        <w:t>小林的核验依据表1-7进行。她把AI生成的一段经历描述逐句对照原始材料，发现其中的“约12万条记录”在课程报告中没有依据，于是删除；又发现“获得老师好评”与评语原文不一致，于是改回评语中的表述。</w:t>
       </w:r>
     </w:p>
     <w:p>
@@ -3050,7 +3672,7 @@
           <w:b/>
           <w:sz w:val="20"/>
         </w:rPr>
-        <w:t>表1-7　AI输出核验清单（以小林的核验为例）</w:t>
+        <w:t>表1-7　AI输出核验清单</w:t>
       </w:r>
     </w:p>
     <w:tbl>
@@ -3134,7 +3756,7 @@
                 <w:b/>
                 <w:sz w:val="19"/>
               </w:rPr>
-              <w:t>核验结果</w:t>
+              <w:t>常见问题</w:t>
             </w:r>
           </w:p>
         </w:tc>
@@ -3187,7 +3809,7 @@
               <w:rPr>
                 <w:sz w:val="19"/>
               </w:rPr>
-              <w:t>对照课程设计报告与老师评语</w:t>
+              <w:t>对照报告与评语</w:t>
             </w:r>
           </w:p>
         </w:tc>
@@ -3204,7 +3826,7 @@
               <w:rPr>
                 <w:sz w:val="19"/>
               </w:rPr>
-              <w:t>"负责数据整理与清洗"有依据，保留</w:t>
+              <w:t>夸大职责范围</w:t>
             </w:r>
           </w:p>
         </w:tc>
@@ -3257,7 +3879,7 @@
               <w:rPr>
                 <w:sz w:val="19"/>
               </w:rPr>
-              <w:t>在报告和目录中查找"12万条"</w:t>
+              <w:t>在原始材料中查找</w:t>
             </w:r>
           </w:p>
         </w:tc>
@@ -3274,7 +3896,7 @@
               <w:rPr>
                 <w:sz w:val="19"/>
               </w:rPr>
-              <w:t>无依据，删除该数字</w:t>
+              <w:t>无依据的数字</w:t>
             </w:r>
           </w:p>
         </w:tc>
@@ -3327,7 +3949,7 @@
               <w:rPr>
                 <w:sz w:val="19"/>
               </w:rPr>
-              <w:t>对照老师评语与报告结论</w:t>
+              <w:t>对照评语与结论</w:t>
             </w:r>
           </w:p>
         </w:tc>
@@ -3344,7 +3966,7 @@
               <w:rPr>
                 <w:sz w:val="19"/>
               </w:rPr>
-              <w:t>"提出三项改进建议"无依据，删除；"获得好评"与评语不符，改用评语原文</w:t>
+              <w:t>无依据的成果或评价</w:t>
             </w:r>
           </w:p>
         </w:tc>
@@ -3380,7 +4002,7 @@
               <w:rPr>
                 <w:sz w:val="19"/>
               </w:rPr>
-              <w:t>工具描述是否准确</w:t>
+              <w:t>工具与术语是否准确</w:t>
             </w:r>
           </w:p>
         </w:tc>
@@ -3397,7 +4019,7 @@
               <w:rPr>
                 <w:sz w:val="19"/>
               </w:rPr>
-              <w:t>对照报告中的工具说明</w:t>
+              <w:t>对照报告中的说明</w:t>
             </w:r>
           </w:p>
         </w:tc>
@@ -3414,7 +4036,7 @@
               <w:rPr>
                 <w:sz w:val="19"/>
               </w:rPr>
-              <w:t>原文为"表格处理软件"，改为与报告一致的表述</w:t>
+              <w:t>名称不准确</w:t>
             </w:r>
           </w:p>
         </w:tc>
@@ -3467,7 +4089,7 @@
               <w:rPr>
                 <w:sz w:val="19"/>
               </w:rPr>
-              <w:t>检查"主导""独立完成""显著提升"等词语</w:t>
+              <w:t>检查“主导”“独立完成”等词</w:t>
             </w:r>
           </w:p>
         </w:tc>
@@ -3484,7 +4106,7 @@
               <w:rPr>
                 <w:sz w:val="19"/>
               </w:rPr>
-              <w:t>未发现明显夸大，但"可视化图表"改为"三张图表"，与目录一致</w:t>
+              <w:t>用词超出实际</w:t>
             </w:r>
           </w:p>
         </w:tc>
@@ -3520,7 +4142,7 @@
               <w:rPr>
                 <w:sz w:val="19"/>
               </w:rPr>
-              <w:t>面试时能否清楚说明</w:t>
+              <w:t>面试时能否解释</w:t>
             </w:r>
           </w:p>
         </w:tc>
@@ -3537,7 +4159,7 @@
               <w:rPr>
                 <w:sz w:val="19"/>
               </w:rPr>
-              <w:t>对每一句尝试口头解释</w:t>
+              <w:t>逐句尝试口头说明</w:t>
             </w:r>
           </w:p>
         </w:tc>
@@ -3554,7 +4176,7 @@
               <w:rPr>
                 <w:sz w:val="19"/>
               </w:rPr>
-              <w:t>"数据清洗"的具体步骤需要补充，已在报告中找到对应段落并据此补写</w:t>
+              <w:t>无法说明依据</w:t>
             </w:r>
           </w:p>
         </w:tc>
@@ -3567,7 +4189,21 @@
     </w:p>
     <w:p>
       <w:r>
-        <w:t>表1-7中的核验过程，体现了本项目的核心要求：每一句涉及事实的内容，都必须能够追溯到原始材料；无法追溯的内容，要么删除，要么注明待确认。对于第5、6项，即使内容没有明显错误，也应当进行检查，因为求职材料最终要由本人在面试中解释。</w:t>
+        <w:t>表1-7中的第6项最容易被忽视，却最能检验核验是否到位。能够口头说明的内容，才真正属于自己。</w:t>
+      </w:r>
+    </w:p>
+    <w:p>
+      <w:pPr>
+        <w:ind w:left="240"/>
+      </w:pPr>
+      <w:r>
+        <w:rPr>
+          <w:b/>
+        </w:rPr>
+        <w:t>【提醒】</w:t>
+      </w:r>
+      <w:r>
+        <w:t>不要用AI核验AI。AI对自己输出的“自我检查”不能作为核验依据，核验的依据应当是原始材料。</w:t>
       </w:r>
     </w:p>
     <w:p>
@@ -3576,135 +4212,12 @@
         <w:ind w:firstLine="0"/>
       </w:pPr>
       <w:r>
-        <w:t>4.5 修改与对比</w:t>
+        <w:t>6.3 留痕</w:t>
       </w:r>
     </w:p>
     <w:p>
       <w:r>
-        <w:t>经过核验，小林保留了有依据的内容，删除了无依据的数字和成果，并补充了报告中已有的具体步骤。修改后的版本为："在课程设计中，我负责数据清洗与整理，使用报告中所述的工具完成了销售数据的分析，并制作了三张图表。"修改前后的差异，正是本项目希望学生看到的：AI提供了草稿，而最终的事实部分由本人负责。</w:t>
-      </w:r>
-    </w:p>
-    <w:p>
-      <w:r>
-        <w:t>值得注意的是，修改后的版本比原版更短，也更朴素。这并不说明AI的表达能力不足，而是说明：当事实被限定在可以核实的范围之内时，表述自然会收敛。对于求职材料来说，真实比华丽更重要。</w:t>
-      </w:r>
-    </w:p>
-    <w:p>
-      <w:pPr>
-        <w:pStyle w:val="Heading3"/>
-        <w:ind w:firstLine="0"/>
-      </w:pPr>
-      <w:r>
-        <w:t>4.6 常见的核验失误</w:t>
-      </w:r>
-    </w:p>
-    <w:p>
-      <w:r>
-        <w:t>在实际操作中，学生的核验往往存在一些失误，教师需要事先提醒。第一种失误是"只核验明显错误"。学生能够发现"12万条"这样明显无依据的数字，却容易忽略那些听起来合理的表述，例如"负责数据清洗与整理"。然而，即使这一表述基本属实，学生也应当确认"负责"的范围是否与实际相符，否则在面试中便难以解释。</w:t>
-      </w:r>
-    </w:p>
-    <w:p>
-      <w:r>
-        <w:t>第二种失误是"用AI核验AI"。部分学生在发现问题后，又让AI检查自己的输出，并以AI的回答作为核验结论。这种做法并不可靠，因为核验的依据应当是原始材料，而不是另一次生成的文本。AI可以帮助发现可能的问题，但是否属实，必须回到原始材料中确认。</w:t>
-      </w:r>
-    </w:p>
-    <w:p>
-      <w:r>
-        <w:t>第三种失误是"修改后不再复查"。学生在删除无依据内容后，往往直接认为文本已经正确，而没有重新检查修改后的句子是否引入了新的问题。例如，把"获得好评"改为"获得老师肯定"，看似只是换了措辞，实际上仍然需要对照评语原文。因此，每一次修改都应当重新走一遍核验清单。</w:t>
-      </w:r>
-    </w:p>
-    <w:p>
-      <w:r>
-        <w:t>第四种失误是"核验对象选择不当"。学生倾向于核验那些自己熟悉的内容，而忽略了自己不熟悉的专业术语或工具名称。事实上，后者的错误往往更难被发现，也更容易在面试或答辩中暴露。因此，表1-7中的第4项"工具描述是否准确"，应当被认真执行，不能因为内容"看起来很专业"就跳过。</w:t>
-      </w:r>
-    </w:p>
-    <w:p>
-      <w:r>
-        <w:t>针对以上失误，本任务建议学生采用"三遍核验"的做法：第一遍对照原始材料逐句检查；第二遍只检查修改过的句子；第三遍以口头方式向他人解释每一句话的依据。三遍核验完成后，才可以认为该任务的事实部分已经通过核验。</w:t>
-      </w:r>
-    </w:p>
-    <w:p>
-      <w:pPr>
-        <w:pStyle w:val="Heading3"/>
-        <w:ind w:firstLine="0"/>
-      </w:pPr>
-      <w:r>
-        <w:t>背景案例</w:t>
-      </w:r>
-    </w:p>
-    <w:p>
-      <w:r>
-        <w:t>某同学在项目申报材料中写道"主导完成某平台数据分析，用户增长40%"。核实时发现，该数字来自AI的估算，并非真实统计，材料最终被要求删改。问题的根源不在于AI的表达，而在于使用者没有在提交前逐项核对数据来源。</w:t>
-      </w:r>
-    </w:p>
-    <w:p>
-      <w:pPr>
-        <w:pStyle w:val="Heading3"/>
-        <w:ind w:firstLine="0"/>
-      </w:pPr>
-      <w:r>
-        <w:t>实践活动</w:t>
-      </w:r>
-    </w:p>
-    <w:p>
-      <w:r>
-        <w:t>选取自己的一份课程作业、社团材料或个人简介，按照表1-7的核验清单完成一次完整核验。要求逐项记录核验方法和结果，并对比修改前后的差异，形成一页核验记录。</w:t>
-      </w:r>
-    </w:p>
-    <w:p>
-      <w:pPr>
-        <w:pStyle w:val="Heading3"/>
-        <w:ind w:firstLine="0"/>
-      </w:pPr>
-      <w:r>
-        <w:t>探索任务</w:t>
-      </w:r>
-    </w:p>
-    <w:p>
-      <w:r>
-        <w:t>尝试在提示词中加入"请标注你不确定的内容"，观察输出中被标注内容的数量，并与你后来核实出的错误进行对照。讨论：这一方法能发现哪些问题，又会遗漏哪些问题？</w:t>
-      </w:r>
-    </w:p>
-    <w:p>
-      <w:pPr>
-        <w:pStyle w:val="Heading2"/>
-        <w:ind w:firstLine="0"/>
-      </w:pPr>
-      <w:r>
-        <w:t>任务五　留痕：填写任务责任表</w:t>
-      </w:r>
-    </w:p>
-    <w:p>
-      <w:pPr>
-        <w:pStyle w:val="Heading3"/>
-        <w:ind w:firstLine="0"/>
-      </w:pPr>
-      <w:r>
-        <w:t>5.1 留痕的作用</w:t>
-      </w:r>
-    </w:p>
-    <w:p>
-      <w:r>
-        <w:t>留痕，是指把使用AI的过程、判断依据和核验结果记录下来。留痕的作用有三个：一是可以复查，当材料出现问题时，能够追溯到具体环节；二是可以追责，明确每一项判断由谁作出、由谁负责；三是可以改进，通过回看记录，发现自己在哪些环节容易出错，并在下次任务中加以调整。</w:t>
-      </w:r>
-    </w:p>
-    <w:p>
-      <w:r>
-        <w:t>留痕的形式不必复杂，但必须完整。在本项目中，留痕的核心文件是任务责任表。学生完成每一项任务后，都应当填写该表，并对每一项判断给出理由。</w:t>
-      </w:r>
-    </w:p>
-    <w:p>
-      <w:pPr>
-        <w:pStyle w:val="Heading3"/>
-        <w:ind w:firstLine="0"/>
-      </w:pPr>
-      <w:r>
-        <w:t>5.2 任务责任表</w:t>
-      </w:r>
-    </w:p>
-    <w:p>
-      <w:r>
-        <w:t>表1-8是小林完成任务后填写的任务责任表，供学生参考。填写时应注意：每一行对应一项具体任务；"可委托程度"只能选择"可委托""部分委托"或"不可委托"之一；"理由"必须能够解释上述判断；"核验人"一栏应当填写实际完成核验的人，本项目中通常为本人。</w:t>
+        <w:t>核验之后，要把过程记录下来。表1-8是小林完成任务后填写的任务责任表。每一项判断都要写明理由，核验的方法要具体到他人可以复现。</w:t>
       </w:r>
     </w:p>
     <w:p>
@@ -3766,7 +4279,7 @@
                 <w:b/>
                 <w:sz w:val="19"/>
               </w:rPr>
-              <w:t>可委托程度</w:t>
+              <w:t>委托程度</w:t>
             </w:r>
           </w:p>
         </w:tc>
@@ -3820,7 +4333,7 @@
                 <w:b/>
                 <w:sz w:val="19"/>
               </w:rPr>
-              <w:t>核验人</w:t>
+              <w:t>核验方法</w:t>
             </w:r>
           </w:p>
         </w:tc>
@@ -3873,7 +4386,7 @@
               <w:rPr>
                 <w:sz w:val="19"/>
               </w:rPr>
-              <w:t>核实每一条事实，删除无依据的数字与成果</w:t>
+              <w:t>核实每一条事实，删除无依据内容</w:t>
             </w:r>
           </w:p>
         </w:tc>
@@ -3890,7 +4403,7 @@
               <w:rPr>
                 <w:sz w:val="19"/>
               </w:rPr>
-              <w:t>AI会编造细节，且内容将写入简历</w:t>
+              <w:t>AI会补充细节，内容将写入简历</w:t>
             </w:r>
           </w:p>
         </w:tc>
@@ -3907,7 +4420,7 @@
               <w:rPr>
                 <w:sz w:val="19"/>
               </w:rPr>
-              <w:t>本人</w:t>
+              <w:t>对照课程报告与老师评语</w:t>
             </w:r>
           </w:p>
         </w:tc>
@@ -3960,7 +4473,7 @@
               <w:rPr>
                 <w:sz w:val="19"/>
               </w:rPr>
-              <w:t>确认经历与自身一致，修改语气与重点</w:t>
+              <w:t>确认经历真实，调整语气与重点</w:t>
             </w:r>
           </w:p>
         </w:tc>
@@ -3977,7 +4490,7 @@
               <w:rPr>
                 <w:sz w:val="19"/>
               </w:rPr>
-              <w:t>语言表达可委托，事实须由本人负责</w:t>
+              <w:t>语言表达可以委托，事实由本人负责</w:t>
             </w:r>
           </w:p>
         </w:tc>
@@ -3994,7 +4507,7 @@
               <w:rPr>
                 <w:sz w:val="19"/>
               </w:rPr>
-              <w:t>本人</w:t>
+              <w:t>逐句对照经历清单</w:t>
             </w:r>
           </w:p>
         </w:tc>
@@ -4047,7 +4560,7 @@
               <w:rPr>
                 <w:sz w:val="19"/>
               </w:rPr>
-              <w:t>用自己的经历组织回答，不照搬AI的回答</w:t>
+              <w:t>用自己的经历组织回答</w:t>
             </w:r>
           </w:p>
         </w:tc>
@@ -4064,7 +4577,7 @@
               <w:rPr>
                 <w:sz w:val="19"/>
               </w:rPr>
-              <w:t>问题清单仅供准备，回答须由本人表达</w:t>
+              <w:t>问题清单仅供准备</w:t>
             </w:r>
           </w:p>
         </w:tc>
@@ -4081,7 +4594,7 @@
               <w:rPr>
                 <w:sz w:val="19"/>
               </w:rPr>
-              <w:t>本人</w:t>
+              <w:t>口头模拟回答两次</w:t>
             </w:r>
           </w:p>
         </w:tc>
@@ -4100,7 +4613,7 @@
               <w:rPr>
                 <w:sz w:val="19"/>
               </w:rPr>
-              <w:t>决定是否投递岗位</w:t>
+              <w:t>决定是否接受实习</w:t>
             </w:r>
           </w:p>
         </w:tc>
@@ -4168,7 +4681,7 @@
               <w:rPr>
                 <w:sz w:val="19"/>
               </w:rPr>
-              <w:t>本人</w:t>
+              <w:t>核实公司信息后本人决定</w:t>
             </w:r>
           </w:p>
         </w:tc>
@@ -4181,7 +4694,7 @@
     </w:p>
     <w:p>
       <w:r>
-        <w:t>在课堂上，老师可以要求学生用自己的任务责任表进行分享。分享时，学生应当说明其中一项判断的依据，并回答同学提出的问题。这一环节的目标，不是比较谁用得好，而是比较谁的判断更有依据。</w:t>
+        <w:t>留痕的最终目的，是让每一次使用都能经得起追溯。当小林在面试中被问到“这段经历中哪些是你自己做的”，她可以清楚地回答，因为记录就在那里。</w:t>
       </w:r>
     </w:p>
     <w:p>
@@ -4190,32 +4703,12 @@
         <w:ind w:firstLine="0"/>
       </w:pPr>
       <w:r>
-        <w:t>5.3 留痕中的常见问题</w:t>
+        <w:t>6.4 常见失误</w:t>
       </w:r>
     </w:p>
     <w:p>
       <w:r>
-        <w:t>在实际教学中，任务责任表的质量参差不齐。最常见的问题是"只有结论，没有过程"。学生在表格中写下"已核实"，却不说明核实的对象是什么、以什么方式核实、得到了什么结果。这样的记录无法被他人复查，也无法帮助学生自己回顾。因此，每一项核验都应当写明"对照了哪份材料、发现了什么问题、如何处理"。</w:t>
-      </w:r>
-    </w:p>
-    <w:p>
-      <w:r>
-        <w:t>第二个常见问题是"理由与结论脱节"。例如，学生在"可委托程度"一栏写"可委托"，理由却写"AI写得很好"。好的写作质量并不能说明事实的真实性，理由应当回到任务的性质上来，即"任务是否依赖事实、是否影响他人、输出是否直接用于他人决定"。这一要求与图1-3的判断流程保持一致，也是任务责任表的评价重点。</w:t>
-      </w:r>
-    </w:p>
-    <w:p>
-      <w:r>
-        <w:t>第三个问题是"留痕被当作事后补写"。部分学生在任务完成后，才凭记忆补填任务责任表，导致记录与实际过程不符。为避免这一问题，教师可以要求学生在每次使用AI后立即记录关键步骤，例如保存提示词、保存原始输出，并记录修改的位置。原始输出的保存尤其重要，因为它是日后说明"AI最初写了什么"的唯一依据。</w:t>
-      </w:r>
-    </w:p>
-    <w:p>
-      <w:r>
-        <w:t>第四个问题涉及隐私。部分学生在留痕时，直接把原始材料或他人的信息复制进表格，造成新的信息泄露。留痕应当记录"做了什么"，而不必复制全部内容。例如，可以写"删除了两处他人姓名"，而不必写出姓名本身。这一做法既保留了可复查性，也符合个人信息保护的基本要求。</w:t>
-      </w:r>
-    </w:p>
-    <w:p>
-      <w:r>
-        <w:t>留痕的最终目的，是帮助学生形成可以迁移的工作习惯。当学生在后续项目中面对新的工具和新的任务时，他们应当能够自然地问出三个问题：这项任务依赖什么依据？我的哪一部分判断需要留下记录？如果出了问题，我能否说清楚是哪一步出的错？能够回答这三个问题，说明留痕已经从一项作业，转变为一种职业习惯。</w:t>
+        <w:t>核验时常见的失误有三种：只核验明显错误，而忽略听起来合理的表述；修改之后不再复查，导致新的问题出现；留痕只写“已核实”，却不说明核实了什么。避免这些失误，最简单的办法是三遍核验：第一遍对照原始材料逐句检查，第二遍只检查修改过的句子，第三遍向他人口头解释每一句话的依据。</w:t>
       </w:r>
     </w:p>
     <w:p>
@@ -4224,26 +4717,23 @@
         <w:ind w:firstLine="0"/>
       </w:pPr>
       <w:r>
-        <w:t>背景案例</w:t>
+        <w:t>实践与反馈</w:t>
       </w:r>
     </w:p>
     <w:p>
       <w:r>
-        <w:t>某团队在项目验收时，需要说明某一组数据的来源。由于成员没有保存AI的原始输出和提示词，无法还原当时的判断依据，最终只能重新处理数据，耗费了大量时间。留痕的价值，往往要等到问题出现之后才被认识到。</w:t>
-      </w:r>
-    </w:p>
-    <w:p>
-      <w:pPr>
-        <w:pStyle w:val="Heading3"/>
-        <w:ind w:firstLine="0"/>
-      </w:pPr>
-      <w:r>
-        <w:t>实践活动</w:t>
+        <w:t>对自己的一份材料（课程作业、社团材料或个人简介）完成一次核验，并按表1-8的格式填写任务责任表。</w:t>
       </w:r>
     </w:p>
     <w:p>
       <w:r>
-        <w:t>连续一周使用AI完成学习任务（如整理笔记、修改作业、制定学习计划）。每完成一次任务，在任务责任表中记录一行，包括任务内容、委托程度、本人负责的部分和核验方法。周末汇总，找出最常出现的风险类型。</w:t>
+        <w:rPr>
+          <w:b/>
+        </w:rPr>
+        <w:t>参考要点：</w:t>
+      </w:r>
+      <w:r>
+        <w:t>一份合格的记录，应当能够让另一个人依据记录找到每一项依据。如果只能写出结论，而写不出方法，说明核验还需要补充。</w:t>
       </w:r>
     </w:p>
     <w:p>
@@ -4257,7 +4747,7 @@
     </w:p>
     <w:p>
       <w:r>
-        <w:t>设计一份适合你所在专业的任务责任表模板，说明每一栏的设计理由，并与同学的模板进行比较。思考：哪些栏目在实际使用中最有价值，哪些栏目可以合并或删除？</w:t>
+        <w:t>设计一份适合你所在专业的任务责任表模板，说明每一栏的设计理由，并与同学的模板比较：哪些栏目最有价值，哪些可以合并。</w:t>
       </w:r>
     </w:p>
     <w:p>
@@ -4271,22 +4761,22 @@
     </w:p>
     <w:p>
       <w:r>
-        <w:t>以下案例中的人物、单位和数据均为虚构，供课堂讨论使用。课堂使用时，教师应当对真实班级、学校名称和人员信息进行脱敏处理。</w:t>
+        <w:t>以下案例中的人物、单位和数据均为虚构，供课堂讨论使用。课堂使用时，应对真实班级、学校名称和人员信息进行脱敏处理。</w:t>
       </w:r>
     </w:p>
     <w:p>
       <w:r>
-        <w:t>某高校经济管理学院2024级某班计划举办一次"职业素养讲座暨简历诊断"活动。班长小周负责发布通知。他将活动安排、时间和地点的要点输入AI工具，请AI起草一份班级公告。AI输出的公告结构完整、语言规范，其中包括报名截止时间"10月20日"，并在末尾写道："本活动经学校批准，请同学们按时参加。"小周没有逐项核对，便直接将公告发布到班级群。</w:t>
+        <w:t>2026年秋季学期，某高校经济管理学院某班计划举办一次“职业素养讲座暨简历诊断”活动。班长小周将活动要点输入AI工具，请它起草班级公告。AI输出的公告结构完整，其中写明报名截止时间为“10月20日”，并在末尾写道：“本活动经学校批准，请同学们按时参加。”小周没有逐项核对，便直接发到了班级群。</w:t>
       </w:r>
     </w:p>
     <w:p>
       <w:r>
-        <w:t>发布后的第二天，辅导员在核对场地时发现，学院的场地预约记录中，报名截止时间为10月18日；而且，该活动并未经过学校的正式审批，只是由学院团委在内部备案。辅导员要求小周撤回公告，并重新发布。这一事件虽然没有造成严重后果，但暴露出一个典型问题：通知中的时间和"经学校批准"这一表述，都是AI生成的内容，而发布者没有核实其依据。</w:t>
+        <w:t>第二天，辅导员核对场地时发现，场地预约记录中的报名截止时间为10月18日，而且活动只是学院内部备案，并未经过学校的正式审批。辅导员要求小周撤回公告。事件没有造成严重后果，但暴露出一个典型问题：通知中最具体、最正式的内容，恰恰是发布者最应当核实的内容。</w:t>
       </w:r>
     </w:p>
     <w:p>
       <w:r>
-        <w:t>本案例可以用表1-9进行分析。表1-9将通知的各部分拆开，逐项判断其风险类型，并给出核验方法。学生在阅读时，应当注意：同一句话可能同时包含多种风险，例如"经学校批准"既涉及事实风险，也涉及合规风险。</w:t>
+        <w:t>表1-9将公告的各部分拆开，分析其风险类型和核验方法。</w:t>
       </w:r>
     </w:p>
     <w:p>
@@ -4612,7 +5102,7 @@
               <w:rPr>
                 <w:sz w:val="19"/>
               </w:rPr>
-              <w:t>"经学校批准"</w:t>
+              <w:t>“经学校批准”</w:t>
             </w:r>
           </w:p>
         </w:tc>
@@ -4663,7 +5153,7 @@
               <w:rPr>
                 <w:sz w:val="19"/>
               </w:rPr>
-              <w:t>查看审批文件；无文件则改为"学院组织"等实际表述</w:t>
+              <w:t>查看审批文件；无文件则改为实际表述</w:t>
             </w:r>
           </w:p>
         </w:tc>
@@ -4816,12 +5306,12 @@
     </w:p>
     <w:p>
       <w:r>
-        <w:t>表1-9的分析表明，通知中真正需要核实的内容，往往是那些看起来最"正式"的部分。时间、批准文号、学分和联系人，都是读者会据以行动的信息，一旦出错，影响范围最大。相反，活动名称和主题等描述性内容，即使由AI起草，风险也较低。这一区分提醒学生：核验的精力应当集中在"会被读者据以行动"的信息上。</w:t>
+        <w:t>表1-9显示，真正需要核实的，往往是时间、批准文号、学分和联系人这些读者会据以行动的信息。活动名称和主题即使由AI起草，风险也较低。核验的精力应当集中在“读者会据以行动”的信息上。</w:t>
       </w:r>
     </w:p>
     <w:p>
       <w:r>
-        <w:t>在发布前，学生可以按照图1-4所示的流程进行核对。流程的核心是：先核对事实，再核对权益，最后由发布者本人确认并留痕。只有全部检查项都通过，通知才能发布。</w:t>
+        <w:t>发布前，可以按照图1-4所示的流程进行核对。流程的核心是：先核对事实，再核对权益，最后由发布者本人确认并留痕。</w:t>
       </w:r>
     </w:p>
     <w:p>
@@ -4841,7 +5331,7 @@
               <a:graphicData uri="http://schemas.openxmlformats.org/drawingml/2006/picture">
                 <pic:pic>
                   <pic:nvPicPr>
-                    <pic:cNvPr id="0" name="fig1-4.png"/>
+                    <pic:cNvPr id="0" name="fig4.png"/>
                     <pic:cNvPicPr/>
                   </pic:nvPicPr>
                   <pic:blipFill>
@@ -4879,22 +5369,40 @@
     </w:p>
     <w:p>
       <w:r>
-        <w:t>围绕本案例，教师可以组织以下三个讨论题。</w:t>
+        <w:t>围绕本案例，可以组织以下三个讨论题。</w:t>
       </w:r>
     </w:p>
     <w:p>
       <w:r>
-        <w:t>讨论题一：小周的错误是"用了AI"，还是"没有核对"？请结合表1-9说明理由。参考思路：问题不在于使用工具本身，而在于发布者没有对事实部分作出判断，也没有保留核对记录。</w:t>
+        <w:rPr>
+          <w:b/>
+        </w:rPr>
+        <w:t>讨论题一：</w:t>
+      </w:r>
+      <w:r>
+        <w:t>小周的错误是“用了AI”，还是“没有核对”？请结合表1-9说明理由。</w:t>
       </w:r>
     </w:p>
     <w:p>
       <w:r>
-        <w:t>讨论题二：如果这份公告涉及的是学生的个人信息，例如成绩或家庭情况，应当如何调整使用方式？参考思路：不应将此类信息输入外部工具；必要时使用脱敏后的信息，并遵守个人信息保护的基本要求。</w:t>
+        <w:rPr>
+          <w:b/>
+        </w:rPr>
+        <w:t>讨论题二：</w:t>
+      </w:r>
+      <w:r>
+        <w:t>如果这份公告涉及的是学生的个人信息，例如成绩或家庭情况，应当如何调整使用方式？</w:t>
       </w:r>
     </w:p>
     <w:p>
       <w:r>
-        <w:t>讨论题三：如果学院确实要求班级公告必须注明"学院批准"，而小周无法确认批准文号，他应当怎么办？参考思路：可以选择暂缓发布，或改为实际的表述；不能为了通知的"完整"而补写未经核实的内容。</w:t>
+        <w:rPr>
+          <w:b/>
+        </w:rPr>
+        <w:t>讨论题三：</w:t>
+      </w:r>
+      <w:r>
+        <w:t>如果学院要求班级公告必须注明“学院批准”，而小周无法确认批准文号，他应当怎么办？</w:t>
       </w:r>
     </w:p>
     <w:p>
@@ -4908,12 +5416,17 @@
     </w:p>
     <w:p>
       <w:r>
-        <w:t>本项目围绕"AI能做什么，人应当负什么责任"这一问题，展开了五个学习任务。学习者应当形成三个基本习惯。第一，不把AI的输出当作事实，任何涉及经历、数字、成果和来源的内容，都需要对照原始材料加以核实。第二，委托之前先判断风险，依据任务是否依赖事实、是否影响他人权益、输出是否直接用于他人决定，确定委托的程度。第三，提交之前完成核验并留痕，使每一项判断都有依据，并能够经得起复查。</w:t>
+        <w:t>小林的实习申请在11月中旬有了结果。她收到了一家公司的面试邀请。面试中，面试官请她介绍简历中的数据清洗项目，并追问其中哪些环节是她亲自完成的。小林先说明了自己负责的部分，又指出哪些步骤参考了课程教师的建议，哪些数据是在她核对后保留的。面试官在记录中写下：“经历真实，能够说明过程。”</w:t>
       </w:r>
     </w:p>
     <w:p>
       <w:r>
-        <w:t>这三个习惯看似朴素，却是后续学习的基础。在项目2至项目13中，学生将分别面对招聘、简历、面试、数据保密、成果权属、创业合规等具体场景。无论场景如何变化，判断的逻辑都是一致的：先弄清任务的性质，再决定自己要承担的部分。</w:t>
+        <w:t>回顾这一过程，小林的收获并不在于用了多少AI，而在于她始终清楚三件事：哪些部分交给了AI，哪些部分由自己判断，以及每一项内容在出现问题时能够追溯到哪里。这三件事，也是本项目希望读者带走的习惯：不把AI的输出当作事实，委托之前先判断风险，提交之前完成核验并留痕。</w:t>
+      </w:r>
+    </w:p>
+    <w:p>
+      <w:r>
+        <w:t>后续项目中，学生还会面对招聘、简历、面试、数据保密和创业合规等具体场景。场景会变化，判断的逻辑不会变化：先弄清任务的性质，再决定自己要承担的部分。</w:t>
       </w:r>
     </w:p>
     <w:p>
@@ -4927,22 +5440,46 @@
     </w:p>
     <w:p>
       <w:r>
-        <w:t>练习一（对应任务二）：请列出你近一个月内使用AI工具完成的三项任务。对每一项任务，说明哪些部分可以委托，哪些部分必须由你本人负责，并给出理由。</w:t>
+        <w:rPr>
+          <w:b/>
+        </w:rPr>
+        <w:t>练习一（对应任务一、任务二）：</w:t>
+      </w:r>
+      <w:r>
+        <w:t>请选择你最近一周的一项任务，分别写出“不用AI”和“使用AI并核验”两种做法的时间成本与风险，并说明你的选择。</w:t>
       </w:r>
     </w:p>
     <w:p>
       <w:r>
-        <w:t>练习二（对应任务三）：假设你准备把一位同学帮你做的实训成果写入求职材料。请依据图1-3的判断流程，分析这一任务的风险类型，并说明你应当如何处理。</w:t>
+        <w:rPr>
+          <w:b/>
+        </w:rPr>
+        <w:t>练习二（对应任务三）：</w:t>
+      </w:r>
+      <w:r>
+        <w:t>找出一段AI生成的文字，标出其中所有可以核实的事实，逐条完成核实，并记录结果。</w:t>
       </w:r>
     </w:p>
     <w:p>
       <w:r>
-        <w:t>练习三（对应任务五）：请选择一项你近期完成的AI辅助任务，按照表1-8的格式填写任务责任表。要求每一项判断都写明理由，并说明核验的方法和结果。</w:t>
+        <w:rPr>
+          <w:b/>
+        </w:rPr>
+        <w:t>练习三（对应任务五）：</w:t>
+      </w:r>
+      <w:r>
+        <w:t>假设你准备把一位同学帮你做的实训成果写入求职材料，请依据图1-3分析这一任务的风险类型和委托边界。</w:t>
       </w:r>
     </w:p>
     <w:p>
       <w:r>
-        <w:t>练习四（综合）：请设计一份你自己的核验清单，至少包含六个核验项，并说明每一项对应的风险类型。清单应当能够用于你今后的任何一次AI辅助任务。</w:t>
+        <w:rPr>
+          <w:b/>
+        </w:rPr>
+        <w:t>练习四（综合）：</w:t>
+      </w:r>
+      <w:r>
+        <w:t>设计一份你自己的核验清单，至少包含六个核验项，并说明每一项对应的风险类型。</w:t>
       </w:r>
     </w:p>
     <w:p>
@@ -4961,17 +5498,35 @@
     </w:p>
     <w:p>
       <w:r>
-        <w:t>第一类是生成式人工智能服务管理相关法规。以《生成式人工智能服务管理暂行办法》为例，该办法于2023年7月13日发布，并于2023年8月15日起施行。阅读时，应当关注其中关于内容真实性、用户权益和服务提供者责任的条款，并将其与本项目的委托与负责原则进行对照。</w:t>
+        <w:rPr>
+          <w:b/>
+        </w:rPr>
+        <w:t>第一类：</w:t>
+      </w:r>
+      <w:r>
+        <w:t>生成式人工智能服务管理相关法规。以《生成式人工智能服务管理暂行办法》为例，该办法于2023年7月公布，同年8月起施行。阅读时，应关注其中关于内容真实性、用户权益和服务提供者责任的条款，并将其与本项目的委托与负责原则进行对照。</w:t>
       </w:r>
     </w:p>
     <w:p>
       <w:r>
-        <w:t>第二类是个人信息保护相关法规。学习者应当了解个人信息的基本范围，以及在使用外部工具时需要注意的事项，例如哪些信息不应当输入第三方平台。</w:t>
+        <w:rPr>
+          <w:b/>
+        </w:rPr>
+        <w:t>第二类：</w:t>
+      </w:r>
+      <w:r>
+        <w:t>个人信息保护相关法规。学习者应当了解个人信息的基本范围，以及在使用外部工具时需要注意的事项，例如哪些信息不应当输入第三方平台。</w:t>
       </w:r>
     </w:p>
     <w:p>
       <w:r>
-        <w:t>第三类是所在学校关于人工智能使用的规定。不同学校的要求可能存在差异，例如课程作业中是否允许使用AI、使用时是否需要声明等。学习者应当以本校规定为准，并在课程中主动询问不清楚的地方。</w:t>
+        <w:rPr>
+          <w:b/>
+        </w:rPr>
+        <w:t>第三类：</w:t>
+      </w:r>
+      <w:r>
+        <w:t>所在学校关于人工智能使用的规定。不同学校的要求可能存在差异，例如课程作业中是否允许使用AI、使用时是否需要声明等。此外，可以阅读河北省《关于加强OPC人才培养支持大学生创新创业的指导意见（试行）》（冀教高函〔2026〕45号）中与课程建设相关的部分。</w:t>
       </w:r>
     </w:p>
     <w:sectPr>

--- a/全校选修课/样章_人工智能职业素养_项目1.docx
+++ b/全校选修课/样章_人工智能职业素养_项目1.docx
@@ -16,7 +16,7 @@
         <w:ind w:firstLine="0"/>
       </w:pPr>
       <w:r>
-        <w:t>项目1　AI责任边界：划分可委托与需负责的任务</w:t>
+        <w:t>项目1　划定AI的使用边界</w:t>
       </w:r>
     </w:p>
     <w:p>
@@ -30,17 +30,22 @@
     </w:p>
     <w:p>
       <w:r>
-        <w:t>本项目的主人公是小林，计算机应用专业二年级学生。她计划在11月底前投递暑期实习申请，于是开始使用AI整理简历、起草求职信、准备面试。在这一过程中，她遇到了本项目要处理的几个问题：AI值不值得用，用了之后哪些环节可以放手，哪些环节必须自己把关，出了错又该由谁负责。小林的经历会贯穿六个学习任务，读者可以跟随她的选择，逐步形成自己的判断。</w:t>
+        <w:t>本项目的主人公是小林，计算机应用专业二年级学生。她计划在11月底前投递暑期实习申请，于是开始借助AI整理简历、起草求职信、准备面试问题。在这一过程中，她逐渐遇到了几个必须回答的问题：AI是否值得使用，使用之后哪些环节可以交给它，哪些环节必须由自己把关，出现错误时责任应当如何划分。这些问题并不只属于求职，也出现在课程作业、社团活动、实习工作和日后的职业生活中。</w:t>
       </w:r>
     </w:p>
     <w:p>
       <w:r>
-        <w:t>六个任务依次展开。任务一和任务二回答“为什么要用、用与不用有什么区别”；任务三讲AI的能力与局限；任务四和任务五讨论“委托”与“负责”的边界；任务六落实到具体的核验与留痕。每个任务开头都有一个背景案例，中间有提醒，结尾有实践与反馈，读者可以对照参考要点检查自己的判断。</w:t>
+        <w:t>本项目的六个任务依次展开。任务一讨论使用AI的价值与理由，任务二比较使用AI与不使用AI时工作方式的差异，任务三说明生成式模型的能力与局限，任务四划分委托与负责的界限，任务五给出判断任务委托等级的方法，任务六落实核验与留痕的具体做法。前两个任务回答“为什么用、用与不用有何区别”，中间两个任务回答“AI能做什么、责任如何划分”，后两个任务回答“具体怎样判断、怎样记录”。</w:t>
       </w:r>
     </w:p>
     <w:p>
       <w:r>
-        <w:t>本项目的起点是2026年的使用环境。到2026年秋季学期，AI工具已经进入许多学生的学习和求职流程，学生面对的问题已经从“要不要用”转向“用到什么程度、由谁兜底”。本项目的学习，是后续十二个项目的共同基础。</w:t>
+        <w:t>每个任务的结构相同。任务开头是一则背景案例，用来引出本任务要解决的问题；正文部分依次讲解概念、方法和示例，其中穿插提醒，指出容易忽略的风险；任务末尾是实践与反馈，给出参考要点，供学习者对照检查自己的判断；拓展探索则提出开放性问题，供有兴趣的学习者深入思考。学习者不必追求统一的答案，但每一项判断都应当有可以说明的理由。</w:t>
+      </w:r>
+    </w:p>
+    <w:p>
+      <w:r>
+        <w:t>本项目的起点是2026年的使用环境。到2026年秋季学期，AI工具已经进入许多学生的学习与求职流程，学生面对的问题已经从“要不要用”转向“用到什么程度、由谁兜底”。掌握本项目的内容，是学习后续十二个项目的共同基础，因为后续项目中的招聘、简历、面试、数据保密、成果权属和创业合规等场景，都建立在本项目的判断逻辑之上。</w:t>
       </w:r>
     </w:p>
     <w:p>
@@ -60,7 +65,7 @@
         <w:t>知识目标：</w:t>
       </w:r>
       <w:r>
-        <w:t>1. 能说明大模型生成内容的基本过程及其常见局限；2. 能区分“委托”与“负责”，说明使用者、提供者和接收者各自的责任；3. 了解与AI使用相关的基本制度要求。</w:t>
+        <w:t>能说明大模型生成内容的基本过程，列举其常见局限；能区分“委托”与“负责”两个概念，说明使用者、提供者和接收者各自承担的义务；了解与AI使用相关的基本制度要求。</w:t>
       </w:r>
     </w:p>
     <w:p>
@@ -71,7 +76,7 @@
         <w:t>能力目标：</w:t>
       </w:r>
       <w:r>
-        <w:t>4. 能比较使用AI与不使用AI的差别，说明各自的代价；5. 能依据风险类型和判断流程，判断一项任务的委托程度；6. 能完成一次AI辅助任务的核验与修改，并填写任务责任表。</w:t>
+        <w:t>能比较使用AI与不使用AI在时间、质量和责任上的差异；能依据风险类型和判断流程，判定一项任务的委托等级；能完成一次AI辅助任务的核验与修改，并填写任务责任表。</w:t>
       </w:r>
     </w:p>
     <w:p>
@@ -82,7 +87,7 @@
         <w:t>素养目标：</w:t>
       </w:r>
       <w:r>
-        <w:t>7. 形成“AI提供草稿，本人对结果负责”的职业习惯，并能在课堂讨论和求职准备中清楚说明自己的把关情况。</w:t>
+        <w:t>形成“AI提供草稿，本人对结果负责”的职业习惯，能在课堂讨论和求职准备中，清楚说明自己对AI输出的把关情况。</w:t>
       </w:r>
     </w:p>
     <w:p>
@@ -96,7 +101,7 @@
     </w:p>
     <w:p>
       <w:r>
-        <w:t>本项目建议6学时。各环节的学时、活动与产出见表1-1。</w:t>
+        <w:t>本项目建议6学时。各环节的学时、主要活动和产出见表1-1。学时可以根据班级情况调整：若学生已有较多使用经验，任务一与任务二可以合并为一次课堂讨论，任务六的留痕练习可以放到课后完成。</w:t>
       </w:r>
     </w:p>
     <w:p>
@@ -212,7 +217,7 @@
               <w:rPr>
                 <w:sz w:val="19"/>
               </w:rPr>
-              <w:t>任务一　为什么需要AI</w:t>
+              <w:t>任务一　辨明使用价值</w:t>
             </w:r>
           </w:p>
         </w:tc>
@@ -282,7 +287,7 @@
               <w:rPr>
                 <w:sz w:val="19"/>
               </w:rPr>
-              <w:t>任务二　用与不用的区别</w:t>
+              <w:t>任务二　比较工作差异</w:t>
             </w:r>
           </w:p>
         </w:tc>
@@ -316,7 +321,7 @@
               <w:rPr>
                 <w:sz w:val="19"/>
               </w:rPr>
-              <w:t>对比写作、面试追问测试</w:t>
+              <w:t>两版材料对比、面试追问测试</w:t>
             </w:r>
           </w:p>
         </w:tc>
@@ -352,7 +357,7 @@
               <w:rPr>
                 <w:sz w:val="19"/>
               </w:rPr>
-              <w:t>任务三　能力与局限</w:t>
+              <w:t>任务三　把握能力边界</w:t>
             </w:r>
           </w:p>
         </w:tc>
@@ -422,7 +427,7 @@
               <w:rPr>
                 <w:sz w:val="19"/>
               </w:rPr>
-              <w:t>任务四　委托与负责</w:t>
+              <w:t>任务四　划分责任归属</w:t>
             </w:r>
           </w:p>
         </w:tc>
@@ -492,7 +497,7 @@
               <w:rPr>
                 <w:sz w:val="19"/>
               </w:rPr>
-              <w:t>任务五　判断任务归属</w:t>
+              <w:t>任务五　判定委托等级</w:t>
             </w:r>
           </w:p>
         </w:tc>
@@ -562,7 +567,7 @@
               <w:rPr>
                 <w:sz w:val="19"/>
               </w:rPr>
-              <w:t>任务六　核验、修改与留痕</w:t>
+              <w:t>任务六　落实核验留痕</w:t>
             </w:r>
           </w:p>
         </w:tc>
@@ -695,17 +700,12 @@
       </w:pPr>
     </w:p>
     <w:p>
-      <w:r>
-        <w:t>学时可以根据班级情况调整。若学生已有较多使用经验，任务一和任务二可以合并为一次课堂讨论。</w:t>
-      </w:r>
-    </w:p>
-    <w:p>
       <w:pPr>
         <w:pStyle w:val="Heading2"/>
         <w:ind w:firstLine="0"/>
       </w:pPr>
       <w:r>
-        <w:t>任务一　为什么需要AI，不用会怎样</w:t>
+        <w:t>任务一　辨明使用价值</w:t>
       </w:r>
     </w:p>
     <w:p>
@@ -714,22 +714,22 @@
         <w:ind w:firstLine="0"/>
       </w:pPr>
       <w:r>
-        <w:t>背景案例</w:t>
+        <w:t>案例导入</w:t>
       </w:r>
     </w:p>
     <w:p>
       <w:r>
-        <w:t>某乡村民宿的老板老陈，一年积累了近两千条客人留言，其中有表扬，也有投诉，还有大量关于房间、餐食和路线的咨询。他原本打算每天花半小时整理，结果一周也没有理清。后来他尝试用AI对留言进行分类，两个小时就完成了初步整理。</w:t>
+        <w:t>某乡村民宿的老板老陈，一年内积累了近两千条客人留言。其中有表扬，有投诉，也有大量关于房间、餐食和行程的咨询。他原本计划每天花半小时整理，但一周过去，留言仍然堆在后台，无法看出哪些问题需要尽快处理。</w:t>
       </w:r>
     </w:p>
     <w:p>
       <w:r>
-        <w:t>分类结果看起来很整齐，但老陈在检查时发现，十几条明确的投诉，例如“空调漏水”“热水不稳定”，被归入了“表扬”。问题不在于AI不会分类，而在于它并不清楚“空调漏水”对一家民宿意味着什么。老陈最后的做法是：让AI做初筛，他本人逐条确认投诉和需要回复的留言。</w:t>
+        <w:t>后来他尝试用AI对留言进行分类，两个小时便完成了初步整理。分类结果整齐清楚，老陈却在检查时发现，十几条明确的投诉，例如“空调漏水”“热水时有时无”，被归入了“表扬”。问题并不在于AI不会分类，而在于它无法判断“空调漏水”对一家民宿意味着什么。最终，老陈调整了分工：AI负责初筛，他本人逐条确认投诉和需要回复的留言。</w:t>
       </w:r>
     </w:p>
     <w:p>
       <w:r>
-        <w:t>这个案例提出了本任务的两个问题：如果老陈不用AI，他会怎样？即使用了AI，哪些判断仍然只能由他自己做？下面的内容围绕这两个问题展开。</w:t>
+        <w:t>这个案例引出了本任务的两个问题。第一，如果不使用AI，工作会受到怎样的影响？第二，即使使用了AI，哪些判断仍然只能由使用者自己完成？下面将围绕这两个问题展开讨论。</w:t>
       </w:r>
     </w:p>
     <w:p>
@@ -738,12 +738,70 @@
         <w:ind w:firstLine="0"/>
       </w:pPr>
       <w:r>
-        <w:t>1.1 AI适合做什么</w:t>
+        <w:t>1.1 适用的环节</w:t>
       </w:r>
     </w:p>
     <w:p>
       <w:r>
-        <w:t>大模型在整理、改写、归纳、列举备选方案等方面表现较好。这些工作有一个共同点：输入的材料已经明确，输出的结果容易检查。老陈的留言分类，小林的简历格式调整，都属于这一类。</w:t>
+        <w:t>大模型在整理、改写、归纳和列举备选方案等方面表现较好。这类工作有一个共同特点：输入的材料是明确的，输出的结果可以逐项检查。老陈的留言分类属于这一类，因为每条留言的内容都在眼前，分类是否合理，一看便知。小林的简历格式调整同样属于这一类，因为格式是否统一，不需要依赖任何外部事实。</w:t>
+      </w:r>
+    </w:p>
+    <w:p>
+      <w:r>
+        <w:t>图1-1显示了老陈的做法：AI完成初筛之后，由本人借助放大镜逐条核对，尤其是涉及投诉和退款的留言。这种分工的要点在于，AI承担的是重复性、可检查的部分，而需要理解语境并作出判断的部分仍然保留在人的手中。</w:t>
+      </w:r>
+    </w:p>
+    <w:p>
+      <w:pPr>
+        <w:ind w:firstLine="0"/>
+        <w:jc w:val="center"/>
+      </w:pPr>
+      <w:r>
+        <w:drawing>
+          <wp:inline xmlns:a="http://schemas.openxmlformats.org/drawingml/2006/main" xmlns:pic="http://schemas.openxmlformats.org/drawingml/2006/picture">
+            <wp:extent cx="4860000" cy="2650909"/>
+            <wp:docPr id="1" name="Picture 1"/>
+            <wp:cNvGraphicFramePr>
+              <a:graphicFrameLocks noChangeAspect="1"/>
+            </wp:cNvGraphicFramePr>
+            <a:graphic>
+              <a:graphicData uri="http://schemas.openxmlformats.org/drawingml/2006/picture">
+                <pic:pic>
+                  <pic:nvPicPr>
+                    <pic:cNvPr id="0" name="fig_a_留言分类.png"/>
+                    <pic:cNvPicPr/>
+                  </pic:nvPicPr>
+                  <pic:blipFill>
+                    <a:blip r:embed="rId9"/>
+                    <a:stretch>
+                      <a:fillRect/>
+                    </a:stretch>
+                  </pic:blipFill>
+                  <pic:spPr>
+                    <a:xfrm>
+                      <a:off x="0" y="0"/>
+                      <a:ext cx="4860000" cy="2650909"/>
+                    </a:xfrm>
+                    <a:prstGeom prst="rect"/>
+                  </pic:spPr>
+                </pic:pic>
+              </a:graphicData>
+            </a:graphic>
+          </wp:inline>
+        </w:drawing>
+      </w:r>
+    </w:p>
+    <w:p>
+      <w:pPr>
+        <w:ind w:firstLine="0"/>
+        <w:jc w:val="center"/>
+      </w:pPr>
+      <w:r>
+        <w:rPr>
+          <w:b/>
+          <w:sz w:val="20"/>
+        </w:rPr>
+        <w:t>图1-1　AI完成初筛后，由本人逐条核对</w:t>
       </w:r>
     </w:p>
     <w:p>
@@ -752,22 +810,22 @@
         <w:ind w:firstLine="0"/>
       </w:pPr>
       <w:r>
-        <w:t>1.2 不用AI会怎样</w:t>
+        <w:t>1.2 不用的代价</w:t>
       </w:r>
     </w:p>
     <w:p>
       <w:r>
-        <w:t>不用AI，工作并不会停止，但时间的分配会改变。以老陈为例，手工整理需要三周，这段时间本可以用来改进服务或回复客人。对学生来说，不用AI意味着一份求职材料要花好几个晚上，投递的数量也会受到限制。这些成本是真实存在的。</w:t>
+        <w:t>不使用AI，工作并不会停止，但时间的分配会发生改变。以老陈为例，如果完全依靠手工整理，他需要大约三周时间，而这段时间本可以用来改进服务、回复客人或处理预订。对求职的学生来说，不使用AI意味着一份材料可能要花费数个晚上反复修改，投递的数量也会因此受到限制。这些成本是真实存在的，不应因为“手工更可靠”而被忽视。</w:t>
       </w:r>
     </w:p>
     <w:p>
       <w:r>
-        <w:t>但不用AI也有它的收益。亲手整理材料的过程，能让人更熟悉自己的经历和信息，这是任何工具都无法替代的。因此，“用不用AI”不是非黑即白的选择，而是要看哪些环节可以节省时间，哪些环节需要保留思考。</w:t>
+        <w:t>不使用AI也有它的收益。亲手整理材料的过程，能够帮助人重新梳理经历和信息，发现自己在哪些地方表述不清，这种收获是任何工具都无法替代的。因此，“用不用AI”并不是非此即彼的选择，而是需要判断哪些环节可以节省时间，哪些环节应当保留人工思考。</w:t>
       </w:r>
     </w:p>
     <w:p>
       <w:pPr>
-        <w:ind w:left="240"/>
+        <w:ind w:left="240" w:firstLine="0"/>
       </w:pPr>
       <w:r>
         <w:rPr>
@@ -776,7 +834,7 @@
         <w:t>【提醒】</w:t>
       </w:r>
       <w:r>
-        <w:t>不用AI并不等于更安全。手写的材料同样可能出错，例如日期写错、数字抄错。是否使用工具，并不改变核对的必要性。</w:t>
+        <w:t>不使用AI并不等于更安全。手写的材料同样可能出现日期写错、数字抄错、事实遗漏等问题。是否使用工具，并不改变核对的必要性。</w:t>
       </w:r>
     </w:p>
     <w:p>
@@ -785,12 +843,17 @@
         <w:ind w:firstLine="0"/>
       </w:pPr>
       <w:r>
-        <w:t>1.3 小林的选择</w:t>
+        <w:t>1.3 分工的原则</w:t>
       </w:r>
     </w:p>
     <w:p>
       <w:r>
-        <w:t>小林投出三十份简历后，只收到两次回复。她回头检查，发现每一份都是从头写起，花在格式和措辞上的时间太多，真正用于完善经历的时间反而很少。于是她决定让AI处理格式、语序和模板化的部分，而“项目经历”的具体描述仍然由自己来写。她在笔记中写道：“省下来的时间，要用在最需要判断的地方。”</w:t>
+        <w:t>小林投出三十份简历之后，只收到两次回复。她回头检查，发现每一份材料都是从头写起，花在格式和措辞上的时间太多，真正用于完善经历的时间反而很少。她意识到，问题不在于写得不够快，而在于时间用错了地方。</w:t>
+      </w:r>
+    </w:p>
+    <w:p>
+      <w:r>
+        <w:t>于是她制定了一条分工原则：凡是可以通过检查确认对错的部分，例如格式、语序、模板化的段落，交给AI处理；凡是需要她亲自回忆、取舍和负责的部分，例如“项目经历”中的具体描述，仍由她自己完成。她在笔记中写道：“省下来的时间，要用在最需要判断的地方。”这条原则，也是本任务希望读者建立的基本意识。</w:t>
       </w:r>
     </w:p>
     <w:p>
@@ -804,7 +867,7 @@
     </w:p>
     <w:p>
       <w:r>
-        <w:t>请列出你最近一周需要完成的三件事务，例如整理课程笔记、准备一次汇报、回复一封邮件。对每一件事务，判断它是否适合交给AI处理，并说明理由。</w:t>
+        <w:t>列出你最近一周需要完成的三件事务，例如整理课程笔记、准备一次汇报、回复一封邮件。对每一件事务，判断它是否适合交给AI处理，并写明理由。</w:t>
       </w:r>
     </w:p>
     <w:p>
@@ -815,7 +878,7 @@
         <w:t>参考要点：</w:t>
       </w:r>
       <w:r>
-        <w:t>重复性强、输出容易检查的事务（如格式整理、列清单）通常适合交给AI；涉及个人判断、他人信息或对外承诺的事务，即使AI能够起草，也应由本人决定。判断理由越具体，说明你对“委托”的理解越清楚。</w:t>
+        <w:t>重复性强、结果容易检查的事务，如格式整理、列出清单、统一术语，通常适合交给AI。涉及个人判断、他人信息或对外承诺的事务，即使AI能够起草，最终也应由本人决定。判断理由越具体，说明对“委托”的理解越清楚；如果只写“AI很方便”或“这件事很重要”，则说明理由仍然不充分。</w:t>
       </w:r>
     </w:p>
     <w:p>
@@ -824,12 +887,12 @@
         <w:ind w:firstLine="0"/>
       </w:pPr>
       <w:r>
-        <w:t>探索任务</w:t>
+        <w:t>拓展探索</w:t>
       </w:r>
     </w:p>
     <w:p>
       <w:r>
-        <w:t>回想一次你不用AI完成的任务，设想用AI处理它，会节省多少时间，又会增加哪些风险。把两者写成一段话，比较其中的得失。</w:t>
+        <w:t>回想一次你不使用AI完成的任务，设想用AI处理它，估计会节省多少时间，又会增加哪些风险。把两者写成一段话，比较其中的得失，并说明你最终会如何选择。</w:t>
       </w:r>
     </w:p>
     <w:p>
@@ -838,7 +901,7 @@
         <w:ind w:firstLine="0"/>
       </w:pPr>
       <w:r>
-        <w:t>任务二　用AI与不用AI，差别在哪里</w:t>
+        <w:t>任务二　比较工作差异</w:t>
       </w:r>
     </w:p>
     <w:p>
@@ -847,22 +910,22 @@
         <w:ind w:firstLine="0"/>
       </w:pPr>
       <w:r>
-        <w:t>背景案例</w:t>
+        <w:t>案例导入</w:t>
       </w:r>
     </w:p>
     <w:p>
       <w:r>
-        <w:t>同一段课程设计经历，两位同学各写了一版放进求职材料。甲同学是手写的，他写道：“表格中有一个异常值，我花了半天才查到原因，是数据导入时编码错误，修正后图表才与报告结论一致。”乙同学用AI生成了一版，写的是：“负责数据清洗与分析，有效提升了数据质量。”</w:t>
+        <w:t>同一段课程设计经历，两位同学各写了一版，放进求职材料。甲同学是手写的，他写道：“表格中有一个异常值，我花了半天才查到原因，是数据导入时编码错误，修正后图表才与报告结论一致。”乙同学用AI生成了一版，写的是：“负责数据清洗与分析，有效提升了数据质量。”</w:t>
       </w:r>
     </w:p>
     <w:p>
       <w:r>
-        <w:t>两人投递的是同一家企业。面试官对甲同学的经历连续追问了四五个细节，甲同学回答得很自然。面试官对乙同学只问了一句：“提升了多少？”乙同学一时无法回答。</w:t>
+        <w:t>两人投递的是同一家企业。面试官对甲同学的经历连续追问了四五个细节，甲同学回答得很自然，还能说明每一步的判断依据。面试官对乙同学只问了一句：“提升了多少？”乙同学一时无法回答，只能说“大概有明显改善”。</w:t>
       </w:r>
     </w:p>
     <w:p>
       <w:r>
-        <w:t>哪一版更流畅？显然是乙同学。哪一版更有说服力？答案恰恰相反。这个案例说明，AI让写作变得容易，却可能让真实的细节变得更稀缺。</w:t>
+        <w:t>哪一版更流畅？显然是乙同学。哪一版更有说服力？答案恰恰相反。这个案例说明，AI让写作变得容易，却可能让真实的细节变得更稀缺。两版材料的差异，并不在于是否使用了工具，而在于谁确认了其中的每一个事实。</w:t>
       </w:r>
     </w:p>
     <w:p>
@@ -876,7 +939,7 @@
     </w:p>
     <w:p>
       <w:r>
-        <w:t>表1-2从六个维度比较了三种做法：不使用AI，使用AI但不核验，以及使用AI并完成核验。比较的重点不在于哪种做法“最先进”，而在于每种做法的代价出现在什么地方。</w:t>
+        <w:t>表1-2从六个维度比较了三种做法：不使用AI，使用AI但不核验，以及使用AI并完成核验。比较的重点不在于哪种做法最先进，而在于每种做法的代价出现在什么环节，以及这些代价能否被及时发现。</w:t>
       </w:r>
     </w:p>
     <w:p>
@@ -1113,7 +1176,7 @@
               <w:rPr>
                 <w:sz w:val="19"/>
               </w:rPr>
-              <w:t>可靠，每一项都可追溯</w:t>
+              <w:t>可靠，每一项都可以追溯</w:t>
             </w:r>
           </w:p>
         </w:tc>
@@ -1219,7 +1282,7 @@
               <w:rPr>
                 <w:sz w:val="19"/>
               </w:rPr>
-              <w:t>容易，过程即记忆</w:t>
+              <w:t>较容易，过程即记忆</w:t>
             </w:r>
           </w:p>
         </w:tc>
@@ -1323,7 +1386,7 @@
               <w:rPr>
                 <w:sz w:val="19"/>
               </w:rPr>
-              <w:t>中等，核验中理解了细节</w:t>
+              <w:t>中等，核验过程中理解了细节</w:t>
             </w:r>
           </w:p>
         </w:tc>
@@ -1376,7 +1439,7 @@
               <w:rPr>
                 <w:sz w:val="19"/>
               </w:rPr>
-              <w:t>本人，但往往没有意识到</w:t>
+              <w:t>本人，但往往未意识到</w:t>
             </w:r>
           </w:p>
         </w:tc>
@@ -1393,7 +1456,7 @@
               <w:rPr>
                 <w:sz w:val="19"/>
               </w:rPr>
-              <w:t>本人，且有依据</w:t>
+              <w:t>本人，且有依据可以说明</w:t>
             </w:r>
           </w:p>
         </w:tc>
@@ -1406,21 +1469,7 @@
     </w:p>
     <w:p>
       <w:r>
-        <w:t>乙同学的问题，并不在于他用了AI，而在于他没有判断“提升了多少”这一句是否有依据。甲同学的版本之所以更有力量，是因为它记录了具体的过程。换句话说，真实的细节本身就是一种说服力。</w:t>
-      </w:r>
-    </w:p>
-    <w:p>
-      <w:pPr>
-        <w:ind w:left="240"/>
-      </w:pPr>
-      <w:r>
-        <w:rPr>
-          <w:b/>
-        </w:rPr>
-        <w:t>【提醒】</w:t>
-      </w:r>
-      <w:r>
-        <w:t>比较的目的是看清代价，而不是证明某种做法更好。在很多任务中，合理的选择是部分使用AI：让AI处理语言，由本人保留细节。</w:t>
+        <w:t>表1-2显示，第二种做法的时间成本最低，但风险也最集中。它的问题不在于效率，而在于使用者无法说明材料中的每一个事实来自哪里。第三种做法看似增加了步骤，却是三者中唯一能够同时兼顾效率与可靠性的选择。</w:t>
       </w:r>
     </w:p>
     <w:p>
@@ -1429,98 +1478,12 @@
         <w:ind w:firstLine="0"/>
       </w:pPr>
       <w:r>
-        <w:t>2.2 小林的重新选择</w:t>
+        <w:t>2.2 图示的含义</w:t>
       </w:r>
     </w:p>
     <w:p>
       <w:r>
-        <w:t>小林在比较两版之后，发现自己手写的那段“异常值”经历，恰恰是整份材料中最有价值的部分。她决定保留这段细节，只让AI帮忙调整语序，并把“提升了多少”这一句改为能够说明的具体描述。</w:t>
-      </w:r>
-    </w:p>
-    <w:p>
-      <w:pPr>
-        <w:pStyle w:val="Heading3"/>
-        <w:ind w:firstLine="0"/>
-      </w:pPr>
-      <w:r>
-        <w:t>实践与反馈</w:t>
-      </w:r>
-    </w:p>
-    <w:p>
-      <w:r>
-        <w:t>选一段你真实做过的经历，先按自己的方式写一版，再让AI改写一版。比较两版，写下三处差异，并分别说明：如果面试官追问其中的细节，你能否回答？</w:t>
-      </w:r>
-    </w:p>
-    <w:p>
-      <w:r>
-        <w:rPr>
-          <w:b/>
-        </w:rPr>
-        <w:t>参考要点：</w:t>
-      </w:r>
-      <w:r>
-        <w:t>如果一版中的某个细节你无法说明，它就不应当出现在材料中，无论它写得多么流畅。这一标准比“文字好不好”更能帮助你判断AI的作用。</w:t>
-      </w:r>
-    </w:p>
-    <w:p>
-      <w:pPr>
-        <w:pStyle w:val="Heading3"/>
-        <w:ind w:firstLine="0"/>
-      </w:pPr>
-      <w:r>
-        <w:t>探索任务</w:t>
-      </w:r>
-    </w:p>
-    <w:p>
-      <w:r>
-        <w:t>为自己的一份材料设计五个“面试追问”，逐一检验两个版本能否回答。记录哪些问题最容易暴露问题，并思考原因。</w:t>
-      </w:r>
-    </w:p>
-    <w:p>
-      <w:pPr>
-        <w:pStyle w:val="Heading2"/>
-        <w:ind w:firstLine="0"/>
-      </w:pPr>
-      <w:r>
-        <w:t>任务三　AI能做什么，不能替你做什么</w:t>
-      </w:r>
-    </w:p>
-    <w:p>
-      <w:pPr>
-        <w:pStyle w:val="Heading3"/>
-        <w:ind w:firstLine="0"/>
-      </w:pPr>
-      <w:r>
-        <w:t>背景案例</w:t>
-      </w:r>
-    </w:p>
-    <w:p>
-      <w:r>
-        <w:t>2023年，美国一起案件引起了广泛关注。一位律师在提交的法律文件中引用了几个判例，这些判例是他通过生成式AI获得的。法官在核查时发现，这些案件并不存在，于是对律师作出了处罚。</w:t>
-      </w:r>
-    </w:p>
-    <w:p>
-      <w:r>
-        <w:t>律师并非不懂工具，也并非完全没有核对意识。他的错误在于，把生成的文字当成了检索的结果。AI输出的判例名称、法院、日期都写得非常规范，这种规范本身就容易让人放松警惕。</w:t>
-      </w:r>
-    </w:p>
-    <w:p>
-      <w:r>
-        <w:t>小林在整理文献综述时，也遇到过类似的情况。她让AI列出三篇关于“学习动机”的文献，其中一篇的期刊名称和作者对不上，她花了二十分钟才确认这篇文献并不存在。她开始意识到，问题不在于AI会不会写，而在于它写出来的东西，是否真的存在。</w:t>
-      </w:r>
-    </w:p>
-    <w:p>
-      <w:pPr>
-        <w:pStyle w:val="Heading3"/>
-        <w:ind w:firstLine="0"/>
-      </w:pPr>
-      <w:r>
-        <w:t>3.1 生成的基本过程</w:t>
-      </w:r>
-    </w:p>
-    <w:p>
-      <w:r>
-        <w:t>图1-1显示了大模型生成文本的基本过程。大模型处理文字时，并不是像查字典一样，从数据库中找到现成的句子再返回给用户。它先把输入切分为词元，然后逐个预测下一个词元最可能出现的位置，最后把这些词元组合成输出文本。</w:t>
+        <w:t>图1-2用左右对照的方式呈现两种写作方式。左侧是手写的过程，写作者需要回忆细节、反复推敲，每一个句子都经过自己的确认；右侧是借助屏幕完成的过程，文字整齐、速度快，但写作者的注意力容易停留在版面和措辞上，而忽略了对事实的核对。</w:t>
       </w:r>
     </w:p>
     <w:p>
@@ -1531,8 +1494,8 @@
       <w:r>
         <w:drawing>
           <wp:inline xmlns:a="http://schemas.openxmlformats.org/drawingml/2006/main" xmlns:pic="http://schemas.openxmlformats.org/drawingml/2006/picture">
-            <wp:extent cx="5040000" cy="2086244"/>
-            <wp:docPr id="1" name="Picture 1"/>
+            <wp:extent cx="4860000" cy="2650909"/>
+            <wp:docPr id="2" name="Picture 2"/>
             <wp:cNvGraphicFramePr>
               <a:graphicFrameLocks noChangeAspect="1"/>
             </wp:cNvGraphicFramePr>
@@ -1540,11 +1503,11 @@
               <a:graphicData uri="http://schemas.openxmlformats.org/drawingml/2006/picture">
                 <pic:pic>
                   <pic:nvPicPr>
-                    <pic:cNvPr id="0" name="fig1.png"/>
+                    <pic:cNvPr id="0" name="fig_b_写作方式.png"/>
                     <pic:cNvPicPr/>
                   </pic:nvPicPr>
                   <pic:blipFill>
-                    <a:blip r:embed="rId9"/>
+                    <a:blip r:embed="rId10"/>
                     <a:stretch>
                       <a:fillRect/>
                     </a:stretch>
@@ -1552,7 +1515,7 @@
                   <pic:spPr>
                     <a:xfrm>
                       <a:off x="0" y="0"/>
-                      <a:ext cx="5040000" cy="2086244"/>
+                      <a:ext cx="4860000" cy="2650909"/>
                     </a:xfrm>
                     <a:prstGeom prst="rect"/>
                   </pic:spPr>
@@ -1573,17 +1536,17 @@
           <w:b/>
           <w:sz w:val="20"/>
         </w:rPr>
-        <w:t>图1-1　大模型生成文本的基本过程</w:t>
+        <w:t>图1-2　两种写作方式的对照</w:t>
       </w:r>
     </w:p>
     <w:p>
       <w:r>
-        <w:t>图1-1的第三步，是理解大模型局限的关键。模型在每一步都是在预测“合理的下一个词”，而不是核对“这件事是否真实”。因此，一段文字可以语句通顺、细节具体，同时又与事实不符。</w:t>
+        <w:t>乙同学的问题，并不在于他使用了AI，而在于他没有判断“提升了多少”这一句是否有依据。甲同学的版本之所以更有力量，是因为它记录了具体的过程，包括问题出现的位置、排查的步骤和最终的结论。换句话说，真实的细节本身就是一种说服力。</w:t>
       </w:r>
     </w:p>
     <w:p>
       <w:pPr>
-        <w:ind w:left="240"/>
+        <w:ind w:left="240" w:firstLine="0"/>
       </w:pPr>
       <w:r>
         <w:rPr>
@@ -1592,7 +1555,179 @@
         <w:t>【提醒】</w:t>
       </w:r>
       <w:r>
-        <w:t>通顺、规范、细节具体，只说明文字的形式质量，不说明内容是否属实。</w:t>
+        <w:t>比较的目的是看清代价，而不是证明某种做法更好。在很多任务中，合理的选择是部分使用AI：让AI处理语言和结构，由本人保留和确认事实。</w:t>
+      </w:r>
+    </w:p>
+    <w:p>
+      <w:pPr>
+        <w:pStyle w:val="Heading3"/>
+        <w:ind w:firstLine="0"/>
+      </w:pPr>
+      <w:r>
+        <w:t>2.3 小林的重新选择</w:t>
+      </w:r>
+    </w:p>
+    <w:p>
+      <w:r>
+        <w:t>小林在比较两版材料之后，发现自己手写的那段“异常值”经历，恰恰是整份材料中最有价值的部分。她决定保留这段细节，只让AI帮忙调整语序和段落结构。对于原先那句“提升了数据质量”，她没有保留，而是改写为能够说明的具体描述：“发现导入数据时的编码错误，修正后图表与报告结论保持一致。”</w:t>
+      </w:r>
+    </w:p>
+    <w:p>
+      <w:pPr>
+        <w:pStyle w:val="Heading3"/>
+        <w:ind w:firstLine="0"/>
+      </w:pPr>
+      <w:r>
+        <w:t>实践与反馈</w:t>
+      </w:r>
+    </w:p>
+    <w:p>
+      <w:r>
+        <w:t>选一段你真实做过的经历，先按自己的方式写一版，再让AI改写一版。比较两版，写下三处差异，并分别说明：如果面试官追问其中的某个细节，你能否回答？能否说明它的来源？</w:t>
+      </w:r>
+    </w:p>
+    <w:p>
+      <w:r>
+        <w:rPr>
+          <w:b/>
+        </w:rPr>
+        <w:t>参考要点：</w:t>
+      </w:r>
+      <w:r>
+        <w:t>如果一版中的某个细节你无法说明，它就不应当出现在材料中，无论它写得多么流畅。这一标准比“文字好不好”更能帮助你判断AI在其中的作用。如果你的三处差异都集中在措辞上，说明比较还不够深入，应当进一步检查事实层面的差异。</w:t>
+      </w:r>
+    </w:p>
+    <w:p>
+      <w:pPr>
+        <w:pStyle w:val="Heading3"/>
+        <w:ind w:firstLine="0"/>
+      </w:pPr>
+      <w:r>
+        <w:t>拓展探索</w:t>
+      </w:r>
+    </w:p>
+    <w:p>
+      <w:r>
+        <w:t>为自己的一份材料设计五个面试追问，逐一检验两个版本能否回答。记录哪些追问最容易暴露问题，并思考原因：是因为事实不清，还是因为表述超出了实际。</w:t>
+      </w:r>
+    </w:p>
+    <w:p>
+      <w:pPr>
+        <w:pStyle w:val="Heading2"/>
+        <w:ind w:firstLine="0"/>
+      </w:pPr>
+      <w:r>
+        <w:t>任务三　把握能力边界</w:t>
+      </w:r>
+    </w:p>
+    <w:p>
+      <w:pPr>
+        <w:pStyle w:val="Heading3"/>
+        <w:ind w:firstLine="0"/>
+      </w:pPr>
+      <w:r>
+        <w:t>案例导入</w:t>
+      </w:r>
+    </w:p>
+    <w:p>
+      <w:r>
+        <w:t>2023年，美国一起案件引起了广泛关注。一位律师在提交给法院的法律文件中引用了若干判例，这些判例是他借助生成式AI获得的。法官在核查时发现，这些案件并不存在，于是对律师作出了处罚。</w:t>
+      </w:r>
+    </w:p>
+    <w:p>
+      <w:r>
+        <w:t>律师并非不懂工具，也并非完全没有核对意识。他的错误在于，把生成的文字当成了检索的结果。AI输出的判例名称、法院名称和日期都写得非常规范，这种规范本身就容易让人放松警惕。在专业场合，规范的格式恰恰最容易掩盖内容的缺陷。</w:t>
+      </w:r>
+    </w:p>
+    <w:p>
+      <w:r>
+        <w:t>小林在整理文献综述时也遇到过类似的情况。她请AI列出三篇关于“学习动机”的文献，其中一篇的期刊名称与作者对不上。她花了二十分钟，在学术数据库中逐一检索，才确认这篇文献并不存在。她由此意识到，问题不在于AI会不会写，而在于它写出来的内容是否真实存在。</w:t>
+      </w:r>
+    </w:p>
+    <w:p>
+      <w:pPr>
+        <w:pStyle w:val="Heading3"/>
+        <w:ind w:firstLine="0"/>
+      </w:pPr>
+      <w:r>
+        <w:t>3.1 生成的基本过程</w:t>
+      </w:r>
+    </w:p>
+    <w:p>
+      <w:r>
+        <w:t>图1-3展示了大模型生成文本的基本过程。大模型处理文字时，并不是像查字典那样，从数据库中找到现成的句子再返回给用户。它先把输入切分为词元，也就是模型处理文字的最小单位；然后根据前面的内容，逐个预测下一个词元最可能出现的位置；最后将这些词元组合成输出文本。</w:t>
+      </w:r>
+    </w:p>
+    <w:p>
+      <w:pPr>
+        <w:ind w:firstLine="0"/>
+        <w:jc w:val="center"/>
+      </w:pPr>
+      <w:r>
+        <w:drawing>
+          <wp:inline xmlns:a="http://schemas.openxmlformats.org/drawingml/2006/main" xmlns:pic="http://schemas.openxmlformats.org/drawingml/2006/picture">
+            <wp:extent cx="4860000" cy="2650909"/>
+            <wp:docPr id="3" name="Picture 3"/>
+            <wp:cNvGraphicFramePr>
+              <a:graphicFrameLocks noChangeAspect="1"/>
+            </wp:cNvGraphicFramePr>
+            <a:graphic>
+              <a:graphicData uri="http://schemas.openxmlformats.org/drawingml/2006/picture">
+                <pic:pic>
+                  <pic:nvPicPr>
+                    <pic:cNvPr id="0" name="fig_c_逐词续写.png"/>
+                    <pic:cNvPicPr/>
+                  </pic:nvPicPr>
+                  <pic:blipFill>
+                    <a:blip r:embed="rId11"/>
+                    <a:stretch>
+                      <a:fillRect/>
+                    </a:stretch>
+                  </pic:blipFill>
+                  <pic:spPr>
+                    <a:xfrm>
+                      <a:off x="0" y="0"/>
+                      <a:ext cx="4860000" cy="2650909"/>
+                    </a:xfrm>
+                    <a:prstGeom prst="rect"/>
+                  </pic:spPr>
+                </pic:pic>
+              </a:graphicData>
+            </a:graphic>
+          </wp:inline>
+        </w:drawing>
+      </w:r>
+    </w:p>
+    <w:p>
+      <w:pPr>
+        <w:ind w:firstLine="0"/>
+        <w:jc w:val="center"/>
+      </w:pPr>
+      <w:r>
+        <w:rPr>
+          <w:b/>
+          <w:sz w:val="20"/>
+        </w:rPr>
+        <w:t>图1-3　大模型逐词预测的过程示意</w:t>
+      </w:r>
+    </w:p>
+    <w:p>
+      <w:r>
+        <w:t>图1-3的核心在于“逐个预测”。模型在每一步所做的，是判断哪一个词在当前语境中最合理，而不是核对“这件事是否真实”。因此，一段文字可以语句通顺、细节具体，同时又与事实不符。这种不符并不是模型偶然的失误，而是生成方式本身决定的结果。</w:t>
+      </w:r>
+    </w:p>
+    <w:p>
+      <w:pPr>
+        <w:ind w:left="240" w:firstLine="0"/>
+      </w:pPr>
+      <w:r>
+        <w:rPr>
+          <w:b/>
+        </w:rPr>
+        <w:t>【提醒】</w:t>
+      </w:r>
+      <w:r>
+        <w:t>通顺、规范、细节具体，只说明文字的形式质量，并不说明内容是否属实。判断内容是否属实，需要依靠外部的原始材料。</w:t>
       </w:r>
     </w:p>
     <w:p>
@@ -1606,7 +1741,7 @@
     </w:p>
     <w:p>
       <w:r>
-        <w:t>表1-3列出了大模型常见的能力与局限，并给出了相应的应对方式。</w:t>
+        <w:t>表1-3从能力和局限两个方面，列出了大模型的主要特点，并给出了相应的应对方式。能力方面，模型擅长整理与改写、归纳与列举；局限方面，模型存在幻觉、时效性、不稳定和缺少责任意识等问题。</w:t>
       </w:r>
     </w:p>
     <w:p>
@@ -1756,7 +1891,7 @@
               <w:rPr>
                 <w:sz w:val="19"/>
               </w:rPr>
-              <w:t>把杂乱的材料整理成条理清楚的文字</w:t>
+              <w:t>把杂乱的材料整理为条理清楚的文字</w:t>
             </w:r>
           </w:p>
         </w:tc>
@@ -2053,7 +2188,7 @@
               <w:rPr>
                 <w:sz w:val="19"/>
               </w:rPr>
-              <w:t>用多种问法交叉检验，但仍需核实</w:t>
+              <w:t>用多种问法交叉检验，并仍需核实</w:t>
             </w:r>
           </w:p>
         </w:tc>
@@ -2142,7 +2277,7 @@
         <w:t>知识卡片：</w:t>
       </w:r>
       <w:r>
-        <w:t>“幻觉”是指模型生成的内容看似合理，实际上与事实不符，甚至完全虚构。这种内容往往比明显的错误更难发现，因为它的格式与真实内容一模一样。</w:t>
+        <w:t>“幻觉”是指模型生成的内容看似合理，实际上与事实不符，甚至完全虚构。这类内容的危险之处在于，它的格式与真实内容一模一样，只有逐项核实才能发现。</w:t>
       </w:r>
     </w:p>
     <w:p>
@@ -2153,7 +2288,7 @@
         <w:t>知识卡片：</w:t>
       </w:r>
       <w:r>
-        <w:t>大模型的知识来自训练数据，训练数据有时间截止点。联网检索可以弥补这一不足，但检索到的网页同样需要判断来源是否可靠。涉及政策、价格和日期的内容，应当以官方发布为准。</w:t>
+        <w:t>模型的知识来自训练数据，而训练数据有时间截止点。联网检索可以弥补这一不足，但检索到的网页同样需要判断来源是否可靠。涉及政策、价格和日期的内容，应当以官方发布为准，而不能以AI的表述为准。</w:t>
       </w:r>
     </w:p>
     <w:p>
@@ -2167,7 +2302,7 @@
     </w:p>
     <w:p>
       <w:r>
-        <w:t>小林后来养成了一个习惯：凡是AI给出的文献、数据和政策条款，她都先在数据库或官方网站中检索一次，检索不到的，直接删除。她说，这个习惯让她少犯了很多低级错误。</w:t>
+        <w:t>此后，小林养成了一个习惯：凡是AI给出的文献、数据和政策条款，她都先在学术数据库或官方网站中检索一次，检索不到的一律删除，不作保留。这个习惯并不复杂，却让她在后续的材料准备中避免了多次低级错误。</w:t>
       </w:r>
     </w:p>
     <w:p>
@@ -2181,7 +2316,7 @@
     </w:p>
     <w:p>
       <w:r>
-        <w:t>选一个你熟悉的问题，让AI回答。把回答中所有的人名、数字、出处和结论逐条标出，并说明每一条应当通过什么途径核实。</w:t>
+        <w:t>选择一个你熟悉的问题，让AI回答。把回答中所有的人名、数字、出处和结论逐条标出，并说明每一条应当通过什么途径核实。完成后统计：能够核实的有几条，无法核实的有几条。</w:t>
       </w:r>
     </w:p>
     <w:p>
@@ -2192,7 +2327,7 @@
         <w:t>参考要点：</w:t>
       </w:r>
       <w:r>
-        <w:t>最容易出错的通常是出处、具体数字和政策条款。凡是能够在权威来源中找到对应内容的，才算完成核实；找不到的，即使文字再规范，也应当删除或标注为待确认。</w:t>
+        <w:t>最容易出错的通常是出处、具体数字和政策条款。凡是能够在权威来源中找到对应内容的，才算完成核实；找不到的，即使文字再规范，也应当删除，或标注为待确认。如果你的统计显示大部分内容都能核实，说明问题选得过于简单，可以换一个更专门的问题再做一次。</w:t>
       </w:r>
     </w:p>
     <w:p>
@@ -2201,12 +2336,12 @@
         <w:ind w:firstLine="0"/>
       </w:pPr>
       <w:r>
-        <w:t>探索任务</w:t>
+        <w:t>拓展探索</w:t>
       </w:r>
     </w:p>
     <w:p>
       <w:r>
-        <w:t>用两种不同的问法询问同一个问题，比较两次回答中的事实细节是否一致。思考：如果两次回答不一致，你会以哪一次为准？依据是什么？</w:t>
+        <w:t>用两种不同的问法询问同一个问题，比较两次回答中的事实细节是否一致。如果两次回答不一致，你会以哪一次为准？依据是什么？这个问题没有唯一的答案，但回答它的过程，有助于理解模型的不稳定性。</w:t>
       </w:r>
     </w:p>
     <w:p>
@@ -2215,7 +2350,7 @@
         <w:ind w:firstLine="0"/>
       </w:pPr>
       <w:r>
-        <w:t>任务四　委托与负责</w:t>
+        <w:t>任务四　划分责任归属</w:t>
       </w:r>
     </w:p>
     <w:p>
@@ -2224,7 +2359,7 @@
         <w:ind w:firstLine="0"/>
       </w:pPr>
       <w:r>
-        <w:t>背景案例</w:t>
+        <w:t>案例导入</w:t>
       </w:r>
     </w:p>
     <w:p>
@@ -2234,12 +2369,12 @@
     </w:p>
     <w:p>
       <w:r>
-        <w:t>事后，学校、系统开发方和学生围绕责任展开了讨论。学校认为，答疑助手只是辅助工具，正式信息以学校通知为准；开发方认为，系统页面已标注“仅供参考”；学生则认为，助手给出的日期看起来非常正式。</w:t>
+        <w:t>事后，学校、系统开发方和学生围绕责任展开了讨论。学校认为，答疑助手只是辅助工具，正式信息以学校通知为准；开发方认为，系统页面已经标注“仅供参考”；学生则认为，助手给出的日期看起来非常正式，且没有提示需要核对。</w:t>
       </w:r>
     </w:p>
     <w:p>
       <w:r>
-        <w:t>这个案例没有简单的答案。它提示我们，责任往往不是只属于某一方，但每一方都有自己需要承担的部分。下面我们要弄清楚：什么是“委托”，什么是“负责”，两者如何分开。</w:t>
+        <w:t>这个案例没有简单的答案。它提示我们，责任往往不只属于某一方，但每一方都有自己需要承担的部分。本任务要弄清楚两件事：什么是“委托”，什么是“负责”；两者之间的界限应当如何划分。</w:t>
       </w:r>
     </w:p>
     <w:p>
@@ -2248,12 +2383,12 @@
         <w:ind w:firstLine="0"/>
       </w:pPr>
       <w:r>
-        <w:t>4.1 委托与负责的区别</w:t>
+        <w:t>4.1 委托与负责</w:t>
       </w:r>
     </w:p>
     <w:p>
       <w:r>
-        <w:t>委托是“做事情”的分工，负责是“担后果”的分工。一项工作可以由AI完成其中的一部分，但最终的结果，始终要由某个人来承担。表1-4对两者作了比较。</w:t>
+        <w:t>委托是“做事情”的分工，负责是“担后果”的分工。一项工作可以由AI完成其中的一部分，但最终的结果始终要由某个人承担。表1-4从含义、对象、能否转移、典型做法和判断问题五个方面，对两者作了比较。</w:t>
       </w:r>
     </w:p>
     <w:p>
@@ -2608,17 +2743,8 @@
       </w:pPr>
     </w:p>
     <w:p>
-      <w:pPr>
-        <w:pStyle w:val="Heading3"/>
-        <w:ind w:firstLine="0"/>
-      </w:pPr>
       <w:r>
-        <w:t>4.2 责任的分布</w:t>
-      </w:r>
-    </w:p>
-    <w:p>
-      <w:r>
-        <w:t>图1-2显示了使用AI时责任的分布。三类主体各自承担不同的义务：提供者需要通过技术和制度减少有害或虚假内容；使用者需要在采用输出之前完成核验，并对提交的内容负责；接收者需要根据来源判断可信程度，并在必要时核实。</w:t>
+        <w:t>图1-4用天平比喻两者的关系。左盘是AI，它承担大量的执行工作；右盘是本人，它承担最终的结果。天平之所以右侧略低，是因为无论执行环节由谁完成，结果的责任都落在使用者身上。执行可以分担，责任不能转移。</w:t>
       </w:r>
     </w:p>
     <w:p>
@@ -2629,8 +2755,8 @@
       <w:r>
         <w:drawing>
           <wp:inline xmlns:a="http://schemas.openxmlformats.org/drawingml/2006/main" xmlns:pic="http://schemas.openxmlformats.org/drawingml/2006/picture">
-            <wp:extent cx="5040000" cy="2518244"/>
-            <wp:docPr id="2" name="Picture 2"/>
+            <wp:extent cx="4860000" cy="2650909"/>
+            <wp:docPr id="4" name="Picture 4"/>
             <wp:cNvGraphicFramePr>
               <a:graphicFrameLocks noChangeAspect="1"/>
             </wp:cNvGraphicFramePr>
@@ -2638,11 +2764,11 @@
               <a:graphicData uri="http://schemas.openxmlformats.org/drawingml/2006/picture">
                 <pic:pic>
                   <pic:nvPicPr>
-                    <pic:cNvPr id="0" name="fig2.png"/>
+                    <pic:cNvPr id="0" name="fig_d_天平.png"/>
                     <pic:cNvPicPr/>
                   </pic:nvPicPr>
                   <pic:blipFill>
-                    <a:blip r:embed="rId10"/>
+                    <a:blip r:embed="rId12"/>
                     <a:stretch>
                       <a:fillRect/>
                     </a:stretch>
@@ -2650,7 +2776,7 @@
                   <pic:spPr>
                     <a:xfrm>
                       <a:off x="0" y="0"/>
-                      <a:ext cx="5040000" cy="2518244"/>
+                      <a:ext cx="4860000" cy="2650909"/>
                     </a:xfrm>
                     <a:prstGeom prst="rect"/>
                   </pic:spPr>
@@ -2671,17 +2797,84 @@
           <w:b/>
           <w:sz w:val="20"/>
         </w:rPr>
-        <w:t>图1-2　使用AI时的责任分布</w:t>
+        <w:t>图1-4　委托与负责的分量：执行可以分担，责任不能转移</w:t>
+      </w:r>
+    </w:p>
+    <w:p>
+      <w:pPr>
+        <w:pStyle w:val="Heading3"/>
+        <w:ind w:firstLine="0"/>
+      </w:pPr>
+      <w:r>
+        <w:t>4.2 责任的分布</w:t>
       </w:r>
     </w:p>
     <w:p>
       <w:r>
-        <w:t>回到答疑助手的案例，开发方的义务是提供提示和纠错机制，学校的义务是把正式信息与助手的回复区分开，学生的义务是在依赖重要日期之前，以官方通知为准。三方的义务相互补充，但彼此不能替代。</w:t>
+        <w:t>图1-5显示了使用AI时责任的分布。三类主体各自承担不同的义务。提供者需要通过技术和制度手段，减少有害或虚假内容的产生，并提供必要的提示与纠错渠道；使用者需要在采用输出之前完成核验，并对自己提交的内容负责；接收者需要根据信息来源判断可信程度，并在依赖重要信息之前进行核实。</w:t>
       </w:r>
     </w:p>
     <w:p>
       <w:pPr>
-        <w:ind w:left="240"/>
+        <w:ind w:firstLine="0"/>
+        <w:jc w:val="center"/>
+      </w:pPr>
+      <w:r>
+        <w:drawing>
+          <wp:inline xmlns:a="http://schemas.openxmlformats.org/drawingml/2006/main" xmlns:pic="http://schemas.openxmlformats.org/drawingml/2006/picture">
+            <wp:extent cx="4860000" cy="2428307"/>
+            <wp:docPr id="5" name="Picture 5"/>
+            <wp:cNvGraphicFramePr>
+              <a:graphicFrameLocks noChangeAspect="1"/>
+            </wp:cNvGraphicFramePr>
+            <a:graphic>
+              <a:graphicData uri="http://schemas.openxmlformats.org/drawingml/2006/picture">
+                <pic:pic>
+                  <pic:nvPicPr>
+                    <pic:cNvPr id="0" name="fig2.png"/>
+                    <pic:cNvPicPr/>
+                  </pic:nvPicPr>
+                  <pic:blipFill>
+                    <a:blip r:embed="rId13"/>
+                    <a:stretch>
+                      <a:fillRect/>
+                    </a:stretch>
+                  </pic:blipFill>
+                  <pic:spPr>
+                    <a:xfrm>
+                      <a:off x="0" y="0"/>
+                      <a:ext cx="4860000" cy="2428307"/>
+                    </a:xfrm>
+                    <a:prstGeom prst="rect"/>
+                  </pic:spPr>
+                </pic:pic>
+              </a:graphicData>
+            </a:graphic>
+          </wp:inline>
+        </w:drawing>
+      </w:r>
+    </w:p>
+    <w:p>
+      <w:pPr>
+        <w:ind w:firstLine="0"/>
+        <w:jc w:val="center"/>
+      </w:pPr>
+      <w:r>
+        <w:rPr>
+          <w:b/>
+          <w:sz w:val="20"/>
+        </w:rPr>
+        <w:t>图1-5　使用AI时的责任分布</w:t>
+      </w:r>
+    </w:p>
+    <w:p>
+      <w:r>
+        <w:t>回到答疑助手的案例，可以逐一对照。开发方的义务是提供提示和纠错机制，并明确系统的适用范围；学校的义务是把正式信息与助手的回复清楚地区分开，并对关键日期设置人工复核；学生的义务是在依赖缴费截止日期之前，以官方通知为准。三方的义务相互补充，但彼此不能替代。</w:t>
+      </w:r>
+    </w:p>
+    <w:p>
+      <w:pPr>
+        <w:ind w:left="240" w:firstLine="0"/>
       </w:pPr>
       <w:r>
         <w:rPr>
@@ -2690,7 +2883,7 @@
         <w:t>【提醒】</w:t>
       </w:r>
       <w:r>
-        <w:t>平台的义务不能替代使用者的责任。平台可以设置过滤和提示，但使用者仍需对自己采用的内容负责。</w:t>
+        <w:t>平台的义务不能替代使用者的责任。平台可以设置过滤和提示，但使用者仍需对自己采用的内容负责。“系统已经提示仅供参考”并不意味着使用者可以免除核对的责任。</w:t>
       </w:r>
     </w:p>
     <w:p>
@@ -2709,22 +2902,40 @@
     </w:p>
     <w:p>
       <w:r>
-        <w:t>第一，《生成式人工智能服务管理暂行办法》于2023年7月公布，同年8月起施行。该办法对生成式人工智能服务提供者的义务作出了规定，是理解“提供者责任”的基础。</w:t>
+        <w:rPr>
+          <w:b/>
+        </w:rPr>
+        <w:t>第一，</w:t>
+      </w:r>
+      <w:r>
+        <w:t>《生成式人工智能服务管理暂行办法》于2023年7月公布，同年8月起施行。该办法对生成式人工智能服务提供者的义务作出了规定，是理解“提供者责任”的基础，也为使用者理解服务的边界提供了依据。</w:t>
       </w:r>
     </w:p>
     <w:p>
       <w:r>
-        <w:t>第二，《中华人民共和国个人信息保护法》自2021年11月1日起施行。当学生把他人的信息输入AI工具时，就涉及个人信息的处理问题。</w:t>
+        <w:rPr>
+          <w:b/>
+        </w:rPr>
+        <w:t>第二，</w:t>
+      </w:r>
+      <w:r>
+        <w:t>《中华人民共和国个人信息保护法》自2021年11月1日起施行。当学生把他人的信息输入AI工具时，就涉及个人信息的处理问题，应当事先判断是否具有合法的依据。</w:t>
       </w:r>
     </w:p>
     <w:p>
       <w:r>
-        <w:t>第三，河北省教育部门印发的《关于加强OPC人才培养支持大学生创新创业的指导意见（试行）》（冀教高函〔2026〕45号）提出，通识类课程应当帮助学生掌握大模型基本原理和AI工具的使用方法。这意味着，学会使用工具已经是课程的基本要求，而如何负责地使用工具，同样是需要学习的内容。</w:t>
+        <w:rPr>
+          <w:b/>
+        </w:rPr>
+        <w:t>第三，</w:t>
+      </w:r>
+      <w:r>
+        <w:t>河北省教育部门印发的《关于加强OPC人才培养支持大学生创新创业的指导意见（试行）》（冀教高函〔2026〕45号）提出，通识类课程应当帮助学生掌握大模型基本原理和AI工具的使用方法。这意味着，学会使用工具已经是课程的基本要求，而如何负责地使用工具，同样是需要学习的内容。</w:t>
       </w:r>
     </w:p>
     <w:p>
       <w:r>
-        <w:t>小林在为自己的简历签字确认之前，给每一项经历标注了“由我负责”。这一标注让她清楚地知道，哪些内容是她可以保证的。</w:t>
+        <w:t>小林在为简历签字确认之前，给每一项经历标注了“由我负责”。这一标注让她清楚地知道，哪些内容是她可以保证的，哪些内容还需要进一步核实。</w:t>
       </w:r>
     </w:p>
     <w:p>
@@ -2738,7 +2949,7 @@
     </w:p>
     <w:p>
       <w:r>
-        <w:t>参考本任务的案例，画出答疑助手事件中的责任分布，并为提供方、学校和使用者各写一条义务。</w:t>
+        <w:t>参考本任务的案例，画出答疑助手事件中的责任分布，并为提供方、学校和使用者各写一条具体的义务。</w:t>
       </w:r>
     </w:p>
     <w:p>
@@ -2749,7 +2960,7 @@
         <w:t>参考要点：</w:t>
       </w:r>
       <w:r>
-        <w:t>提供方：完善提示，设置纠错入口，说明系统的适用范围；学校：把正式信息与助手回复分开标注，设置人工复核；使用者：在处理缴费、考试等重要日期时，以官方通知为准。能够写出具体动作，而不是笼统地说“应当加强管理”，说明理解较为深入。</w:t>
+        <w:t>提供方：完善提示语，设置纠错入口，在界面中说明系统的适用范围；学校：把正式信息与助手回复分开标注，对缴费、考试等关键日期设置人工复核；使用者：在处理缴费截止日期等重要事项时，以官方通知为准。能够写出具体动作，而不是笼统地说“应当加强管理”，说明对责任的理解较为深入。</w:t>
       </w:r>
     </w:p>
     <w:p>
@@ -2758,12 +2969,12 @@
         <w:ind w:firstLine="0"/>
       </w:pPr>
       <w:r>
-        <w:t>探索任务</w:t>
+        <w:t>拓展探索</w:t>
       </w:r>
     </w:p>
     <w:p>
       <w:r>
-        <w:t>查阅你所在学校关于人工智能使用的规定，找出其中一条涉及“委托”或“负责”的条款，说明它对你的学习有什么具体要求。</w:t>
+        <w:t>查阅你所在学校关于人工智能使用的规定，找出其中一条涉及“委托”或“负责”的条款，说明它对你的学习有什么具体要求，并判断这一要求是否清楚、是否容易执行。</w:t>
       </w:r>
     </w:p>
     <w:p>
@@ -2772,7 +2983,7 @@
         <w:ind w:firstLine="0"/>
       </w:pPr>
       <w:r>
-        <w:t>任务五　判断任务归属</w:t>
+        <w:t>任务五　判定委托等级</w:t>
       </w:r>
     </w:p>
     <w:p>
@@ -2781,12 +2992,12 @@
         <w:ind w:firstLine="0"/>
       </w:pPr>
       <w:r>
-        <w:t>背景案例</w:t>
+        <w:t>案例导入</w:t>
       </w:r>
     </w:p>
     <w:p>
       <w:r>
-        <w:t>小林在一个月内收到了两家公司的实习录用通知，她很难作出选择。她把两家公司的岗位、薪资、地点和发展机会整理成资料，交给AI，请它给出推荐结论。</w:t>
+        <w:t>小林在一个月内收到了两家公司的实习录用通知，她很难作出选择。她把两家公司的岗位内容、薪资、工作地点和发展机会整理成资料，交给AI，请它给出推荐结论。</w:t>
       </w:r>
     </w:p>
     <w:p>
@@ -2796,7 +3007,7 @@
     </w:p>
     <w:p>
       <w:r>
-        <w:t>这个案例让小林看清了一个边界：同样是“用AI整理信息”，有的任务可以委托，有的任务必须由本人判断。本任务将帮助读者建立这一判断的依据。</w:t>
+        <w:t>这个案例让小林看清了一个边界：同样是“用AI整理信息”，有的任务可以较多地委托，有的任务必须由本人判断。本任务的目标，就是帮助读者建立判断委托等级的依据。</w:t>
       </w:r>
     </w:p>
     <w:p>
@@ -2805,12 +3016,12 @@
         <w:ind w:firstLine="0"/>
       </w:pPr>
       <w:r>
-        <w:t>5.1 风险类型</w:t>
+        <w:t>5.1 风险的类型</w:t>
       </w:r>
     </w:p>
     <w:p>
       <w:r>
-        <w:t>根据任务的性质，风险大致可以分为四类：事实风险、权益风险、决策风险和合规风险。表1-5列出了每类风险的典型表现和核验方法。</w:t>
+        <w:t>根据任务的性质，风险大致可以分为四类：事实风险、权益风险、决策风险和合规风险。表1-5列出了每一类风险的典型表现和核验方法。判断一项任务的风险，首先要确认它属于哪一类，因为不同类型的风险，需要的核验方式并不相同。</w:t>
       </w:r>
     </w:p>
     <w:p>
@@ -3117,12 +3328,12 @@
         <w:ind w:firstLine="0"/>
       </w:pPr>
       <w:r>
-        <w:t>5.2 判断流程</w:t>
+        <w:t>5.2 判断的流程</w:t>
       </w:r>
     </w:p>
     <w:p>
       <w:r>
-        <w:t>图1-3给出了判断任务归属的流程。第一个问题是：任务是否依赖真实事实，或者影响他人的权益？第二个问题是：输出是否会直接用于他人的决定？两个问题的回答都为否，任务才适合较高程度的委托，但仍需抽查。</w:t>
+        <w:t>图1-6给出了判断任务委托等级的流程。第一个问题是：任务是否依赖真实事实，或者是否影响他人的权益？如果回答为“是”，则该任务中的事实部分必须由本人核实并负责。第二个问题是：输出是否会直接用于他人的决定？如果回答为“是”，则最终结论必须由本人确认并承担后果。只有两个问题的回答都为“否”，任务才适合较高程度的委托，但仍需人工抽查。</w:t>
       </w:r>
     </w:p>
     <w:p>
@@ -3133,8 +3344,8 @@
       <w:r>
         <w:drawing>
           <wp:inline xmlns:a="http://schemas.openxmlformats.org/drawingml/2006/main" xmlns:pic="http://schemas.openxmlformats.org/drawingml/2006/picture">
-            <wp:extent cx="5040000" cy="3307500"/>
-            <wp:docPr id="3" name="Picture 3"/>
+            <wp:extent cx="4860000" cy="3189375"/>
+            <wp:docPr id="6" name="Picture 6"/>
             <wp:cNvGraphicFramePr>
               <a:graphicFrameLocks noChangeAspect="1"/>
             </wp:cNvGraphicFramePr>
@@ -3146,7 +3357,7 @@
                     <pic:cNvPicPr/>
                   </pic:nvPicPr>
                   <pic:blipFill>
-                    <a:blip r:embed="rId11"/>
+                    <a:blip r:embed="rId14"/>
                     <a:stretch>
                       <a:fillRect/>
                     </a:stretch>
@@ -3154,7 +3365,7 @@
                   <pic:spPr>
                     <a:xfrm>
                       <a:off x="0" y="0"/>
-                      <a:ext cx="5040000" cy="3307500"/>
+                      <a:ext cx="4860000" cy="3189375"/>
                     </a:xfrm>
                     <a:prstGeom prst="rect"/>
                   </pic:spPr>
@@ -3175,17 +3386,17 @@
           <w:b/>
           <w:sz w:val="20"/>
         </w:rPr>
-        <w:t>图1-3　任务归属的判断流程</w:t>
+        <w:t>图1-6　任务归属的判断流程</w:t>
       </w:r>
     </w:p>
     <w:p>
       <w:r>
-        <w:t>图1-3判断的对象是任务，而不是工具。同一个工具，既可以用于整理格式，也可以用于编造经历。</w:t>
+        <w:t>图1-6判断的对象是任务，而不是工具。同一个工具，既可以用于整理格式，也可以用于编造经历，两者的风险截然不同。因此，判断应当针对具体的任务，而不能笼统地说“这个工具可靠”或“那个工具不可靠”。</w:t>
       </w:r>
     </w:p>
     <w:p>
       <w:pPr>
-        <w:ind w:left="240"/>
+        <w:ind w:left="240" w:firstLine="0"/>
       </w:pPr>
       <w:r>
         <w:rPr>
@@ -3194,7 +3405,7 @@
         <w:t>【提醒】</w:t>
       </w:r>
       <w:r>
-        <w:t>图注中的说明同样重要：涉及个人决策的任务，无论是否影响他人，都由本人负责。小林的实习选择就属于这一类。</w:t>
+        <w:t>图注中的说明同样重要：涉及个人决策、责任归属的任务，无论是否影响他人，都由本人负责。小林选择实习的任务即属于这一类。</w:t>
       </w:r>
     </w:p>
     <w:p>
@@ -3203,12 +3414,70 @@
         <w:ind w:firstLine="0"/>
       </w:pPr>
       <w:r>
-        <w:t>5.3 小林的拆分</w:t>
+        <w:t>5.3 任务的拆分</w:t>
       </w:r>
     </w:p>
     <w:p>
       <w:r>
-        <w:t>小林后来把“选择实习”拆成了若干步骤。整理岗位信息、比较公开的薪资数据，可以交给AI；核实公司的基本信息，需要她本人在官方渠道中确认；最终是否接受，则完全由她自己决定。拆分之后，她发现问题并没有那么难：AI负责的部分越清楚，她自己的判断就越集中。</w:t>
+        <w:t>小林后来把“选择实习”拆成了若干步骤。整理岗位信息、比较公开的薪资数据，可以交给AI；核实公司的基本信息，需要她本人在官方渠道中确认；最终是否接受，则完全由她自己决定。图1-7展示了她的做法：把每一项任务写在卡片上，依据判断流程，分别放入“可以委托”和“本人负责”两个托盘中。</w:t>
+      </w:r>
+    </w:p>
+    <w:p>
+      <w:pPr>
+        <w:ind w:firstLine="0"/>
+        <w:jc w:val="center"/>
+      </w:pPr>
+      <w:r>
+        <w:drawing>
+          <wp:inline xmlns:a="http://schemas.openxmlformats.org/drawingml/2006/main" xmlns:pic="http://schemas.openxmlformats.org/drawingml/2006/picture">
+            <wp:extent cx="4860000" cy="2650909"/>
+            <wp:docPr id="7" name="Picture 7"/>
+            <wp:cNvGraphicFramePr>
+              <a:graphicFrameLocks noChangeAspect="1"/>
+            </wp:cNvGraphicFramePr>
+            <a:graphic>
+              <a:graphicData uri="http://schemas.openxmlformats.org/drawingml/2006/picture">
+                <pic:pic>
+                  <pic:nvPicPr>
+                    <pic:cNvPr id="0" name="fig_e_任务卡片.png"/>
+                    <pic:cNvPicPr/>
+                  </pic:nvPicPr>
+                  <pic:blipFill>
+                    <a:blip r:embed="rId15"/>
+                    <a:stretch>
+                      <a:fillRect/>
+                    </a:stretch>
+                  </pic:blipFill>
+                  <pic:spPr>
+                    <a:xfrm>
+                      <a:off x="0" y="0"/>
+                      <a:ext cx="4860000" cy="2650909"/>
+                    </a:xfrm>
+                    <a:prstGeom prst="rect"/>
+                  </pic:spPr>
+                </pic:pic>
+              </a:graphicData>
+            </a:graphic>
+          </wp:inline>
+        </w:drawing>
+      </w:r>
+    </w:p>
+    <w:p>
+      <w:pPr>
+        <w:ind w:firstLine="0"/>
+        <w:jc w:val="center"/>
+      </w:pPr>
+      <w:r>
+        <w:rPr>
+          <w:b/>
+          <w:sz w:val="20"/>
+        </w:rPr>
+        <w:t>图1-7　任务卡片的分拣示意</w:t>
+      </w:r>
+    </w:p>
+    <w:p>
+      <w:r>
+        <w:t>拆分之后，小林发现问题并没有想象中那么难。AI负责的部分越清楚，她自己的判断就越集中，她也能更有把握地说明，哪些信息来自何处，哪些结论是她自己作出的。</w:t>
       </w:r>
     </w:p>
     <w:p>
@@ -3222,7 +3491,7 @@
     </w:p>
     <w:p>
       <w:r>
-        <w:t>把你本周的三项任务分别写在卡片上，依据图1-3判断每一项的委托程度，并写出理由。</w:t>
+        <w:t>把你本周需要完成的三项任务分别写在卡片上，依据图1-6判断每一项的委托等级，并写出判断理由。每一项任务至少要说明：它是否依赖事实，输出是否直接用于决定，以及本人保留了哪些判断。</w:t>
       </w:r>
     </w:p>
     <w:p>
@@ -3233,7 +3502,7 @@
         <w:t>参考要点：</w:t>
       </w:r>
       <w:r>
-        <w:t>常见的误区是把“不影响他人”等同于“可以完全委托”。个人决策虽然只影响本人，但仍然需要本人负责。判断理由应当说明：任务是否依赖事实，输出是否直接用于决定，以及本人保留了哪些判断。</w:t>
+        <w:t>常见的误区是把“不影响他人”等同于“可以完全委托”。个人决策虽然只影响本人，但仍然需要本人负责。若一项任务的理由中只写了“AI写得很好”，说明判断的依据还不充分，因为文字的质量并不能说明事实的真实性。</w:t>
       </w:r>
     </w:p>
     <w:p>
@@ -3242,12 +3511,12 @@
         <w:ind w:firstLine="0"/>
       </w:pPr>
       <w:r>
-        <w:t>探索任务</w:t>
+        <w:t>拓展探索</w:t>
       </w:r>
     </w:p>
     <w:p>
       <w:r>
-        <w:t>找一项你曾经交给AI处理、看似是小事、但其实涉及个人决策的任务，重新分析它的委托边界。</w:t>
+        <w:t>找一项你曾经交给AI处理、看似是小事、但其实涉及个人决策的任务，重新分析它的委托边界。思考：如果当时把其中的决策部分交出去，结果会有什么不同？</w:t>
       </w:r>
     </w:p>
     <w:p>
@@ -3256,7 +3525,7 @@
         <w:ind w:firstLine="0"/>
       </w:pPr>
       <w:r>
-        <w:t>任务六　核验、修改与留痕</w:t>
+        <w:t>任务六　落实核验留痕</w:t>
       </w:r>
     </w:p>
     <w:p>
@@ -3265,17 +3534,17 @@
         <w:ind w:firstLine="0"/>
       </w:pPr>
       <w:r>
-        <w:t>背景案例</w:t>
+        <w:t>案例导入</w:t>
       </w:r>
     </w:p>
     <w:p>
       <w:r>
-        <w:t>某团队在项目验收的前一天，才发现汇报材料中的一组用户增长数据来自AI的估算。团队成员回头查找原始来源，只找到一条“约为某某数据”的说法，无法说明它的依据。汇报被迫推迟，团队为此多花了一周时间重新调研。</w:t>
+        <w:t>某团队在项目验收的前一天，才发现汇报材料中的一组用户增长数据来自AI的估算。团队成员回头查找原始来源，只找到一句“约为某某数据”的说法，无法说明它的依据。汇报被迫推迟，团队为此多花了一周时间重新调研。</w:t>
       </w:r>
     </w:p>
     <w:p>
       <w:r>
-        <w:t>这个团队并不缺少认真的成员，缺少的是两件事：提交前的逐项核验，以及对来源的记录。留痕的价值，常常要等到出现问题时才被认识到。</w:t>
+        <w:t>这个团队并不缺少认真的成员，缺少的是两件事：提交之前的逐项核验，以及对来源的记录。留痕的价值，常常要等到出现问题时才能被认识到。如果当时保存了AI的原始输出和提示词，团队就能够还原判断的过程，问题也就不会拖到验收前一天才暴露。</w:t>
       </w:r>
     </w:p>
     <w:p>
@@ -3284,12 +3553,12 @@
         <w:ind w:firstLine="0"/>
       </w:pPr>
       <w:r>
-        <w:t>6.1 提示词</w:t>
+        <w:t>6.1 提示词的设计</w:t>
       </w:r>
     </w:p>
     <w:p>
       <w:r>
-        <w:t>在使用AI之前，提示词的设计会决定AI的工作范围。一条好的提示词通常包含五个要素，表1-6列出了它们的含义和示例。</w:t>
+        <w:t>在使用AI之前，提示词的设计会决定AI的工作范围。一条较为完整的提示词通常包含五个要素，表1-6列出了它们的含义和示例。要素越完整，AI的工作边界越清楚，输出也越容易检查。</w:t>
       </w:r>
     </w:p>
     <w:p>
@@ -3645,7 +3914,7 @@
     </w:p>
     <w:p>
       <w:r>
-        <w:t>小林在提示词中写下了上述五个要素。但她很快发现，提示词只能降低风险，不能消除风险。AI有时仍会违反“不得添加数据”的要求，因此核验仍然不可省略。</w:t>
+        <w:t>小林在提示词中写下了上述五个要素。但她很快发现，提示词只能降低风险，不能消除风险。AI有时仍会违反“不得添加数据”的要求，因此核验仍然不可省略。提示词的作用是让核验更容易进行，而不是让核验变得不必要。</w:t>
       </w:r>
     </w:p>
     <w:p>
@@ -3654,12 +3923,12 @@
         <w:ind w:firstLine="0"/>
       </w:pPr>
       <w:r>
-        <w:t>6.2 核验</w:t>
+        <w:t>6.2 逐项核验</w:t>
       </w:r>
     </w:p>
     <w:p>
       <w:r>
-        <w:t>小林的核验依据表1-7进行。她把AI生成的一段经历描述逐句对照原始材料，发现其中的“约12万条记录”在课程报告中没有依据，于是删除；又发现“获得老师好评”与评语原文不一致，于是改回评语中的表述。</w:t>
+        <w:t>小林的核验依据表1-7进行。她把AI生成的一段经历描述逐句对照原始材料：其中的“约12万条记录”在课程报告中没有依据，她删除了这一数字；“获得老师好评”与老师评语的原文不一致，她改回评语中的表述。每一次修改，她都在任务责任表中记下了修改的位置和依据。</w:t>
       </w:r>
     </w:p>
     <w:p>
@@ -4189,12 +4458,12 @@
     </w:p>
     <w:p>
       <w:r>
-        <w:t>表1-7中的第6项最容易被忽视，却最能检验核验是否到位。能够口头说明的内容，才真正属于自己。</w:t>
+        <w:t>表1-7中的第6项最容易被忽视，却最能检验核验是否到位。能够口头说明的内容，才真正属于自己；只能照着文字念、说不清来源的内容，即使已经通过前五项检查，也仍需重新核实。</w:t>
       </w:r>
     </w:p>
     <w:p>
       <w:pPr>
-        <w:ind w:left="240"/>
+        <w:ind w:left="240" w:firstLine="0"/>
       </w:pPr>
       <w:r>
         <w:rPr>
@@ -4203,7 +4472,7 @@
         <w:t>【提醒】</w:t>
       </w:r>
       <w:r>
-        <w:t>不要用AI核验AI。AI对自己输出的“自我检查”不能作为核验依据，核验的依据应当是原始材料。</w:t>
+        <w:t>不要用AI核验AI。AI对自己输出的“自我检查”不能作为核验依据，核验的依据应当是原始材料或权威来源。</w:t>
       </w:r>
     </w:p>
     <w:p>
@@ -4212,12 +4481,12 @@
         <w:ind w:firstLine="0"/>
       </w:pPr>
       <w:r>
-        <w:t>6.3 留痕</w:t>
+        <w:t>6.3 任务责任表</w:t>
       </w:r>
     </w:p>
     <w:p>
       <w:r>
-        <w:t>核验之后，要把过程记录下来。表1-8是小林完成任务后填写的任务责任表。每一项判断都要写明理由，核验的方法要具体到他人可以复现。</w:t>
+        <w:t>核验之后，要把过程记录下来。表1-8是小林完成任务后填写的任务责任表，图1-8展示了记录的基本形式。每一项判断都要写明理由，核验的方法要具体到他人可以依据记录复现。</w:t>
       </w:r>
     </w:p>
     <w:p>
@@ -4693,8 +4962,61 @@
       </w:pPr>
     </w:p>
     <w:p>
+      <w:pPr>
+        <w:ind w:firstLine="0"/>
+        <w:jc w:val="center"/>
+      </w:pPr>
       <w:r>
-        <w:t>留痕的最终目的，是让每一次使用都能经得起追溯。当小林在面试中被问到“这段经历中哪些是你自己做的”，她可以清楚地回答，因为记录就在那里。</w:t>
+        <w:drawing>
+          <wp:inline xmlns:a="http://schemas.openxmlformats.org/drawingml/2006/main" xmlns:pic="http://schemas.openxmlformats.org/drawingml/2006/picture">
+            <wp:extent cx="4860000" cy="2650909"/>
+            <wp:docPr id="8" name="Picture 8"/>
+            <wp:cNvGraphicFramePr>
+              <a:graphicFrameLocks noChangeAspect="1"/>
+            </wp:cNvGraphicFramePr>
+            <a:graphic>
+              <a:graphicData uri="http://schemas.openxmlformats.org/drawingml/2006/picture">
+                <pic:pic>
+                  <pic:nvPicPr>
+                    <pic:cNvPr id="0" name="fig_f_留痕.png"/>
+                    <pic:cNvPicPr/>
+                  </pic:nvPicPr>
+                  <pic:blipFill>
+                    <a:blip r:embed="rId16"/>
+                    <a:stretch>
+                      <a:fillRect/>
+                    </a:stretch>
+                  </pic:blipFill>
+                  <pic:spPr>
+                    <a:xfrm>
+                      <a:off x="0" y="0"/>
+                      <a:ext cx="4860000" cy="2650909"/>
+                    </a:xfrm>
+                    <a:prstGeom prst="rect"/>
+                  </pic:spPr>
+                </pic:pic>
+              </a:graphicData>
+            </a:graphic>
+          </wp:inline>
+        </w:drawing>
+      </w:r>
+    </w:p>
+    <w:p>
+      <w:pPr>
+        <w:ind w:firstLine="0"/>
+        <w:jc w:val="center"/>
+      </w:pPr>
+      <w:r>
+        <w:rPr>
+          <w:b/>
+          <w:sz w:val="20"/>
+        </w:rPr>
+        <w:t>图1-8　任务责任表与核验记录</w:t>
+      </w:r>
+    </w:p>
+    <w:p>
+      <w:r>
+        <w:t>留痕的最终目的，是让每一次使用都经得起追溯。当小林在面试中被问到“这段经历中哪些是你自己做的”，她可以清楚地回答，因为记录就在那里，每一项内容的来源和修改依据都写得明白。</w:t>
       </w:r>
     </w:p>
     <w:p>
@@ -4703,12 +5025,12 @@
         <w:ind w:firstLine="0"/>
       </w:pPr>
       <w:r>
-        <w:t>6.4 常见失误</w:t>
+        <w:t>6.4 常见的失误</w:t>
       </w:r>
     </w:p>
     <w:p>
       <w:r>
-        <w:t>核验时常见的失误有三种：只核验明显错误，而忽略听起来合理的表述；修改之后不再复查，导致新的问题出现；留痕只写“已核实”，却不说明核实了什么。避免这些失误，最简单的办法是三遍核验：第一遍对照原始材料逐句检查，第二遍只检查修改过的句子，第三遍向他人口头解释每一句话的依据。</w:t>
+        <w:t>核验与留痕时常见的失误有三种。其一，只核验明显错误，而忽略听起来合理的表述；其二，修改之后不再复查，导致新的问题出现；其三，留痕只写“已核实”，却不说明核实了什么。避免这些失误，最简单的办法是三遍核验：第一遍对照原始材料逐句检查，第二遍只检查修改过的句子，第三遍向他人口头解释每一句话的依据。</w:t>
       </w:r>
     </w:p>
     <w:p>
@@ -4722,7 +5044,7 @@
     </w:p>
     <w:p>
       <w:r>
-        <w:t>对自己的一份材料（课程作业、社团材料或个人简介）完成一次核验，并按表1-8的格式填写任务责任表。</w:t>
+        <w:t>选择自己的一份材料，如课程作业、社团材料或个人简介，完成一次核验，并按表1-8的格式填写任务责任表。核验时，每一项内容都要标明检查的依据。</w:t>
       </w:r>
     </w:p>
     <w:p>
@@ -4733,7 +5055,7 @@
         <w:t>参考要点：</w:t>
       </w:r>
       <w:r>
-        <w:t>一份合格的记录，应当能够让另一个人依据记录找到每一项依据。如果只能写出结论，而写不出方法，说明核验还需要补充。</w:t>
+        <w:t>一份合格的记录，应当能够让另一个人依据记录找到每一项内容的依据。如果只能写出结论，而写不出方法，说明核验还不完整，需要补充。若记录中出现大量“已核实”而没有具体来源，应当重新检查。</w:t>
       </w:r>
     </w:p>
     <w:p>
@@ -4742,12 +5064,12 @@
         <w:ind w:firstLine="0"/>
       </w:pPr>
       <w:r>
-        <w:t>探索任务</w:t>
+        <w:t>拓展探索</w:t>
       </w:r>
     </w:p>
     <w:p>
       <w:r>
-        <w:t>设计一份适合你所在专业的任务责任表模板，说明每一栏的设计理由，并与同学的模板比较：哪些栏目最有价值，哪些可以合并。</w:t>
+        <w:t>设计一份适合你所在专业的任务责任表模板，说明每一栏的设计理由，并与同学的模板进行比较。思考：哪些栏目在实际使用中最有价值，哪些栏目可以合并或删除。</w:t>
       </w:r>
     </w:p>
     <w:p>
@@ -5306,12 +5628,12 @@
     </w:p>
     <w:p>
       <w:r>
-        <w:t>表1-9显示，真正需要核实的，往往是时间、批准文号、学分和联系人这些读者会据以行动的信息。活动名称和主题即使由AI起草，风险也较低。核验的精力应当集中在“读者会据以行动”的信息上。</w:t>
+        <w:t>表1-9显示，真正需要核实的，往往是时间、批准文号、学分和联系人等读者会据以行动的信息。活动名称和主题即使由AI起草，风险也较低。核验的精力应当集中在“读者会据以行动”的信息上，这也是图1-9所示流程的出发点。</w:t>
       </w:r>
     </w:p>
     <w:p>
       <w:r>
-        <w:t>发布前，可以按照图1-4所示的流程进行核对。流程的核心是：先核对事实，再核对权益，最后由发布者本人确认并留痕。</w:t>
+        <w:t>发布前，可以按照图1-9的流程进行核对。流程的核心是：先核对事实，再核对权益，最后由发布者本人确认并留痕。只有全部核对项目都通过，通知才能发布。</w:t>
       </w:r>
     </w:p>
     <w:p>
@@ -5322,8 +5644,8 @@
       <w:r>
         <w:drawing>
           <wp:inline xmlns:a="http://schemas.openxmlformats.org/drawingml/2006/main" xmlns:pic="http://schemas.openxmlformats.org/drawingml/2006/picture">
-            <wp:extent cx="5040000" cy="3806927"/>
-            <wp:docPr id="4" name="Picture 4"/>
+            <wp:extent cx="4860000" cy="3670965"/>
+            <wp:docPr id="9" name="Picture 9"/>
             <wp:cNvGraphicFramePr>
               <a:graphicFrameLocks noChangeAspect="1"/>
             </wp:cNvGraphicFramePr>
@@ -5335,7 +5657,7 @@
                     <pic:cNvPicPr/>
                   </pic:nvPicPr>
                   <pic:blipFill>
-                    <a:blip r:embed="rId12"/>
+                    <a:blip r:embed="rId17"/>
                     <a:stretch>
                       <a:fillRect/>
                     </a:stretch>
@@ -5343,7 +5665,7 @@
                   <pic:spPr>
                     <a:xfrm>
                       <a:off x="0" y="0"/>
-                      <a:ext cx="5040000" cy="3806927"/>
+                      <a:ext cx="4860000" cy="3670965"/>
                     </a:xfrm>
                     <a:prstGeom prst="rect"/>
                   </pic:spPr>
@@ -5364,7 +5686,7 @@
           <w:b/>
           <w:sz w:val="20"/>
         </w:rPr>
-        <w:t>图1-4　通知发布前的核对流程</w:t>
+        <w:t>图1-9　通知发布前的核对流程</w:t>
       </w:r>
     </w:p>
     <w:p>
@@ -5391,7 +5713,7 @@
         <w:t>讨论题二：</w:t>
       </w:r>
       <w:r>
-        <w:t>如果这份公告涉及的是学生的个人信息，例如成绩或家庭情况，应当如何调整使用方式？</w:t>
+        <w:t>如果这份公告涉及的是学生的个人信息，例如成绩或家庭情况，应当如何调整使用方式？请说明理由。</w:t>
       </w:r>
     </w:p>
     <w:p>
@@ -5402,7 +5724,7 @@
         <w:t>讨论题三：</w:t>
       </w:r>
       <w:r>
-        <w:t>如果学院要求班级公告必须注明“学院批准”，而小周无法确认批准文号，他应当怎么办？</w:t>
+        <w:t>如果学院要求班级公告必须注明“学院批准”，而小周无法确认批准文号，他应当怎样处理？请给出两种可行的做法。</w:t>
       </w:r>
     </w:p>
     <w:p>
@@ -5416,12 +5738,12 @@
     </w:p>
     <w:p>
       <w:r>
-        <w:t>小林的实习申请在11月中旬有了结果。她收到了一家公司的面试邀请。面试中，面试官请她介绍简历中的数据清洗项目，并追问其中哪些环节是她亲自完成的。小林先说明了自己负责的部分，又指出哪些步骤参考了课程教师的建议，哪些数据是在她核对后保留的。面试官在记录中写下：“经历真实，能够说明过程。”</w:t>
+        <w:t>小林的实习申请在11月中旬有了结果，她收到了一家公司的面试邀请。面试中，面试官请她介绍简历中的数据清洗项目，并追问其中哪些环节是她亲自完成的。小林先说明了自己负责的部分，又指出哪些步骤参考了课程教师的建议，哪些数据是在她核对之后保留的。面试官在记录中写下：“经历真实，能够说明过程。”</w:t>
       </w:r>
     </w:p>
     <w:p>
       <w:r>
-        <w:t>回顾这一过程，小林的收获并不在于用了多少AI，而在于她始终清楚三件事：哪些部分交给了AI，哪些部分由自己判断，以及每一项内容在出现问题时能够追溯到哪里。这三件事，也是本项目希望读者带走的习惯：不把AI的输出当作事实，委托之前先判断风险，提交之前完成核验并留痕。</w:t>
+        <w:t>回顾这一过程，小林的收获并不在于使用了多少AI，而在于她始终清楚三件事：哪些部分交给了AI，哪些部分由自己判断，以及每一项内容在出现问题时能够追溯到哪里。这三件事，也是本项目希望读者带走的习惯：不把AI的输出当作事实，委托之前先判断风险，提交之前完成核验并留痕。</w:t>
       </w:r>
     </w:p>
     <w:p>
@@ -5446,7 +5768,7 @@
         <w:t>练习一（对应任务一、任务二）：</w:t>
       </w:r>
       <w:r>
-        <w:t>请选择你最近一周的一项任务，分别写出“不用AI”和“使用AI并核验”两种做法的时间成本与风险，并说明你的选择。</w:t>
+        <w:t>请选择你最近一周的一项任务，分别写出“不使用AI”和“使用AI并核验”两种做法的时间成本与风险，并说明你的选择理由。</w:t>
       </w:r>
     </w:p>
     <w:p>
@@ -5457,7 +5779,7 @@
         <w:t>练习二（对应任务三）：</w:t>
       </w:r>
       <w:r>
-        <w:t>找出一段AI生成的文字，标出其中所有可以核实的事实，逐条完成核实，并记录结果。</w:t>
+        <w:t>找出一段AI生成的文字，标出其中所有可以核实的事实，逐条完成核实，并记录核实的途径和结果。</w:t>
       </w:r>
     </w:p>
     <w:p>
@@ -5468,7 +5790,7 @@
         <w:t>练习三（对应任务五）：</w:t>
       </w:r>
       <w:r>
-        <w:t>假设你准备把一位同学帮你做的实训成果写入求职材料，请依据图1-3分析这一任务的风险类型和委托边界。</w:t>
+        <w:t>假设你准备把一位同学帮你完成的实训成果写入求职材料，请依据图1-6分析这一任务的风险类型和委托等级。</w:t>
       </w:r>
     </w:p>
     <w:p>
